--- a/assets/files/CV-AlirezaKargar.docx
+++ b/assets/files/CV-AlirezaKargar.docx
@@ -1,6 +1,6 @@
 
 <file path=word/document.xml><?xml version="1.0" encoding="utf-8"?>
-<w:document xmlns:wpc="http://schemas.microsoft.com/office/word/2010/wordprocessingCanvas" xmlns:cx="http://schemas.microsoft.com/office/drawing/2014/chartex" xmlns:cx1="http://schemas.microsoft.com/office/drawing/2015/9/8/chartex" xmlns:cx2="http://schemas.microsoft.com/office/drawing/2015/10/21/chartex" xmlns:cx3="http://schemas.microsoft.com/office/drawing/2016/5/9/chartex" xmlns:cx4="http://schemas.microsoft.com/office/drawing/2016/5/10/chartex" xmlns:cx5="http://schemas.microsoft.com/office/drawing/2016/5/11/chartex" xmlns:cx6="http://schemas.microsoft.com/office/drawing/2016/5/12/chartex" xmlns:cx7="http://schemas.microsoft.com/office/drawing/2016/5/13/chartex" xmlns:cx8="http://schemas.microsoft.com/office/drawing/2016/5/14/chartex" xmlns:mc="http://schemas.openxmlformats.org/markup-compatibility/2006" xmlns:aink="http://schemas.microsoft.com/office/drawing/2016/ink" xmlns:am3d="http://schemas.microsoft.com/office/drawing/2017/model3d" xmlns:o="urn:schemas-microsoft-com:office:office" xmlns:oel="http://schemas.microsoft.com/office/2019/extlst" xmlns:r="http://schemas.openxmlformats.org/officeDocument/2006/relationships" xmlns:m="http://schemas.openxmlformats.org/officeDocument/2006/math" xmlns:v="urn:schemas-microsoft-com:vml" xmlns:wp14="http://schemas.microsoft.com/office/word/2010/wordprocessingDrawing" xmlns:wp="http://schemas.openxmlformats.org/drawingml/2006/wordprocessingDrawing" xmlns:w10="urn:schemas-microsoft-com:office:word" xmlns:w="http://schemas.openxmlformats.org/wordprocessingml/2006/main" xmlns:w14="http://schemas.microsoft.com/office/word/2010/wordml" xmlns:w15="http://schemas.microsoft.com/office/word/2012/wordml" xmlns:w16cex="http://schemas.microsoft.com/office/word/2018/wordml/cex" xmlns:w16cid="http://schemas.microsoft.com/office/word/2016/wordml/cid" xmlns:w16="http://schemas.microsoft.com/office/word/2018/wordml" xmlns:w16du="http://schemas.microsoft.com/office/word/2023/wordml/word16du" xmlns:w16sdtdh="http://schemas.microsoft.com/office/word/2020/wordml/sdtdatahash" xmlns:w16se="http://schemas.microsoft.com/office/word/2015/wordml/symex" xmlns:wpg="http://schemas.microsoft.com/office/word/2010/wordprocessingGroup" xmlns:wpi="http://schemas.microsoft.com/office/word/2010/wordprocessingInk" xmlns:wne="http://schemas.microsoft.com/office/word/2006/wordml" xmlns:wps="http://schemas.microsoft.com/office/word/2010/wordprocessingShape" mc:Ignorable="w14 w15 w16se w16cid w16 w16cex w16sdtdh w16du wp14">
+<w:document xmlns:wpc="http://schemas.microsoft.com/office/word/2010/wordprocessingCanvas" xmlns:cx="http://schemas.microsoft.com/office/drawing/2014/chartex" xmlns:cx1="http://schemas.microsoft.com/office/drawing/2015/9/8/chartex" xmlns:cx2="http://schemas.microsoft.com/office/drawing/2015/10/21/chartex" xmlns:cx3="http://schemas.microsoft.com/office/drawing/2016/5/9/chartex" xmlns:cx4="http://schemas.microsoft.com/office/drawing/2016/5/10/chartex" xmlns:cx5="http://schemas.microsoft.com/office/drawing/2016/5/11/chartex" xmlns:cx6="http://schemas.microsoft.com/office/drawing/2016/5/12/chartex" xmlns:cx7="http://schemas.microsoft.com/office/drawing/2016/5/13/chartex" xmlns:cx8="http://schemas.microsoft.com/office/drawing/2016/5/14/chartex" xmlns:mc="http://schemas.openxmlformats.org/markup-compatibility/2006" xmlns:aink="http://schemas.microsoft.com/office/drawing/2016/ink" xmlns:am3d="http://schemas.microsoft.com/office/drawing/2017/model3d" xmlns:o="urn:schemas-microsoft-com:office:office" xmlns:oel="http://schemas.microsoft.com/office/2019/extlst" xmlns:r="http://schemas.openxmlformats.org/officeDocument/2006/relationships" xmlns:m="http://schemas.openxmlformats.org/officeDocument/2006/math" xmlns:v="urn:schemas-microsoft-com:vml" xmlns:wp14="http://schemas.microsoft.com/office/word/2010/wordprocessingDrawing" xmlns:wp="http://schemas.openxmlformats.org/drawingml/2006/wordprocessingDrawing" xmlns:w10="urn:schemas-microsoft-com:office:word" xmlns:w="http://schemas.openxmlformats.org/wordprocessingml/2006/main" xmlns:w14="http://schemas.microsoft.com/office/word/2010/wordml" xmlns:w15="http://schemas.microsoft.com/office/word/2012/wordml" xmlns:w16cex="http://schemas.microsoft.com/office/word/2018/wordml/cex" xmlns:w16cid="http://schemas.microsoft.com/office/word/2016/wordml/cid" xmlns:w16="http://schemas.microsoft.com/office/word/2018/wordml" xmlns:w16du="http://schemas.microsoft.com/office/word/2023/wordml/word16du" xmlns:w16sdtdh="http://schemas.microsoft.com/office/word/2020/wordml/sdtdatahash" xmlns:w16sdtfl="http://schemas.microsoft.com/office/word/2024/wordml/sdtformatlock" xmlns:w16se="http://schemas.microsoft.com/office/word/2015/wordml/symex" xmlns:wpg="http://schemas.microsoft.com/office/word/2010/wordprocessingGroup" xmlns:wpi="http://schemas.microsoft.com/office/word/2010/wordprocessingInk" xmlns:wne="http://schemas.microsoft.com/office/word/2006/wordml" xmlns:wps="http://schemas.microsoft.com/office/word/2010/wordprocessingShape" mc:Ignorable="w14 w15 w16se w16cid w16 w16cex w16sdtdh w16sdtfl w16du wp14">
   <w:body>
     <w:tbl>
       <w:tblPr>
@@ -52,7 +52,6 @@
         <w:tc>
           <w:tcPr>
             <w:tcW w:w="425" w:type="dxa"/>
-            <w:shd w:val="clear" w:color="auto" w:fill="auto"/>
             <w:vAlign w:val="center"/>
           </w:tcPr>
           <w:p>
@@ -120,7 +119,6 @@
         <w:tc>
           <w:tcPr>
             <w:tcW w:w="1838" w:type="dxa"/>
-            <w:shd w:val="clear" w:color="auto" w:fill="auto"/>
             <w:vAlign w:val="center"/>
           </w:tcPr>
           <w:p>
@@ -223,7 +221,6 @@
         <w:tc>
           <w:tcPr>
             <w:tcW w:w="2552" w:type="dxa"/>
-            <w:shd w:val="clear" w:color="auto" w:fill="auto"/>
             <w:vAlign w:val="center"/>
           </w:tcPr>
           <w:p>
@@ -269,7 +266,6 @@
         <w:tc>
           <w:tcPr>
             <w:tcW w:w="425" w:type="dxa"/>
-            <w:shd w:val="clear" w:color="auto" w:fill="auto"/>
             <w:vAlign w:val="center"/>
           </w:tcPr>
           <w:p>
@@ -341,7 +337,6 @@
         <w:tc>
           <w:tcPr>
             <w:tcW w:w="1838" w:type="dxa"/>
-            <w:shd w:val="clear" w:color="auto" w:fill="auto"/>
             <w:vAlign w:val="center"/>
           </w:tcPr>
           <w:p>
@@ -473,7 +468,6 @@
         <w:tc>
           <w:tcPr>
             <w:tcW w:w="425" w:type="dxa"/>
-            <w:shd w:val="clear" w:color="auto" w:fill="auto"/>
             <w:vAlign w:val="center"/>
           </w:tcPr>
           <w:p>
@@ -544,7 +538,6 @@
         <w:tc>
           <w:tcPr>
             <w:tcW w:w="1838" w:type="dxa"/>
-            <w:shd w:val="clear" w:color="auto" w:fill="auto"/>
             <w:vAlign w:val="center"/>
           </w:tcPr>
           <w:p>
@@ -666,11 +659,131 @@
         <w:rPr>
           <w:rFonts w:asciiTheme="majorBidi" w:hAnsiTheme="majorBidi" w:cstheme="majorBidi"/>
           <w:noProof/>
+          <w:color w:val="000000" w:themeColor="text1"/>
         </w:rPr>
         <mc:AlternateContent>
           <mc:Choice Requires="wps">
             <w:drawing>
-              <wp:anchor distT="0" distB="0" distL="114300" distR="114300" simplePos="0" relativeHeight="251743232" behindDoc="0" locked="0" layoutInCell="1" allowOverlap="1" wp14:anchorId="7209CCE4" wp14:editId="4F9E993B">
+              <wp:anchor distT="0" distB="0" distL="114300" distR="114300" simplePos="0" relativeHeight="251732992" behindDoc="0" locked="0" layoutInCell="1" allowOverlap="1" wp14:anchorId="4F0C96DB" wp14:editId="2EB7A11B">
+                <wp:simplePos x="0" y="0"/>
+                <wp:positionH relativeFrom="margin">
+                  <wp:posOffset>-38603</wp:posOffset>
+                </wp:positionH>
+                <wp:positionV relativeFrom="paragraph">
+                  <wp:posOffset>-699566</wp:posOffset>
+                </wp:positionV>
+                <wp:extent cx="3048898" cy="733065"/>
+                <wp:effectExtent l="0" t="0" r="0" b="0"/>
+                <wp:wrapNone/>
+                <wp:docPr id="1305003382" name="Text Box 1"/>
+                <wp:cNvGraphicFramePr/>
+                <a:graphic xmlns:a="http://schemas.openxmlformats.org/drawingml/2006/main">
+                  <a:graphicData uri="http://schemas.microsoft.com/office/word/2010/wordprocessingShape">
+                    <wps:wsp>
+                      <wps:cNvSpPr txBox="1"/>
+                      <wps:spPr>
+                        <a:xfrm>
+                          <a:off x="0" y="0"/>
+                          <a:ext cx="3048898" cy="733065"/>
+                        </a:xfrm>
+                        <a:prstGeom prst="rect">
+                          <a:avLst/>
+                        </a:prstGeom>
+                        <a:noFill/>
+                        <a:ln w="6350">
+                          <a:noFill/>
+                        </a:ln>
+                      </wps:spPr>
+                      <wps:txbx>
+                        <w:txbxContent>
+                          <w:p>
+                            <w:pPr>
+                              <w:rPr>
+                                <w:b/>
+                                <w:color w:val="000000" w:themeColor="text1"/>
+                                <w:sz w:val="68"/>
+                                <w:szCs w:val="68"/>
+                              </w:rPr>
+                            </w:pPr>
+                            <w:r>
+                              <w:rPr>
+                                <w:rFonts w:asciiTheme="majorBidi" w:hAnsiTheme="majorBidi" w:cstheme="majorBidi"/>
+                                <w:b/>
+                                <w:color w:val="000000" w:themeColor="text1"/>
+                                <w:sz w:val="68"/>
+                                <w:szCs w:val="68"/>
+                                <w:lang w:eastAsia="zh-HK"/>
+                              </w:rPr>
+                              <w:t>Alireza Kargar</w:t>
+                            </w:r>
+                          </w:p>
+                        </w:txbxContent>
+                      </wps:txbx>
+                      <wps:bodyPr rot="0" spcFirstLastPara="0" vertOverflow="overflow" horzOverflow="overflow" vert="horz" wrap="square" lIns="91440" tIns="45720" rIns="91440" bIns="45720" numCol="1" spcCol="0" rtlCol="0" fromWordArt="0" anchor="t" anchorCtr="0" forceAA="0" compatLnSpc="1">
+                        <a:prstTxWarp prst="textNoShape">
+                          <a:avLst/>
+                        </a:prstTxWarp>
+                        <a:noAutofit/>
+                      </wps:bodyPr>
+                    </wps:wsp>
+                  </a:graphicData>
+                </a:graphic>
+                <wp14:sizeRelH relativeFrom="margin">
+                  <wp14:pctWidth>0</wp14:pctWidth>
+                </wp14:sizeRelH>
+                <wp14:sizeRelV relativeFrom="margin">
+                  <wp14:pctHeight>0</wp14:pctHeight>
+                </wp14:sizeRelV>
+              </wp:anchor>
+            </w:drawing>
+          </mc:Choice>
+          <mc:Fallback>
+            <w:pict>
+              <v:shapetype w14:anchorId="4F0C96DB" id="_x0000_t202" coordsize="21600,21600" o:spt="202" path="m,l,21600r21600,l21600,xe">
+                <v:stroke joinstyle="miter"/>
+                <v:path gradientshapeok="t" o:connecttype="rect"/>
+              </v:shapetype>
+              <v:shape id="Text Box 1" o:spid="_x0000_s1026" type="#_x0000_t202" style="position:absolute;left:0;text-align:left;margin-left:-3.05pt;margin-top:-55.1pt;width:240.05pt;height:57.7pt;z-index:251732992;visibility:visible;mso-wrap-style:square;mso-width-percent:0;mso-height-percent:0;mso-wrap-distance-left:9pt;mso-wrap-distance-top:0;mso-wrap-distance-right:9pt;mso-wrap-distance-bottom:0;mso-position-horizontal:absolute;mso-position-horizontal-relative:margin;mso-position-vertical:absolute;mso-position-vertical-relative:text;mso-width-percent:0;mso-height-percent:0;mso-width-relative:margin;mso-height-relative:margin;v-text-anchor:top" o:gfxdata="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" filled="f" stroked="f" strokeweight=".5pt">
+                <v:textbox>
+                  <w:txbxContent>
+                    <w:p>
+                      <w:pPr>
+                        <w:rPr>
+                          <w:b/>
+                          <w:color w:val="000000" w:themeColor="text1"/>
+                          <w:sz w:val="68"/>
+                          <w:szCs w:val="68"/>
+                        </w:rPr>
+                      </w:pPr>
+                      <w:r>
+                        <w:rPr>
+                          <w:rFonts w:asciiTheme="majorBidi" w:hAnsiTheme="majorBidi" w:cstheme="majorBidi"/>
+                          <w:b/>
+                          <w:color w:val="000000" w:themeColor="text1"/>
+                          <w:sz w:val="68"/>
+                          <w:szCs w:val="68"/>
+                          <w:lang w:eastAsia="zh-HK"/>
+                        </w:rPr>
+                        <w:t>Alireza Kargar</w:t>
+                      </w:r>
+                    </w:p>
+                  </w:txbxContent>
+                </v:textbox>
+                <w10:wrap anchorx="margin"/>
+              </v:shape>
+            </w:pict>
+          </mc:Fallback>
+        </mc:AlternateContent>
+      </w:r>
+      <w:r>
+        <w:rPr>
+          <w:rFonts w:asciiTheme="majorBidi" w:hAnsiTheme="majorBidi" w:cstheme="majorBidi"/>
+          <w:noProof/>
+        </w:rPr>
+        <mc:AlternateContent>
+          <mc:Choice Requires="wps">
+            <w:drawing>
+              <wp:anchor distT="0" distB="0" distL="114300" distR="114300" simplePos="0" relativeHeight="251743232" behindDoc="0" locked="0" layoutInCell="1" allowOverlap="1" wp14:anchorId="7209CCE4" wp14:editId="4E2C4AE5">
                 <wp:simplePos x="0" y="0"/>
                 <wp:positionH relativeFrom="margin">
                   <wp:posOffset>0</wp:posOffset>
@@ -723,130 +836,10 @@
           </mc:Choice>
           <mc:Fallback>
             <w:pict>
-              <v:line w14:anchorId="2D6F62DB" id="Straight Connector 3" o:spid="_x0000_s1026" style="position:absolute;flip:y;z-index:251743232;visibility:visible;mso-wrap-style:square;mso-width-percent:0;mso-height-percent:0;mso-wrap-distance-left:9pt;mso-wrap-distance-top:0;mso-wrap-distance-right:9pt;mso-wrap-distance-bottom:0;mso-position-horizontal:absolute;mso-position-horizontal-relative:margin;mso-position-vertical:absolute;mso-position-vertical-relative:text;mso-width-percent:0;mso-height-percent:0;mso-width-relative:page;mso-height-relative:page" from="0,24.5pt" to="501.9pt,24.5pt" o:gfxdata="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" strokecolor="#39f">
+              <v:line w14:anchorId="2206C4A9" id="Straight Connector 3" o:spid="_x0000_s1026" style="position:absolute;flip:y;z-index:251743232;visibility:visible;mso-wrap-style:square;mso-width-percent:0;mso-height-percent:0;mso-wrap-distance-left:9pt;mso-wrap-distance-top:0;mso-wrap-distance-right:9pt;mso-wrap-distance-bottom:0;mso-position-horizontal:absolute;mso-position-horizontal-relative:margin;mso-position-vertical:absolute;mso-position-vertical-relative:text;mso-width-percent:0;mso-height-percent:0;mso-width-relative:page;mso-height-relative:page" from="0,24.5pt" to="501.9pt,24.5pt" o:gfxdata="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" strokecolor="#39f">
                 <o:lock v:ext="edit" shapetype="f"/>
                 <w10:wrap anchorx="margin"/>
               </v:line>
-            </w:pict>
-          </mc:Fallback>
-        </mc:AlternateContent>
-      </w:r>
-      <w:r>
-        <w:rPr>
-          <w:rFonts w:asciiTheme="majorBidi" w:hAnsiTheme="majorBidi" w:cstheme="majorBidi"/>
-          <w:noProof/>
-          <w:color w:val="000000" w:themeColor="text1"/>
-        </w:rPr>
-        <mc:AlternateContent>
-          <mc:Choice Requires="wps">
-            <w:drawing>
-              <wp:anchor distT="0" distB="0" distL="114300" distR="114300" simplePos="0" relativeHeight="251732992" behindDoc="0" locked="0" layoutInCell="1" allowOverlap="1" wp14:anchorId="4F0C96DB" wp14:editId="7E0BEB01">
-                <wp:simplePos x="0" y="0"/>
-                <wp:positionH relativeFrom="margin">
-                  <wp:posOffset>-49530</wp:posOffset>
-                </wp:positionH>
-                <wp:positionV relativeFrom="paragraph">
-                  <wp:posOffset>-604520</wp:posOffset>
-                </wp:positionV>
-                <wp:extent cx="3057525" cy="638175"/>
-                <wp:effectExtent l="0" t="0" r="0" b="0"/>
-                <wp:wrapNone/>
-                <wp:docPr id="1305003382" name="Text Box 1"/>
-                <wp:cNvGraphicFramePr/>
-                <a:graphic xmlns:a="http://schemas.openxmlformats.org/drawingml/2006/main">
-                  <a:graphicData uri="http://schemas.microsoft.com/office/word/2010/wordprocessingShape">
-                    <wps:wsp>
-                      <wps:cNvSpPr txBox="1"/>
-                      <wps:spPr>
-                        <a:xfrm>
-                          <a:off x="0" y="0"/>
-                          <a:ext cx="3057525" cy="638175"/>
-                        </a:xfrm>
-                        <a:prstGeom prst="rect">
-                          <a:avLst/>
-                        </a:prstGeom>
-                        <a:noFill/>
-                        <a:ln w="6350">
-                          <a:noFill/>
-                        </a:ln>
-                      </wps:spPr>
-                      <wps:txbx>
-                        <w:txbxContent>
-                          <w:p>
-                            <w:pPr>
-                              <w:rPr>
-                                <w:b/>
-                                <w:color w:val="000000" w:themeColor="text1"/>
-                                <w:sz w:val="66"/>
-                                <w:szCs w:val="66"/>
-                              </w:rPr>
-                            </w:pPr>
-                            <w:r>
-                              <w:rPr>
-                                <w:rFonts w:asciiTheme="majorBidi" w:hAnsiTheme="majorBidi" w:cstheme="majorBidi"/>
-                                <w:b/>
-                                <w:color w:val="000000" w:themeColor="text1"/>
-                                <w:sz w:val="66"/>
-                                <w:szCs w:val="66"/>
-                                <w:lang w:eastAsia="zh-HK"/>
-                              </w:rPr>
-                              <w:t>Alireza Kargar</w:t>
-                            </w:r>
-                          </w:p>
-                        </w:txbxContent>
-                      </wps:txbx>
-                      <wps:bodyPr rot="0" spcFirstLastPara="0" vertOverflow="overflow" horzOverflow="overflow" vert="horz" wrap="square" lIns="91440" tIns="45720" rIns="91440" bIns="45720" numCol="1" spcCol="0" rtlCol="0" fromWordArt="0" anchor="t" anchorCtr="0" forceAA="0" compatLnSpc="1">
-                        <a:prstTxWarp prst="textNoShape">
-                          <a:avLst/>
-                        </a:prstTxWarp>
-                        <a:noAutofit/>
-                      </wps:bodyPr>
-                    </wps:wsp>
-                  </a:graphicData>
-                </a:graphic>
-                <wp14:sizeRelH relativeFrom="margin">
-                  <wp14:pctWidth>0</wp14:pctWidth>
-                </wp14:sizeRelH>
-                <wp14:sizeRelV relativeFrom="margin">
-                  <wp14:pctHeight>0</wp14:pctHeight>
-                </wp14:sizeRelV>
-              </wp:anchor>
-            </w:drawing>
-          </mc:Choice>
-          <mc:Fallback>
-            <w:pict>
-              <v:shapetype w14:anchorId="4F0C96DB" id="_x0000_t202" coordsize="21600,21600" o:spt="202" path="m,l,21600r21600,l21600,xe">
-                <v:stroke joinstyle="miter"/>
-                <v:path gradientshapeok="t" o:connecttype="rect"/>
-              </v:shapetype>
-              <v:shape id="Text Box 1" o:spid="_x0000_s1026" type="#_x0000_t202" style="position:absolute;left:0;text-align:left;margin-left:-3.9pt;margin-top:-47.6pt;width:240.75pt;height:50.25pt;z-index:251732992;visibility:visible;mso-wrap-style:square;mso-width-percent:0;mso-height-percent:0;mso-wrap-distance-left:9pt;mso-wrap-distance-top:0;mso-wrap-distance-right:9pt;mso-wrap-distance-bottom:0;mso-position-horizontal:absolute;mso-position-horizontal-relative:margin;mso-position-vertical:absolute;mso-position-vertical-relative:text;mso-width-percent:0;mso-height-percent:0;mso-width-relative:margin;mso-height-relative:margin;v-text-anchor:top" o:gfxdata="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" filled="f" stroked="f" strokeweight=".5pt">
-                <v:textbox>
-                  <w:txbxContent>
-                    <w:p>
-                      <w:pPr>
-                        <w:rPr>
-                          <w:b/>
-                          <w:color w:val="000000" w:themeColor="text1"/>
-                          <w:sz w:val="66"/>
-                          <w:szCs w:val="66"/>
-                        </w:rPr>
-                      </w:pPr>
-                      <w:r>
-                        <w:rPr>
-                          <w:rFonts w:asciiTheme="majorBidi" w:hAnsiTheme="majorBidi" w:cstheme="majorBidi"/>
-                          <w:b/>
-                          <w:color w:val="000000" w:themeColor="text1"/>
-                          <w:sz w:val="66"/>
-                          <w:szCs w:val="66"/>
-                          <w:lang w:eastAsia="zh-HK"/>
-                        </w:rPr>
-                        <w:t>Alireza Kargar</w:t>
-                      </w:r>
-                    </w:p>
-                  </w:txbxContent>
-                </v:textbox>
-                <w10:wrap anchorx="margin"/>
-              </v:shape>
             </w:pict>
           </mc:Fallback>
         </mc:AlternateContent>
@@ -871,7 +864,7 @@
       </w:tblGrid>
       <w:tr>
         <w:trPr>
-          <w:trHeight w:val="876"/>
+          <w:trHeight w:val="643"/>
         </w:trPr>
         <w:tc>
           <w:tcPr>
@@ -883,16 +876,17 @@
               <w:tblLook w:val="04A0" w:firstRow="1" w:lastRow="0" w:firstColumn="1" w:lastColumn="0" w:noHBand="0" w:noVBand="1"/>
             </w:tblPr>
             <w:tblGrid>
-              <w:gridCol w:w="5062"/>
-              <w:gridCol w:w="4950"/>
+              <w:gridCol w:w="3505"/>
+              <w:gridCol w:w="3599"/>
+              <w:gridCol w:w="2908"/>
             </w:tblGrid>
             <w:tr>
               <w:trPr>
-                <w:trHeight w:val="841"/>
+                <w:trHeight w:val="633"/>
               </w:trPr>
               <w:tc>
                 <w:tcPr>
-                  <w:tcW w:w="5062" w:type="dxa"/>
+                  <w:tcW w:w="3505" w:type="dxa"/>
                 </w:tcPr>
                 <w:p>
                   <w:pPr>
@@ -942,7 +936,46 @@
                       <w:kern w:val="2"/>
                       <w:lang w:eastAsia="zh-CN" w:bidi="hi-IN"/>
                     </w:rPr>
-                    <w:t>Collaborative Robotics.</w:t>
+                    <w:t>Computer Aided Design</w:t>
+                  </w:r>
+                  <w:r>
+                    <w:rPr>
+                      <w:rFonts w:asciiTheme="majorBidi" w:eastAsia="SimSun" w:hAnsiTheme="majorBidi" w:cstheme="majorBidi"/>
+                      <w:bCs/>
+                      <w:color w:val="000000"/>
+                      <w:kern w:val="2"/>
+                      <w:lang w:eastAsia="zh-CN" w:bidi="hi-IN"/>
+                    </w:rPr>
+                    <w:t>.</w:t>
+                  </w:r>
+                </w:p>
+              </w:tc>
+              <w:tc>
+                <w:tcPr>
+                  <w:tcW w:w="3599" w:type="dxa"/>
+                </w:tcPr>
+                <w:p>
+                  <w:pPr>
+                    <w:pStyle w:val="ListParagraph"/>
+                    <w:numPr>
+                      <w:ilvl w:val="0"/>
+                      <w:numId w:val="2"/>
+                    </w:numPr>
+                    <w:spacing w:line="276" w:lineRule="auto"/>
+                    <w:rPr>
+                      <w:rFonts w:asciiTheme="majorBidi" w:eastAsia="SimSun" w:hAnsiTheme="majorBidi" w:cstheme="majorBidi"/>
+                      <w:bCs/>
+                      <w:color w:val="000000"/>
+                      <w:kern w:val="2"/>
+                      <w:lang w:eastAsia="zh-CN" w:bidi="hi-IN"/>
+                    </w:rPr>
+                  </w:pPr>
+                  <w:r>
+                    <w:rPr>
+                      <w:rFonts w:asciiTheme="majorBidi" w:eastAsia="SimSun" w:hAnsiTheme="majorBidi" w:cstheme="majorBidi"/>
+                      <w:color w:val="000000"/>
+                    </w:rPr>
+                    <w:t>Human-Robot Interaction.</w:t>
                   </w:r>
                 </w:p>
                 <w:p>
@@ -968,52 +1001,11 @@
                     <w:t>Service Robots.</w:t>
                   </w:r>
                 </w:p>
-                <w:p>
-                  <w:pPr>
-                    <w:pStyle w:val="ListParagraph"/>
-                    <w:spacing w:line="276" w:lineRule="auto"/>
-                    <w:ind w:left="501" w:firstLine="0"/>
-                    <w:rPr>
-                      <w:rFonts w:asciiTheme="majorBidi" w:eastAsia="SimSun" w:hAnsiTheme="majorBidi" w:cstheme="majorBidi"/>
-                      <w:bCs/>
-                      <w:color w:val="000000"/>
-                      <w:kern w:val="2"/>
-                      <w:sz w:val="8"/>
-                      <w:szCs w:val="8"/>
-                      <w:lang w:eastAsia="zh-CN" w:bidi="hi-IN"/>
-                    </w:rPr>
-                  </w:pPr>
-                </w:p>
               </w:tc>
               <w:tc>
                 <w:tcPr>
-                  <w:tcW w:w="4950" w:type="dxa"/>
-                  <w:shd w:val="clear" w:color="auto" w:fill="auto"/>
+                  <w:tcW w:w="2908" w:type="dxa"/>
                 </w:tcPr>
-                <w:p>
-                  <w:pPr>
-                    <w:pStyle w:val="ListParagraph"/>
-                    <w:numPr>
-                      <w:ilvl w:val="0"/>
-                      <w:numId w:val="2"/>
-                    </w:numPr>
-                    <w:spacing w:line="276" w:lineRule="auto"/>
-                    <w:rPr>
-                      <w:rFonts w:asciiTheme="majorBidi" w:eastAsia="SimSun" w:hAnsiTheme="majorBidi" w:cstheme="majorBidi"/>
-                      <w:bCs/>
-                      <w:color w:val="000000"/>
-                      <w:kern w:val="2"/>
-                      <w:lang w:eastAsia="zh-CN" w:bidi="hi-IN"/>
-                    </w:rPr>
-                  </w:pPr>
-                  <w:r>
-                    <w:rPr>
-                      <w:rFonts w:asciiTheme="majorBidi" w:eastAsia="SimSun" w:hAnsiTheme="majorBidi" w:cstheme="majorBidi"/>
-                      <w:color w:val="000000"/>
-                    </w:rPr>
-                    <w:t>Human-Robot Interaction.</w:t>
-                  </w:r>
-                </w:p>
                 <w:p>
                   <w:pPr>
                     <w:pStyle w:val="ListParagraph"/>
@@ -1061,8 +1053,8 @@
                     </w:numPr>
                     <w:spacing w:line="276" w:lineRule="auto"/>
                     <w:rPr>
-                      <w:rFonts w:asciiTheme="majorBidi" w:hAnsiTheme="majorBidi" w:cstheme="majorBidi"/>
-                      <w:color w:val="000000" w:themeColor="text1"/>
+                      <w:rFonts w:asciiTheme="majorBidi" w:eastAsia="SimSun" w:hAnsiTheme="majorBidi" w:cstheme="majorBidi"/>
+                      <w:color w:val="000000"/>
                     </w:rPr>
                   </w:pPr>
                   <w:r>
@@ -1093,7 +1085,6 @@
         <w:tc>
           <w:tcPr>
             <w:tcW w:w="236" w:type="dxa"/>
-            <w:shd w:val="clear" w:color="auto" w:fill="auto"/>
           </w:tcPr>
           <w:p>
             <w:pPr>
@@ -1133,12 +1124,11 @@
       </w:tblGrid>
       <w:tr>
         <w:trPr>
-          <w:trHeight w:val="467"/>
+          <w:trHeight w:val="90"/>
         </w:trPr>
         <w:tc>
           <w:tcPr>
             <w:tcW w:w="8075" w:type="dxa"/>
-            <w:vAlign w:val="bottom"/>
           </w:tcPr>
           <w:p>
             <w:pPr>
@@ -1150,6 +1140,247 @@
               <w:rPr>
                 <w:rFonts w:asciiTheme="majorBidi" w:eastAsia="PMingLiU" w:hAnsiTheme="majorBidi" w:cstheme="majorBidi"/>
                 <w:b/>
+                <w:noProof/>
+                <w:color w:val="000000" w:themeColor="text1"/>
+                <w:lang w:eastAsia="zh-HK"/>
+              </w:rPr>
+            </w:pPr>
+            <w:r>
+              <w:rPr>
+                <w:rFonts w:asciiTheme="majorBidi" w:eastAsia="PMingLiU" w:hAnsiTheme="majorBidi" w:cstheme="majorBidi"/>
+                <w:b/>
+                <w:noProof/>
+                <w:color w:val="000000" w:themeColor="text1"/>
+                <w:lang w:eastAsia="zh-HK"/>
+              </w:rPr>
+              <w:t>Ph</w:t>
+            </w:r>
+            <w:r>
+              <w:rPr>
+                <w:rFonts w:asciiTheme="majorBidi" w:eastAsia="PMingLiU" w:hAnsiTheme="majorBidi" w:cstheme="majorBidi"/>
+                <w:b/>
+                <w:noProof/>
+                <w:color w:val="000000" w:themeColor="text1"/>
+                <w:lang w:eastAsia="zh-HK"/>
+              </w:rPr>
+              <w:t>.</w:t>
+            </w:r>
+            <w:r>
+              <w:rPr>
+                <w:rFonts w:asciiTheme="majorBidi" w:eastAsia="PMingLiU" w:hAnsiTheme="majorBidi" w:cstheme="majorBidi"/>
+                <w:b/>
+                <w:noProof/>
+                <w:color w:val="000000" w:themeColor="text1"/>
+                <w:lang w:eastAsia="zh-HK"/>
+              </w:rPr>
+              <w:t>D</w:t>
+            </w:r>
+            <w:r>
+              <w:rPr>
+                <w:rFonts w:asciiTheme="majorBidi" w:eastAsia="PMingLiU" w:hAnsiTheme="majorBidi" w:cstheme="majorBidi"/>
+                <w:b/>
+                <w:noProof/>
+                <w:color w:val="000000" w:themeColor="text1"/>
+                <w:lang w:eastAsia="zh-HK"/>
+              </w:rPr>
+              <w:t>.</w:t>
+            </w:r>
+            <w:r>
+              <w:rPr>
+                <w:rFonts w:asciiTheme="majorBidi" w:eastAsia="PMingLiU" w:hAnsiTheme="majorBidi" w:cstheme="majorBidi"/>
+                <w:b/>
+                <w:noProof/>
+                <w:color w:val="000000" w:themeColor="text1"/>
+                <w:lang w:eastAsia="zh-HK"/>
+              </w:rPr>
+              <w:t xml:space="preserve"> Student in Mechatronic</w:t>
+            </w:r>
+            <w:r>
+              <w:rPr>
+                <w:rFonts w:asciiTheme="majorBidi" w:eastAsia="PMingLiU" w:hAnsiTheme="majorBidi" w:cstheme="majorBidi"/>
+                <w:b/>
+                <w:noProof/>
+                <w:color w:val="000000" w:themeColor="text1"/>
+                <w:lang w:eastAsia="zh-HK"/>
+              </w:rPr>
+              <w:t>s</w:t>
+            </w:r>
+            <w:r>
+              <w:rPr>
+                <w:rFonts w:asciiTheme="majorBidi" w:eastAsia="PMingLiU" w:hAnsiTheme="majorBidi" w:cstheme="majorBidi"/>
+                <w:b/>
+                <w:noProof/>
+                <w:color w:val="000000" w:themeColor="text1"/>
+                <w:lang w:eastAsia="zh-HK"/>
+              </w:rPr>
+              <w:t xml:space="preserve"> Engin</w:t>
+            </w:r>
+            <w:r>
+              <w:rPr>
+                <w:rFonts w:asciiTheme="majorBidi" w:eastAsia="PMingLiU" w:hAnsiTheme="majorBidi" w:cstheme="majorBidi"/>
+                <w:b/>
+                <w:noProof/>
+                <w:color w:val="000000" w:themeColor="text1"/>
+                <w:lang w:eastAsia="zh-HK"/>
+              </w:rPr>
+              <w:t>e</w:t>
+            </w:r>
+            <w:r>
+              <w:rPr>
+                <w:rFonts w:asciiTheme="majorBidi" w:eastAsia="PMingLiU" w:hAnsiTheme="majorBidi" w:cstheme="majorBidi"/>
+                <w:b/>
+                <w:noProof/>
+                <w:color w:val="000000" w:themeColor="text1"/>
+                <w:lang w:eastAsia="zh-HK"/>
+              </w:rPr>
+              <w:t>ering</w:t>
+            </w:r>
+          </w:p>
+        </w:tc>
+        <w:tc>
+          <w:tcPr>
+            <w:tcW w:w="1843" w:type="dxa"/>
+          </w:tcPr>
+          <w:p>
+            <w:pPr>
+              <w:tabs>
+                <w:tab w:val="right" w:pos="9923"/>
+              </w:tabs>
+              <w:spacing w:before="9" w:line="276" w:lineRule="auto"/>
+              <w:jc w:val="right"/>
+              <w:rPr>
+                <w:rFonts w:asciiTheme="majorBidi" w:eastAsia="PMingLiU" w:hAnsiTheme="majorBidi" w:cstheme="majorBidi"/>
+                <w:b/>
+                <w:noProof/>
+                <w:color w:val="000000" w:themeColor="text1"/>
+                <w:sz w:val="20"/>
+                <w:szCs w:val="20"/>
+                <w:lang w:eastAsia="zh-HK"/>
+              </w:rPr>
+            </w:pPr>
+            <w:r>
+              <w:rPr>
+                <w:rFonts w:asciiTheme="majorBidi" w:hAnsiTheme="majorBidi" w:cstheme="majorBidi"/>
+                <w:b/>
+                <w:bCs/>
+                <w:iCs/>
+                <w:color w:val="000000" w:themeColor="text1"/>
+                <w:sz w:val="20"/>
+                <w:szCs w:val="20"/>
+              </w:rPr>
+              <w:t>2025–Present</w:t>
+            </w:r>
+          </w:p>
+        </w:tc>
+      </w:tr>
+      <w:tr>
+        <w:trPr>
+          <w:trHeight w:val="417"/>
+        </w:trPr>
+        <w:tc>
+          <w:tcPr>
+            <w:tcW w:w="8075" w:type="dxa"/>
+          </w:tcPr>
+          <w:p>
+            <w:pPr>
+              <w:tabs>
+                <w:tab w:val="right" w:pos="9923"/>
+              </w:tabs>
+              <w:spacing w:before="8" w:line="276" w:lineRule="auto"/>
+              <w:rPr>
+                <w:rFonts w:asciiTheme="majorBidi" w:eastAsia="PMingLiU" w:hAnsiTheme="majorBidi" w:cstheme="majorBidi"/>
+                <w:b/>
+                <w:noProof/>
+                <w:color w:val="000000" w:themeColor="text1"/>
+                <w:lang w:eastAsia="zh-HK"/>
+              </w:rPr>
+            </w:pPr>
+            <w:r>
+              <w:rPr>
+                <w:rFonts w:asciiTheme="majorBidi" w:eastAsia="PMingLiU" w:hAnsiTheme="majorBidi" w:cstheme="majorBidi"/>
+                <w:bCs/>
+                <w:i/>
+                <w:color w:val="000000" w:themeColor="text1"/>
+                <w:lang w:eastAsia="zh-HK"/>
+              </w:rPr>
+              <w:t xml:space="preserve">University of </w:t>
+            </w:r>
+            <w:r>
+              <w:rPr>
+                <w:rFonts w:asciiTheme="majorBidi" w:hAnsiTheme="majorBidi" w:cstheme="majorBidi"/>
+                <w:i/>
+                <w:color w:val="000000" w:themeColor="text1"/>
+              </w:rPr>
+              <w:t>Tehran</w:t>
+            </w:r>
+          </w:p>
+        </w:tc>
+        <w:tc>
+          <w:tcPr>
+            <w:tcW w:w="1843" w:type="dxa"/>
+          </w:tcPr>
+          <w:p>
+            <w:pPr>
+              <w:tabs>
+                <w:tab w:val="right" w:pos="9923"/>
+              </w:tabs>
+              <w:spacing w:before="9" w:line="276" w:lineRule="auto"/>
+              <w:jc w:val="right"/>
+              <w:rPr>
+                <w:rFonts w:asciiTheme="majorBidi" w:eastAsia="PMingLiU" w:hAnsiTheme="majorBidi" w:cstheme="majorBidi"/>
+                <w:b/>
+                <w:noProof/>
+                <w:color w:val="000000" w:themeColor="text1"/>
+                <w:sz w:val="20"/>
+                <w:szCs w:val="20"/>
+                <w:lang w:eastAsia="zh-HK"/>
+              </w:rPr>
+            </w:pPr>
+            <w:r>
+              <w:rPr>
+                <w:rFonts w:asciiTheme="majorBidi" w:hAnsiTheme="majorBidi" w:cstheme="majorBidi"/>
+                <w:b/>
+                <w:bCs/>
+                <w:iCs/>
+                <w:color w:val="000000" w:themeColor="text1"/>
+                <w:sz w:val="20"/>
+                <w:szCs w:val="20"/>
+              </w:rPr>
+              <w:t>Tehran</w:t>
+            </w:r>
+            <w:r>
+              <w:rPr>
+                <w:rFonts w:asciiTheme="majorBidi" w:hAnsiTheme="majorBidi" w:cstheme="majorBidi"/>
+                <w:b/>
+                <w:bCs/>
+                <w:color w:val="000000" w:themeColor="text1"/>
+                <w:sz w:val="20"/>
+                <w:szCs w:val="20"/>
+              </w:rPr>
+              <w:t>-Iran</w:t>
+            </w:r>
+          </w:p>
+        </w:tc>
+      </w:tr>
+      <w:tr>
+        <w:trPr>
+          <w:trHeight w:val="290"/>
+        </w:trPr>
+        <w:tc>
+          <w:tcPr>
+            <w:tcW w:w="8075" w:type="dxa"/>
+          </w:tcPr>
+          <w:p>
+            <w:pPr>
+              <w:tabs>
+                <w:tab w:val="right" w:pos="9923"/>
+              </w:tabs>
+              <w:spacing w:before="8" w:line="276" w:lineRule="auto"/>
+              <w:ind w:left="504" w:hanging="360"/>
+              <w:rPr>
+                <w:rFonts w:asciiTheme="majorBidi" w:eastAsia="PMingLiU" w:hAnsiTheme="majorBidi" w:cstheme="majorBidi"/>
+                <w:b/>
+                <w:noProof/>
                 <w:color w:val="000000" w:themeColor="text1"/>
                 <w:lang w:eastAsia="zh-HK"/>
               </w:rPr>
@@ -1187,13 +1418,13 @@
               <w:spacing w:before="9" w:line="276" w:lineRule="auto"/>
               <w:jc w:val="right"/>
               <w:rPr>
-                <w:rFonts w:asciiTheme="majorBidi" w:eastAsia="PMingLiU" w:hAnsiTheme="majorBidi" w:cstheme="majorBidi"/>
-                <w:b/>
-                <w:noProof/>
+                <w:rFonts w:asciiTheme="majorBidi" w:hAnsiTheme="majorBidi" w:cstheme="majorBidi"/>
+                <w:b/>
+                <w:bCs/>
+                <w:iCs/>
                 <w:color w:val="000000" w:themeColor="text1"/>
                 <w:sz w:val="20"/>
                 <w:szCs w:val="20"/>
-                <w:lang w:eastAsia="zh-HK"/>
               </w:rPr>
             </w:pPr>
             <w:r>
@@ -1226,7 +1457,6 @@
                 <w:tab w:val="right" w:pos="9923"/>
               </w:tabs>
               <w:spacing w:before="9" w:line="276" w:lineRule="auto"/>
-              <w:jc w:val="both"/>
               <w:rPr>
                 <w:rFonts w:asciiTheme="majorBidi" w:hAnsiTheme="majorBidi" w:cstheme="majorBidi"/>
                 <w:b/>
@@ -1256,6 +1486,7 @@
         <w:tc>
           <w:tcPr>
             <w:tcW w:w="1843" w:type="dxa"/>
+            <w:vAlign w:val="bottom"/>
           </w:tcPr>
           <w:p>
             <w:pPr>
@@ -1374,7 +1605,6 @@
                 <w:numId w:val="1"/>
               </w:numPr>
               <w:ind w:hanging="391"/>
-              <w:jc w:val="both"/>
               <w:rPr>
                 <w:rFonts w:asciiTheme="majorBidi" w:hAnsiTheme="majorBidi" w:cstheme="majorBidi"/>
                 <w:iCs/>
@@ -1436,11 +1666,12 @@
         <w:tc>
           <w:tcPr>
             <w:tcW w:w="1843" w:type="dxa"/>
+            <w:vAlign w:val="bottom"/>
           </w:tcPr>
           <w:p>
             <w:pPr>
               <w:ind w:left="360"/>
-              <w:jc w:val="right"/>
+              <w:jc w:val="center"/>
               <w:rPr>
                 <w:rFonts w:asciiTheme="majorBidi" w:hAnsiTheme="majorBidi" w:cstheme="majorBidi"/>
                 <w:iCs/>
@@ -1467,7 +1698,6 @@
               </w:numPr>
               <w:spacing w:before="0"/>
               <w:ind w:left="504" w:hanging="393"/>
-              <w:jc w:val="both"/>
               <w:rPr>
                 <w:rFonts w:asciiTheme="majorBidi" w:hAnsiTheme="majorBidi" w:cstheme="majorBidi"/>
                 <w:iCs/>
@@ -1483,63 +1713,19 @@
               <w:t>Overall GPA: 16.07/20.</w:t>
             </w:r>
           </w:p>
-        </w:tc>
-        <w:tc>
-          <w:tcPr>
-            <w:tcW w:w="1843" w:type="dxa"/>
-          </w:tcPr>
-          <w:p>
-            <w:pPr>
-              <w:ind w:left="360"/>
-              <w:jc w:val="right"/>
+          <w:p>
+            <w:pPr>
+              <w:pStyle w:val="ListParagraph"/>
+              <w:spacing w:before="0"/>
+              <w:ind w:left="504" w:firstLine="0"/>
               <w:rPr>
                 <w:rFonts w:asciiTheme="majorBidi" w:hAnsiTheme="majorBidi" w:cstheme="majorBidi"/>
                 <w:iCs/>
                 <w:color w:val="000000" w:themeColor="text1"/>
-              </w:rPr>
-            </w:pPr>
-          </w:p>
-        </w:tc>
-      </w:tr>
-      <w:tr>
-        <w:trPr>
-          <w:trHeight w:val="435"/>
-        </w:trPr>
-        <w:tc>
-          <w:tcPr>
-            <w:tcW w:w="8075" w:type="dxa"/>
-            <w:vAlign w:val="bottom"/>
-          </w:tcPr>
-          <w:p>
-            <w:pPr>
-              <w:tabs>
-                <w:tab w:val="right" w:pos="9923"/>
-              </w:tabs>
-              <w:spacing w:before="9" w:line="276" w:lineRule="auto"/>
-              <w:rPr>
-                <w:rFonts w:asciiTheme="majorBidi" w:hAnsiTheme="majorBidi" w:cstheme="majorBidi"/>
-                <w:b/>
-                <w:color w:val="000000" w:themeColor="text1"/>
-              </w:rPr>
-            </w:pPr>
-            <w:r>
-              <w:rPr>
-                <w:rFonts w:asciiTheme="majorBidi" w:eastAsia="PMingLiU" w:hAnsiTheme="majorBidi" w:cstheme="majorBidi"/>
-                <w:b/>
-                <w:noProof/>
-                <w:color w:val="000000" w:themeColor="text1"/>
-                <w:lang w:eastAsia="zh-HK"/>
-              </w:rPr>
-              <w:t xml:space="preserve">B.Sc. in </w:t>
-            </w:r>
-            <w:r>
-              <w:rPr>
-                <w:rFonts w:asciiTheme="majorBidi" w:eastAsia="CMTI10" w:hAnsiTheme="majorBidi" w:cstheme="majorBidi"/>
-                <w:b/>
-                <w:bCs/>
-              </w:rPr>
-              <w:t>Mechanical Engineering</w:t>
-            </w:r>
+                <w:sz w:val="10"/>
+                <w:szCs w:val="10"/>
+              </w:rPr>
+            </w:pPr>
           </w:p>
         </w:tc>
         <w:tc>
@@ -1549,11 +1735,69 @@
           </w:tcPr>
           <w:p>
             <w:pPr>
+              <w:ind w:left="360"/>
+              <w:jc w:val="center"/>
+              <w:rPr>
+                <w:rFonts w:asciiTheme="majorBidi" w:hAnsiTheme="majorBidi" w:cstheme="majorBidi"/>
+                <w:iCs/>
+                <w:color w:val="000000" w:themeColor="text1"/>
+              </w:rPr>
+            </w:pPr>
+          </w:p>
+        </w:tc>
+      </w:tr>
+      <w:tr>
+        <w:trPr>
+          <w:trHeight w:val="253"/>
+        </w:trPr>
+        <w:tc>
+          <w:tcPr>
+            <w:tcW w:w="8075" w:type="dxa"/>
+          </w:tcPr>
+          <w:p>
+            <w:pPr>
+              <w:tabs>
+                <w:tab w:val="right" w:pos="9923"/>
+              </w:tabs>
+              <w:spacing w:before="9" w:line="276" w:lineRule="auto"/>
+              <w:rPr>
+                <w:rFonts w:asciiTheme="majorBidi" w:hAnsiTheme="majorBidi" w:cstheme="majorBidi"/>
+                <w:b/>
+                <w:color w:val="000000" w:themeColor="text1"/>
+              </w:rPr>
+            </w:pPr>
+            <w:r>
+              <w:rPr>
+                <w:rFonts w:asciiTheme="majorBidi" w:eastAsia="PMingLiU" w:hAnsiTheme="majorBidi" w:cstheme="majorBidi"/>
+                <w:b/>
+                <w:noProof/>
+                <w:color w:val="000000" w:themeColor="text1"/>
+                <w:lang w:eastAsia="zh-HK"/>
+              </w:rPr>
+              <w:t xml:space="preserve">B.Sc. in </w:t>
+            </w:r>
+            <w:r>
+              <w:rPr>
+                <w:rFonts w:asciiTheme="majorBidi" w:eastAsia="CMTI10" w:hAnsiTheme="majorBidi" w:cstheme="majorBidi"/>
+                <w:b/>
+                <w:bCs/>
+              </w:rPr>
+              <w:t>Mechanical Engineering</w:t>
+            </w:r>
+          </w:p>
+        </w:tc>
+        <w:tc>
+          <w:tcPr>
+            <w:tcW w:w="1843" w:type="dxa"/>
+            <w:vAlign w:val="bottom"/>
+          </w:tcPr>
+          <w:p>
+            <w:pPr>
               <w:tabs>
                 <w:tab w:val="right" w:pos="9923"/>
               </w:tabs>
               <w:spacing w:before="9"/>
-              <w:jc w:val="both"/>
+              <w:jc w:val="right"/>
               <w:rPr>
                 <w:rFonts w:asciiTheme="majorBidi" w:eastAsia="PMingLiU" w:hAnsiTheme="majorBidi" w:cstheme="majorBidi"/>
                 <w:b/>
@@ -1572,28 +1816,7 @@
                 <w:sz w:val="20"/>
                 <w:szCs w:val="20"/>
               </w:rPr>
-              <w:t xml:space="preserve">             </w:t>
-            </w:r>
-            <w:r>
-              <w:rPr>
-                <w:rFonts w:asciiTheme="majorBidi" w:hAnsiTheme="majorBidi" w:cstheme="majorBidi"/>
-                <w:b/>
-                <w:color w:val="000000" w:themeColor="text1"/>
-                <w:sz w:val="20"/>
-                <w:szCs w:val="20"/>
-                <w:rtl/>
-              </w:rPr>
-              <w:t xml:space="preserve"> </w:t>
-            </w:r>
-            <w:r>
-              <w:rPr>
-                <w:rFonts w:asciiTheme="majorBidi" w:hAnsiTheme="majorBidi" w:cstheme="majorBidi"/>
-                <w:b/>
-                <w:color w:val="000000" w:themeColor="text1"/>
-                <w:sz w:val="20"/>
-                <w:szCs w:val="20"/>
-              </w:rPr>
-              <w:t xml:space="preserve"> 2013-2017</w:t>
+              <w:t>2013-2017</w:t>
             </w:r>
           </w:p>
         </w:tc>
@@ -1613,7 +1836,6 @@
                 <w:tab w:val="right" w:pos="9923"/>
               </w:tabs>
               <w:spacing w:before="9" w:line="276" w:lineRule="auto"/>
-              <w:jc w:val="both"/>
               <w:rPr>
                 <w:rFonts w:asciiTheme="majorBidi" w:hAnsiTheme="majorBidi" w:cstheme="majorBidi"/>
                 <w:i/>
@@ -1628,22 +1850,13 @@
                 <w:iCs/>
               </w:rPr>
               <w:t>Islamic Azad University, West Tehran Branch</w:t>
-            </w:r>
-            <w:r>
-              <w:rPr>
-                <w:rFonts w:asciiTheme="majorBidi" w:hAnsiTheme="majorBidi" w:cstheme="majorBidi"/>
-                <w:i/>
-                <w:iCs/>
-                <w:color w:val="000000" w:themeColor="text1"/>
-              </w:rPr>
-              <w:tab/>
-              <w:t xml:space="preserve">        </w:t>
             </w:r>
           </w:p>
         </w:tc>
         <w:tc>
           <w:tcPr>
             <w:tcW w:w="1843" w:type="dxa"/>
+            <w:vAlign w:val="bottom"/>
           </w:tcPr>
           <w:p>
             <w:pPr>
@@ -1760,7 +1973,6 @@
                 <w:numId w:val="1"/>
               </w:numPr>
               <w:ind w:hanging="391"/>
-              <w:jc w:val="both"/>
               <w:rPr>
                 <w:rFonts w:asciiTheme="majorBidi" w:hAnsiTheme="majorBidi" w:cstheme="majorBidi"/>
                 <w:iCs/>
@@ -1822,11 +2034,12 @@
         <w:tc>
           <w:tcPr>
             <w:tcW w:w="1843" w:type="dxa"/>
+            <w:vAlign w:val="bottom"/>
           </w:tcPr>
           <w:p>
             <w:pPr>
               <w:ind w:left="360"/>
-              <w:jc w:val="right"/>
+              <w:jc w:val="center"/>
               <w:rPr>
                 <w:rFonts w:asciiTheme="majorBidi" w:hAnsiTheme="majorBidi" w:cstheme="majorBidi"/>
                 <w:iCs/>
@@ -1852,7 +2065,6 @@
                 <w:numId w:val="1"/>
               </w:numPr>
               <w:ind w:left="504" w:hanging="393"/>
-              <w:jc w:val="both"/>
               <w:rPr>
                 <w:rFonts w:asciiTheme="majorBidi" w:hAnsiTheme="majorBidi" w:cstheme="majorBidi"/>
                 <w:iCs/>
@@ -1872,7 +2084,6 @@
             <w:pPr>
               <w:spacing w:line="276" w:lineRule="auto"/>
               <w:ind w:left="142"/>
-              <w:jc w:val="both"/>
               <w:rPr>
                 <w:rFonts w:asciiTheme="majorBidi" w:hAnsiTheme="majorBidi" w:cstheme="majorBidi"/>
                 <w:iCs/>
@@ -1886,7 +2097,6 @@
             <w:pPr>
               <w:spacing w:line="276" w:lineRule="auto"/>
               <w:ind w:left="142"/>
-              <w:jc w:val="both"/>
               <w:rPr>
                 <w:rFonts w:asciiTheme="majorBidi" w:hAnsiTheme="majorBidi" w:cstheme="majorBidi"/>
                 <w:iCs/>
@@ -1900,12 +2110,13 @@
         <w:tc>
           <w:tcPr>
             <w:tcW w:w="1843" w:type="dxa"/>
+            <w:vAlign w:val="bottom"/>
           </w:tcPr>
           <w:p>
             <w:pPr>
               <w:spacing w:line="276" w:lineRule="auto"/>
               <w:ind w:left="360"/>
-              <w:jc w:val="right"/>
+              <w:jc w:val="center"/>
               <w:rPr>
                 <w:rFonts w:asciiTheme="majorBidi" w:hAnsiTheme="majorBidi" w:cstheme="majorBidi"/>
                 <w:iCs/>
@@ -1934,7 +2145,7 @@
         <mc:AlternateContent>
           <mc:Choice Requires="wps">
             <w:drawing>
-              <wp:anchor distT="0" distB="0" distL="114300" distR="114300" simplePos="0" relativeHeight="251745280" behindDoc="0" locked="0" layoutInCell="1" allowOverlap="1" wp14:anchorId="732B779D" wp14:editId="51A2C1F3">
+              <wp:anchor distT="0" distB="0" distL="114300" distR="114300" simplePos="0" relativeHeight="251745280" behindDoc="0" locked="0" layoutInCell="1" allowOverlap="1" wp14:anchorId="732B779D" wp14:editId="00DDB783">
                 <wp:simplePos x="0" y="0"/>
                 <wp:positionH relativeFrom="margin">
                   <wp:posOffset>-26406</wp:posOffset>
@@ -1987,7 +2198,7 @@
           </mc:Choice>
           <mc:Fallback>
             <w:pict>
-              <v:line w14:anchorId="65D752FB" id="Straight Connector 3" o:spid="_x0000_s1026" style="position:absolute;flip:y;z-index:251745280;visibility:visible;mso-wrap-style:square;mso-width-percent:0;mso-height-percent:0;mso-wrap-distance-left:9pt;mso-wrap-distance-top:0;mso-wrap-distance-right:9pt;mso-wrap-distance-bottom:0;mso-position-horizontal:absolute;mso-position-horizontal-relative:margin;mso-position-vertical:absolute;mso-position-vertical-relative:text;mso-width-percent:0;mso-height-percent:0;mso-width-relative:page;mso-height-relative:page" from="-2.1pt,24.3pt" to="499.8pt,24.3pt" o:gfxdata="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" strokecolor="#39f">
+              <v:line w14:anchorId="7A6BFD97" id="Straight Connector 3" o:spid="_x0000_s1026" style="position:absolute;flip:y;z-index:251745280;visibility:visible;mso-wrap-style:square;mso-width-percent:0;mso-height-percent:0;mso-wrap-distance-left:9pt;mso-wrap-distance-top:0;mso-wrap-distance-right:9pt;mso-wrap-distance-bottom:0;mso-position-horizontal:absolute;mso-position-horizontal-relative:margin;mso-position-vertical:absolute;mso-position-vertical-relative:text;mso-width-percent:0;mso-height-percent:0;mso-width-relative:page;mso-height-relative:page" from="-2.1pt,24.3pt" to="499.8pt,24.3pt" o:gfxdata="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" strokecolor="#39f">
                 <o:lock v:ext="edit" shapetype="f"/>
                 <w10:wrap anchorx="margin"/>
               </v:line>
@@ -2026,13 +2237,13 @@
         <mc:AlternateContent>
           <mc:Choice Requires="wps">
             <w:drawing>
-              <wp:anchor distT="0" distB="0" distL="114300" distR="114300" simplePos="0" relativeHeight="251747328" behindDoc="0" locked="0" layoutInCell="1" allowOverlap="1" wp14:anchorId="052ADA5A" wp14:editId="1AD6506C">
+              <wp:anchor distT="0" distB="0" distL="114300" distR="114300" simplePos="0" relativeHeight="251747328" behindDoc="0" locked="0" layoutInCell="1" allowOverlap="1" wp14:anchorId="052ADA5A" wp14:editId="4787554E">
                 <wp:simplePos x="0" y="0"/>
                 <wp:positionH relativeFrom="margin">
                   <wp:posOffset>-47625</wp:posOffset>
                 </wp:positionH>
                 <wp:positionV relativeFrom="paragraph">
-                  <wp:posOffset>2388870</wp:posOffset>
+                  <wp:posOffset>2779395</wp:posOffset>
                 </wp:positionV>
                 <wp:extent cx="6374130" cy="0"/>
                 <wp:effectExtent l="0" t="0" r="0" b="0"/>
@@ -2079,7 +2290,7 @@
           </mc:Choice>
           <mc:Fallback>
             <w:pict>
-              <v:line w14:anchorId="2F5649A2" id="Straight Connector 3" o:spid="_x0000_s1026" style="position:absolute;flip:y;z-index:251747328;visibility:visible;mso-wrap-style:square;mso-width-percent:0;mso-height-percent:0;mso-wrap-distance-left:9pt;mso-wrap-distance-top:0;mso-wrap-distance-right:9pt;mso-wrap-distance-bottom:0;mso-position-horizontal:absolute;mso-position-horizontal-relative:margin;mso-position-vertical:absolute;mso-position-vertical-relative:text;mso-width-percent:0;mso-height-percent:0;mso-width-relative:page;mso-height-relative:page" from="-3.75pt,188.1pt" to="498.15pt,188.1pt" o:gfxdata="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" strokecolor="#39f">
+              <v:line w14:anchorId="149F4F4C" id="Straight Connector 3" o:spid="_x0000_s1026" style="position:absolute;flip:y;z-index:251747328;visibility:visible;mso-wrap-style:square;mso-width-percent:0;mso-height-percent:0;mso-wrap-distance-left:9pt;mso-wrap-distance-top:0;mso-wrap-distance-right:9pt;mso-wrap-distance-bottom:0;mso-position-horizontal:absolute;mso-position-horizontal-relative:margin;mso-position-vertical:absolute;mso-position-vertical-relative:text;mso-width-percent:0;mso-height-percent:0;mso-width-relative:page;mso-height-relative:page" from="-3.75pt,218.85pt" to="498.15pt,218.85pt" o:gfxdata="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" strokecolor="#39f">
                 <o:lock v:ext="edit" shapetype="f"/>
                 <w10:wrap anchorx="margin"/>
               </v:line>
@@ -2135,51 +2346,160 @@
                 <w:szCs w:val="22"/>
               </w:rPr>
             </w:pPr>
+            <w:proofErr w:type="spellStart"/>
             <w:r>
               <w:rPr>
                 <w:rFonts w:asciiTheme="majorBidi" w:hAnsiTheme="majorBidi" w:cstheme="majorBidi"/>
                 <w:sz w:val="22"/>
                 <w:szCs w:val="22"/>
               </w:rPr>
-              <w:t xml:space="preserve">Mehralizadeh B, Soleiman P, </w:t>
-            </w:r>
-            <w:proofErr w:type="spellStart"/>
+              <w:t>Koochakzadeh</w:t>
+            </w:r>
+            <w:proofErr w:type="spellEnd"/>
             <w:r>
               <w:rPr>
                 <w:rFonts w:asciiTheme="majorBidi" w:hAnsiTheme="majorBidi" w:cstheme="majorBidi"/>
                 <w:sz w:val="22"/>
                 <w:szCs w:val="22"/>
               </w:rPr>
-              <w:t>Nikkhoo</w:t>
-            </w:r>
-            <w:proofErr w:type="spellEnd"/>
-            <w:r>
-              <w:rPr>
-                <w:rFonts w:asciiTheme="majorBidi" w:hAnsiTheme="majorBidi" w:cstheme="majorBidi"/>
+              <w:t xml:space="preserve"> E, </w:t>
+            </w:r>
+            <w:r>
+              <w:rPr>
+                <w:rFonts w:asciiTheme="majorBidi" w:hAnsiTheme="majorBidi" w:cstheme="majorBidi"/>
+                <w:b/>
+                <w:bCs/>
                 <w:sz w:val="22"/>
                 <w:szCs w:val="22"/>
               </w:rPr>
-              <w:t xml:space="preserve"> S, Rahimi M, </w:t>
-            </w:r>
-            <w:r>
-              <w:rPr>
-                <w:rFonts w:asciiTheme="majorBidi" w:hAnsiTheme="majorBidi" w:cstheme="majorBidi"/>
-                <w:b/>
-                <w:bCs/>
+              <w:t>Kargar A</w:t>
+            </w:r>
+            <w:r>
+              <w:rPr>
+                <w:rFonts w:asciiTheme="majorBidi" w:hAnsiTheme="majorBidi" w:cstheme="majorBidi"/>
                 <w:sz w:val="22"/>
                 <w:szCs w:val="22"/>
               </w:rPr>
-              <w:t>Kargar A</w:t>
-            </w:r>
+              <w:t xml:space="preserve">, Sattari P, </w:t>
+            </w:r>
+            <w:proofErr w:type="spellStart"/>
             <w:r>
               <w:rPr>
                 <w:rFonts w:asciiTheme="majorBidi" w:hAnsiTheme="majorBidi" w:cstheme="majorBidi"/>
                 <w:sz w:val="22"/>
                 <w:szCs w:val="22"/>
               </w:rPr>
+              <w:t>Ravanshid</w:t>
+            </w:r>
+            <w:proofErr w:type="spellEnd"/>
+            <w:r>
+              <w:rPr>
+                <w:rFonts w:asciiTheme="majorBidi" w:hAnsiTheme="majorBidi" w:cstheme="majorBidi"/>
+                <w:sz w:val="22"/>
+                <w:szCs w:val="22"/>
+              </w:rPr>
+              <w:t xml:space="preserve"> D, Nasiri R. </w:t>
+            </w:r>
+            <w:hyperlink r:id="rId19" w:history="1">
+              <w:r>
+                <w:rPr>
+                  <w:rStyle w:val="Hyperlink"/>
+                  <w:rFonts w:asciiTheme="majorBidi" w:hAnsiTheme="majorBidi" w:cstheme="majorBidi"/>
+                  <w:sz w:val="22"/>
+                  <w:szCs w:val="22"/>
+                  <w:u w:val="none"/>
+                </w:rPr>
+                <w:t>Seven Benefits of Using Series Elastic Actuators in Design of an Affordable, Simple Controlled, and Functional Prosthetic Hand</w:t>
+              </w:r>
+            </w:hyperlink>
+            <w:r>
+              <w:rPr>
+                <w:rFonts w:asciiTheme="majorBidi" w:hAnsiTheme="majorBidi" w:cstheme="majorBidi"/>
+                <w:sz w:val="22"/>
+                <w:szCs w:val="22"/>
+              </w:rPr>
+              <w:t xml:space="preserve">. </w:t>
+            </w:r>
+            <w:r>
+              <w:rPr>
+                <w:rFonts w:asciiTheme="majorBidi" w:hAnsiTheme="majorBidi" w:cstheme="majorBidi"/>
+                <w:sz w:val="22"/>
+                <w:szCs w:val="22"/>
+              </w:rPr>
+              <w:t>In IEEE/RSJ International Conference on Intelligent Robots and Systems (IROS2024).</w:t>
+            </w:r>
+          </w:p>
+          <w:p>
+            <w:pPr>
+              <w:pStyle w:val="BodyText"/>
+              <w:numPr>
+                <w:ilvl w:val="0"/>
+                <w:numId w:val="8"/>
+              </w:numPr>
+              <w:spacing w:after="60"/>
+              <w:ind w:left="504" w:hanging="393"/>
+              <w:jc w:val="both"/>
+              <w:rPr>
+                <w:rFonts w:asciiTheme="majorBidi" w:hAnsiTheme="majorBidi" w:cstheme="majorBidi"/>
+                <w:sz w:val="22"/>
+                <w:szCs w:val="22"/>
+              </w:rPr>
+            </w:pPr>
+            <w:proofErr w:type="spellStart"/>
+            <w:r>
+              <w:rPr>
+                <w:rFonts w:asciiTheme="majorBidi" w:hAnsiTheme="majorBidi" w:cstheme="majorBidi"/>
+                <w:sz w:val="22"/>
+                <w:szCs w:val="22"/>
+              </w:rPr>
+              <w:t>Mehralizadeh</w:t>
+            </w:r>
+            <w:proofErr w:type="spellEnd"/>
+            <w:r>
+              <w:rPr>
+                <w:rFonts w:asciiTheme="majorBidi" w:hAnsiTheme="majorBidi" w:cstheme="majorBidi"/>
+                <w:sz w:val="22"/>
+                <w:szCs w:val="22"/>
+              </w:rPr>
+              <w:t xml:space="preserve"> B, Soleiman P, </w:t>
+            </w:r>
+            <w:proofErr w:type="spellStart"/>
+            <w:r>
+              <w:rPr>
+                <w:rFonts w:asciiTheme="majorBidi" w:hAnsiTheme="majorBidi" w:cstheme="majorBidi"/>
+                <w:sz w:val="22"/>
+                <w:szCs w:val="22"/>
+              </w:rPr>
+              <w:t>Nikkhoo</w:t>
+            </w:r>
+            <w:proofErr w:type="spellEnd"/>
+            <w:r>
+              <w:rPr>
+                <w:rFonts w:asciiTheme="majorBidi" w:hAnsiTheme="majorBidi" w:cstheme="majorBidi"/>
+                <w:sz w:val="22"/>
+                <w:szCs w:val="22"/>
+              </w:rPr>
+              <w:t xml:space="preserve"> S, Rahimi M, </w:t>
+            </w:r>
+            <w:r>
+              <w:rPr>
+                <w:rFonts w:asciiTheme="majorBidi" w:hAnsiTheme="majorBidi" w:cstheme="majorBidi"/>
+                <w:b/>
+                <w:bCs/>
+                <w:sz w:val="22"/>
+                <w:szCs w:val="22"/>
+              </w:rPr>
+              <w:t>Kargar A</w:t>
+            </w:r>
+            <w:r>
+              <w:rPr>
+                <w:rFonts w:asciiTheme="majorBidi" w:hAnsiTheme="majorBidi" w:cstheme="majorBidi"/>
+                <w:sz w:val="22"/>
+                <w:szCs w:val="22"/>
+              </w:rPr>
               <w:t xml:space="preserve">, Masoumi F, Moradi H. </w:t>
             </w:r>
-            <w:hyperlink r:id="rId19" w:history="1">
+            <w:hyperlink r:id="rId20" w:history="1">
               <w:r>
                 <w:rPr>
                   <w:rStyle w:val="Hyperlink"/>
@@ -2220,120 +2540,6 @@
           </w:p>
         </w:tc>
       </w:tr>
-      <w:tr>
-        <w:tc>
-          <w:tcPr>
-            <w:tcW w:w="9931" w:type="dxa"/>
-          </w:tcPr>
-          <w:p>
-            <w:pPr>
-              <w:pStyle w:val="BodyText"/>
-              <w:numPr>
-                <w:ilvl w:val="0"/>
-                <w:numId w:val="8"/>
-              </w:numPr>
-              <w:spacing w:after="60"/>
-              <w:ind w:left="504" w:hanging="393"/>
-              <w:jc w:val="both"/>
-              <w:rPr>
-                <w:rFonts w:asciiTheme="majorBidi" w:hAnsiTheme="majorBidi" w:cstheme="majorBidi"/>
-                <w:sz w:val="22"/>
-                <w:szCs w:val="22"/>
-              </w:rPr>
-            </w:pPr>
-            <w:proofErr w:type="spellStart"/>
-            <w:r>
-              <w:rPr>
-                <w:rFonts w:asciiTheme="majorBidi" w:hAnsiTheme="majorBidi" w:cstheme="majorBidi"/>
-                <w:sz w:val="22"/>
-                <w:szCs w:val="22"/>
-              </w:rPr>
-              <w:t>Koochakzadeh</w:t>
-            </w:r>
-            <w:proofErr w:type="spellEnd"/>
-            <w:r>
-              <w:rPr>
-                <w:rFonts w:asciiTheme="majorBidi" w:hAnsiTheme="majorBidi" w:cstheme="majorBidi"/>
-                <w:sz w:val="22"/>
-                <w:szCs w:val="22"/>
-              </w:rPr>
-              <w:t xml:space="preserve"> E, </w:t>
-            </w:r>
-            <w:r>
-              <w:rPr>
-                <w:rFonts w:asciiTheme="majorBidi" w:hAnsiTheme="majorBidi" w:cstheme="majorBidi"/>
-                <w:b/>
-                <w:bCs/>
-                <w:sz w:val="22"/>
-                <w:szCs w:val="22"/>
-              </w:rPr>
-              <w:t>Kargar A</w:t>
-            </w:r>
-            <w:r>
-              <w:rPr>
-                <w:rFonts w:asciiTheme="majorBidi" w:hAnsiTheme="majorBidi" w:cstheme="majorBidi"/>
-                <w:sz w:val="22"/>
-                <w:szCs w:val="22"/>
-              </w:rPr>
-              <w:t xml:space="preserve">, Sattari P, </w:t>
-            </w:r>
-            <w:proofErr w:type="spellStart"/>
-            <w:r>
-              <w:rPr>
-                <w:rFonts w:asciiTheme="majorBidi" w:hAnsiTheme="majorBidi" w:cstheme="majorBidi"/>
-                <w:sz w:val="22"/>
-                <w:szCs w:val="22"/>
-              </w:rPr>
-              <w:t>Ravanshid</w:t>
-            </w:r>
-            <w:proofErr w:type="spellEnd"/>
-            <w:r>
-              <w:rPr>
-                <w:rFonts w:asciiTheme="majorBidi" w:hAnsiTheme="majorBidi" w:cstheme="majorBidi"/>
-                <w:sz w:val="22"/>
-                <w:szCs w:val="22"/>
-              </w:rPr>
-              <w:t xml:space="preserve"> D, Nasiri R. </w:t>
-            </w:r>
-            <w:hyperlink r:id="rId20" w:history="1">
-              <w:r>
-                <w:rPr>
-                  <w:rStyle w:val="Hyperlink"/>
-                  <w:rFonts w:asciiTheme="majorBidi" w:hAnsiTheme="majorBidi" w:cstheme="majorBidi"/>
-                  <w:sz w:val="22"/>
-                  <w:szCs w:val="22"/>
-                  <w:u w:val="none"/>
-                </w:rPr>
-                <w:t>Seven Benefits of Using Series Elastic Actuators in Design of an Affordable, Simple Controlled, and Functional Prosthetic Hand</w:t>
-              </w:r>
-            </w:hyperlink>
-            <w:r>
-              <w:rPr>
-                <w:rFonts w:asciiTheme="majorBidi" w:hAnsiTheme="majorBidi" w:cstheme="majorBidi"/>
-                <w:sz w:val="22"/>
-                <w:szCs w:val="22"/>
-              </w:rPr>
-              <w:t xml:space="preserve">. </w:t>
-            </w:r>
-            <w:r>
-              <w:rPr>
-                <w:rFonts w:asciiTheme="majorBidi" w:hAnsiTheme="majorBidi" w:cstheme="majorBidi"/>
-                <w:sz w:val="22"/>
-                <w:szCs w:val="22"/>
-              </w:rPr>
-              <w:t>In IEEE/RSJ International Conference on Intelligent Robots and Systems (IROS2024)</w:t>
-            </w:r>
-            <w:r>
-              <w:rPr>
-                <w:rFonts w:asciiTheme="majorBidi" w:hAnsiTheme="majorBidi" w:cstheme="majorBidi"/>
-                <w:sz w:val="22"/>
-                <w:szCs w:val="22"/>
-              </w:rPr>
-              <w:t>.</w:t>
-            </w:r>
-          </w:p>
-        </w:tc>
-      </w:tr>
     </w:tbl>
     <w:p>
       <w:pPr>
@@ -2353,13 +2559,423 @@
         <mc:AlternateContent>
           <mc:Choice Requires="wps">
             <w:drawing>
-              <wp:anchor distT="0" distB="0" distL="114300" distR="114300" simplePos="0" relativeHeight="251749376" behindDoc="0" locked="0" layoutInCell="1" allowOverlap="1" wp14:anchorId="57924E71" wp14:editId="31D3D753">
+              <wp:anchor distT="0" distB="0" distL="114300" distR="114300" simplePos="0" relativeHeight="251753472" behindDoc="0" locked="0" layoutInCell="1" allowOverlap="1" wp14:anchorId="29EB38E8" wp14:editId="40304879">
+                <wp:simplePos x="0" y="0"/>
+                <wp:positionH relativeFrom="margin">
+                  <wp:posOffset>-45720</wp:posOffset>
+                </wp:positionH>
+                <wp:positionV relativeFrom="paragraph">
+                  <wp:posOffset>262700</wp:posOffset>
+                </wp:positionV>
+                <wp:extent cx="6374130" cy="0"/>
+                <wp:effectExtent l="0" t="0" r="0" b="0"/>
+                <wp:wrapNone/>
+                <wp:docPr id="550137967" name="Straight Connector 3"/>
+                <wp:cNvGraphicFramePr>
+                  <a:graphicFrameLocks xmlns:a="http://schemas.openxmlformats.org/drawingml/2006/main"/>
+                </wp:cNvGraphicFramePr>
+                <a:graphic xmlns:a="http://schemas.openxmlformats.org/drawingml/2006/main">
+                  <a:graphicData uri="http://schemas.microsoft.com/office/word/2010/wordprocessingShape">
+                    <wps:wsp>
+                      <wps:cNvCnPr>
+                        <a:cxnSpLocks/>
+                      </wps:cNvCnPr>
+                      <wps:spPr>
+                        <a:xfrm flipV="1">
+                          <a:off x="0" y="0"/>
+                          <a:ext cx="6374130" cy="0"/>
+                        </a:xfrm>
+                        <a:prstGeom prst="line">
+                          <a:avLst/>
+                        </a:prstGeom>
+                        <a:noFill/>
+                        <a:ln w="9525" cap="flat" cmpd="sng" algn="ctr">
+                          <a:solidFill>
+                            <a:srgbClr val="3399FF"/>
+                          </a:solidFill>
+                          <a:prstDash val="solid"/>
+                        </a:ln>
+                        <a:effectLst/>
+                      </wps:spPr>
+                      <wps:bodyPr/>
+                    </wps:wsp>
+                  </a:graphicData>
+                </a:graphic>
+                <wp14:sizeRelH relativeFrom="page">
+                  <wp14:pctWidth>0</wp14:pctWidth>
+                </wp14:sizeRelH>
+                <wp14:sizeRelV relativeFrom="page">
+                  <wp14:pctHeight>0</wp14:pctHeight>
+                </wp14:sizeRelV>
+              </wp:anchor>
+            </w:drawing>
+          </mc:Choice>
+          <mc:Fallback>
+            <w:pict>
+              <v:line w14:anchorId="3E530709" id="Straight Connector 3" o:spid="_x0000_s1026" style="position:absolute;flip:y;z-index:251753472;visibility:visible;mso-wrap-style:square;mso-width-percent:0;mso-height-percent:0;mso-wrap-distance-left:9pt;mso-wrap-distance-top:0;mso-wrap-distance-right:9pt;mso-wrap-distance-bottom:0;mso-position-horizontal:absolute;mso-position-horizontal-relative:margin;mso-position-vertical:absolute;mso-position-vertical-relative:text;mso-width-percent:0;mso-height-percent:0;mso-width-relative:page;mso-height-relative:page" from="-3.6pt,20.7pt" to="498.3pt,20.7pt" o:gfxdata="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" strokecolor="#39f">
+                <o:lock v:ext="edit" shapetype="f"/>
+                <w10:wrap anchorx="margin"/>
+              </v:line>
+            </w:pict>
+          </mc:Fallback>
+        </mc:AlternateContent>
+      </w:r>
+      <w:r>
+        <w:rPr>
+          <w:rFonts w:asciiTheme="majorBidi" w:hAnsiTheme="majorBidi" w:cstheme="majorBidi"/>
+          <w:sz w:val="28"/>
+          <w:szCs w:val="28"/>
+        </w:rPr>
+        <w:t>PATENT</w:t>
+      </w:r>
+    </w:p>
+    <w:p>
+      <w:pPr>
+        <w:pStyle w:val="BodyText"/>
+        <w:numPr>
+          <w:ilvl w:val="0"/>
+          <w:numId w:val="8"/>
+        </w:numPr>
+        <w:spacing w:after="60"/>
+        <w:jc w:val="both"/>
+        <w:rPr>
+          <w:rFonts w:asciiTheme="majorBidi" w:hAnsiTheme="majorBidi" w:cstheme="majorBidi"/>
+          <w:color w:val="EE0000"/>
+          <w:sz w:val="22"/>
+          <w:szCs w:val="22"/>
+        </w:rPr>
+      </w:pPr>
+      <w:hyperlink r:id="rId21" w:history="1">
+        <w:r>
+          <w:rPr>
+            <w:rStyle w:val="Hyperlink"/>
+            <w:rFonts w:asciiTheme="majorBidi" w:hAnsiTheme="majorBidi" w:cstheme="majorBidi"/>
+            <w:sz w:val="22"/>
+            <w:szCs w:val="22"/>
+            <w:u w:val="none"/>
+          </w:rPr>
+          <w:t>Intelligent Underactuated Prosthetic Hand Using Combined Mechanism of Series Elastic Actuator and Cam Set Capable of Optimizing Finger Trajectories.</w:t>
+        </w:r>
+      </w:hyperlink>
+      <w:r>
+        <w:rPr>
+          <w:rFonts w:asciiTheme="majorBidi" w:hAnsiTheme="majorBidi" w:cstheme="majorBidi"/>
+          <w:sz w:val="22"/>
+          <w:szCs w:val="22"/>
+        </w:rPr>
+        <w:t xml:space="preserve"> </w:t>
+      </w:r>
+      <w:r>
+        <w:rPr>
+          <w:rFonts w:asciiTheme="majorBidi" w:hAnsiTheme="majorBidi" w:cstheme="majorBidi"/>
+          <w:b/>
+          <w:bCs/>
+          <w:sz w:val="20"/>
+          <w:szCs w:val="20"/>
+        </w:rPr>
+        <w:t>Kargar A.</w:t>
+      </w:r>
+      <w:r>
+        <w:rPr>
+          <w:rFonts w:asciiTheme="majorBidi" w:hAnsiTheme="majorBidi" w:cstheme="majorBidi"/>
+          <w:sz w:val="22"/>
+          <w:szCs w:val="22"/>
+        </w:rPr>
+        <w:t xml:space="preserve">, </w:t>
+      </w:r>
+      <w:proofErr w:type="spellStart"/>
+      <w:r>
+        <w:rPr>
+          <w:rFonts w:asciiTheme="majorBidi" w:hAnsiTheme="majorBidi" w:cstheme="majorBidi"/>
+          <w:sz w:val="22"/>
+          <w:szCs w:val="22"/>
+        </w:rPr>
+        <w:t>Koochakzadeh</w:t>
+      </w:r>
+      <w:proofErr w:type="spellEnd"/>
+      <w:r>
+        <w:rPr>
+          <w:rFonts w:asciiTheme="majorBidi" w:hAnsiTheme="majorBidi" w:cstheme="majorBidi"/>
+          <w:sz w:val="22"/>
+          <w:szCs w:val="22"/>
+        </w:rPr>
+        <w:t xml:space="preserve"> E., </w:t>
+      </w:r>
+      <w:proofErr w:type="spellStart"/>
+      <w:r>
+        <w:rPr>
+          <w:rFonts w:asciiTheme="majorBidi" w:hAnsiTheme="majorBidi" w:cstheme="majorBidi"/>
+          <w:sz w:val="22"/>
+          <w:szCs w:val="22"/>
+        </w:rPr>
+        <w:t>Amirabadizadeh</w:t>
+      </w:r>
+      <w:proofErr w:type="spellEnd"/>
+      <w:r>
+        <w:rPr>
+          <w:rFonts w:asciiTheme="majorBidi" w:hAnsiTheme="majorBidi" w:cstheme="majorBidi"/>
+          <w:sz w:val="22"/>
+          <w:szCs w:val="22"/>
+        </w:rPr>
+        <w:t xml:space="preserve"> E., </w:t>
+      </w:r>
+      <w:proofErr w:type="spellStart"/>
+      <w:r>
+        <w:rPr>
+          <w:rFonts w:asciiTheme="majorBidi" w:hAnsiTheme="majorBidi" w:cstheme="majorBidi"/>
+          <w:sz w:val="22"/>
+          <w:szCs w:val="22"/>
+        </w:rPr>
+        <w:t>Zakerzadeh</w:t>
+      </w:r>
+      <w:proofErr w:type="spellEnd"/>
+      <w:r>
+        <w:rPr>
+          <w:rFonts w:asciiTheme="majorBidi" w:hAnsiTheme="majorBidi" w:cstheme="majorBidi"/>
+          <w:sz w:val="22"/>
+          <w:szCs w:val="22"/>
+        </w:rPr>
+        <w:t xml:space="preserve"> M., and Nasiri R., Patent No</w:t>
+      </w:r>
+      <w:r>
+        <w:rPr>
+          <w:rFonts w:asciiTheme="majorBidi" w:hAnsiTheme="majorBidi" w:cstheme="majorBidi"/>
+          <w:color w:val="000000" w:themeColor="text1"/>
+          <w:sz w:val="22"/>
+          <w:szCs w:val="22"/>
+        </w:rPr>
+        <w:t>. 113446</w:t>
+      </w:r>
+      <w:r>
+        <w:rPr>
+          <w:rFonts w:asciiTheme="majorBidi" w:hAnsiTheme="majorBidi" w:cstheme="majorBidi"/>
+          <w:sz w:val="22"/>
+          <w:szCs w:val="22"/>
+        </w:rPr>
+        <w:t>, IRIPO, 2025.</w:t>
+      </w:r>
+    </w:p>
+    <w:p>
+      <w:pPr>
+        <w:pStyle w:val="BodyText"/>
+        <w:numPr>
+          <w:ilvl w:val="0"/>
+          <w:numId w:val="8"/>
+        </w:numPr>
+        <w:spacing w:after="60"/>
+        <w:jc w:val="both"/>
+        <w:rPr>
+          <w:rFonts w:asciiTheme="majorBidi" w:hAnsiTheme="majorBidi" w:cstheme="majorBidi"/>
+          <w:color w:val="EE0000"/>
+          <w:sz w:val="22"/>
+          <w:szCs w:val="22"/>
+        </w:rPr>
+      </w:pPr>
+      <w:hyperlink r:id="rId22" w:history="1">
+        <w:r>
+          <w:rPr>
+            <w:rStyle w:val="Hyperlink"/>
+            <w:rFonts w:asciiTheme="majorBidi" w:hAnsiTheme="majorBidi" w:cstheme="majorBidi"/>
+            <w:sz w:val="22"/>
+            <w:szCs w:val="22"/>
+            <w:u w:val="none"/>
+          </w:rPr>
+          <w:t>Intelligent Underactuated Ultra Compact Prosthetic Hand Using Combined Mechanism of Series Elastic Actuator and Cables for Finger Trajectory Optimization.</w:t>
+        </w:r>
+      </w:hyperlink>
+      <w:r>
+        <w:rPr>
+          <w:rFonts w:asciiTheme="majorBidi" w:hAnsiTheme="majorBidi" w:cstheme="majorBidi"/>
+          <w:color w:val="000000" w:themeColor="text1"/>
+          <w:sz w:val="22"/>
+          <w:szCs w:val="22"/>
+        </w:rPr>
+        <w:t xml:space="preserve"> </w:t>
+      </w:r>
+      <w:r>
+        <w:rPr>
+          <w:rFonts w:asciiTheme="majorBidi" w:hAnsiTheme="majorBidi" w:cstheme="majorBidi"/>
+          <w:b/>
+          <w:bCs/>
+          <w:sz w:val="20"/>
+          <w:szCs w:val="20"/>
+        </w:rPr>
+        <w:t>Kargar A.</w:t>
+      </w:r>
+      <w:r>
+        <w:rPr>
+          <w:rFonts w:asciiTheme="majorBidi" w:hAnsiTheme="majorBidi" w:cstheme="majorBidi"/>
+          <w:sz w:val="22"/>
+          <w:szCs w:val="22"/>
+        </w:rPr>
+        <w:t xml:space="preserve">, </w:t>
+      </w:r>
+      <w:proofErr w:type="spellStart"/>
+      <w:r>
+        <w:rPr>
+          <w:rFonts w:asciiTheme="majorBidi" w:hAnsiTheme="majorBidi" w:cstheme="majorBidi"/>
+          <w:sz w:val="22"/>
+          <w:szCs w:val="22"/>
+        </w:rPr>
+        <w:t>Koochakzadeh</w:t>
+      </w:r>
+      <w:proofErr w:type="spellEnd"/>
+      <w:r>
+        <w:rPr>
+          <w:rFonts w:asciiTheme="majorBidi" w:hAnsiTheme="majorBidi" w:cstheme="majorBidi"/>
+          <w:sz w:val="22"/>
+          <w:szCs w:val="22"/>
+        </w:rPr>
+        <w:t xml:space="preserve"> E., </w:t>
+      </w:r>
+      <w:proofErr w:type="spellStart"/>
+      <w:r>
+        <w:rPr>
+          <w:rFonts w:asciiTheme="majorBidi" w:hAnsiTheme="majorBidi" w:cstheme="majorBidi"/>
+          <w:sz w:val="22"/>
+          <w:szCs w:val="22"/>
+        </w:rPr>
+        <w:t>Amirabadizadeh</w:t>
+      </w:r>
+      <w:proofErr w:type="spellEnd"/>
+      <w:r>
+        <w:rPr>
+          <w:rFonts w:asciiTheme="majorBidi" w:hAnsiTheme="majorBidi" w:cstheme="majorBidi"/>
+          <w:sz w:val="22"/>
+          <w:szCs w:val="22"/>
+        </w:rPr>
+        <w:t xml:space="preserve"> E., and Nasiri R., Patent No</w:t>
+      </w:r>
+      <w:r>
+        <w:rPr>
+          <w:rFonts w:asciiTheme="majorBidi" w:hAnsiTheme="majorBidi" w:cstheme="majorBidi"/>
+          <w:color w:val="000000" w:themeColor="text1"/>
+          <w:sz w:val="22"/>
+          <w:szCs w:val="22"/>
+        </w:rPr>
+        <w:t>. 113031</w:t>
+      </w:r>
+      <w:r>
+        <w:rPr>
+          <w:rFonts w:asciiTheme="majorBidi" w:hAnsiTheme="majorBidi" w:cstheme="majorBidi"/>
+          <w:sz w:val="22"/>
+          <w:szCs w:val="22"/>
+        </w:rPr>
+        <w:t>, IRIPO, 2025.</w:t>
+      </w:r>
+    </w:p>
+    <w:p>
+      <w:pPr>
+        <w:pStyle w:val="BodyText"/>
+        <w:numPr>
+          <w:ilvl w:val="0"/>
+          <w:numId w:val="8"/>
+        </w:numPr>
+        <w:spacing w:after="60"/>
+        <w:ind w:left="504" w:hanging="393"/>
+        <w:jc w:val="both"/>
+        <w:rPr>
+          <w:rFonts w:asciiTheme="majorBidi" w:hAnsiTheme="majorBidi" w:cstheme="majorBidi"/>
+          <w:sz w:val="22"/>
+          <w:szCs w:val="22"/>
+        </w:rPr>
+      </w:pPr>
+      <w:hyperlink r:id="rId23" w:history="1">
+        <w:r>
+          <w:rPr>
+            <w:rStyle w:val="Hyperlink"/>
+            <w:rFonts w:asciiTheme="majorBidi" w:hAnsiTheme="majorBidi" w:cstheme="majorBidi"/>
+            <w:sz w:val="22"/>
+            <w:szCs w:val="22"/>
+            <w:u w:val="none"/>
+          </w:rPr>
+          <w:t>Intelligent underactuated prosthetic hand using series elastic actuators.</w:t>
+        </w:r>
+      </w:hyperlink>
+      <w:r>
+        <w:rPr>
+          <w:rFonts w:asciiTheme="majorBidi" w:hAnsiTheme="majorBidi" w:cstheme="majorBidi"/>
+          <w:sz w:val="22"/>
+          <w:szCs w:val="22"/>
+        </w:rPr>
+        <w:t xml:space="preserve"> </w:t>
+      </w:r>
+      <w:r>
+        <w:rPr>
+          <w:rFonts w:asciiTheme="majorBidi" w:hAnsiTheme="majorBidi" w:cstheme="majorBidi"/>
+          <w:b/>
+          <w:bCs/>
+          <w:sz w:val="20"/>
+          <w:szCs w:val="20"/>
+        </w:rPr>
+        <w:t>Kargar A</w:t>
+      </w:r>
+      <w:r>
+        <w:rPr>
+          <w:rFonts w:asciiTheme="majorBidi" w:hAnsiTheme="majorBidi" w:cstheme="majorBidi"/>
+          <w:sz w:val="22"/>
+          <w:szCs w:val="22"/>
+        </w:rPr>
+        <w:t xml:space="preserve">., </w:t>
+      </w:r>
+      <w:proofErr w:type="spellStart"/>
+      <w:r>
+        <w:rPr>
+          <w:rFonts w:asciiTheme="majorBidi" w:hAnsiTheme="majorBidi" w:cstheme="majorBidi"/>
+          <w:sz w:val="22"/>
+          <w:szCs w:val="22"/>
+        </w:rPr>
+        <w:t>Koochakzadeh</w:t>
+      </w:r>
+      <w:proofErr w:type="spellEnd"/>
+      <w:r>
+        <w:rPr>
+          <w:rFonts w:asciiTheme="majorBidi" w:hAnsiTheme="majorBidi" w:cstheme="majorBidi"/>
+          <w:sz w:val="22"/>
+          <w:szCs w:val="22"/>
+        </w:rPr>
+        <w:t xml:space="preserve"> E., and Nasiri R., Patent No. 111415, IRIPO, 2024.</w:t>
+      </w:r>
+    </w:p>
+    <w:p>
+      <w:pPr>
+        <w:pStyle w:val="BodyText"/>
+        <w:spacing w:after="60"/>
+        <w:ind w:left="502" w:firstLine="0"/>
+        <w:jc w:val="both"/>
+        <w:rPr>
+          <w:rFonts w:asciiTheme="majorBidi" w:hAnsiTheme="majorBidi" w:cstheme="majorBidi"/>
+          <w:color w:val="EE0000"/>
+          <w:sz w:val="10"/>
+          <w:szCs w:val="10"/>
+        </w:rPr>
+      </w:pPr>
+    </w:p>
+    <w:p>
+      <w:pPr>
+        <w:pStyle w:val="Heading1"/>
+        <w:spacing w:before="80" w:line="360" w:lineRule="auto"/>
+        <w:rPr>
+          <w:rFonts w:asciiTheme="majorBidi" w:hAnsiTheme="majorBidi" w:cstheme="majorBidi"/>
+          <w:sz w:val="28"/>
+          <w:szCs w:val="28"/>
+        </w:rPr>
+      </w:pPr>
+      <w:r>
+        <w:rPr>
+          <w:rFonts w:asciiTheme="majorBidi" w:hAnsiTheme="majorBidi" w:cstheme="majorBidi"/>
+          <w:noProof/>
+        </w:rPr>
+        <mc:AlternateContent>
+          <mc:Choice Requires="wps">
+            <w:drawing>
+              <wp:anchor distT="0" distB="0" distL="114300" distR="114300" simplePos="0" relativeHeight="251749376" behindDoc="0" locked="0" layoutInCell="1" allowOverlap="1" wp14:anchorId="57924E71" wp14:editId="1F4726D5">
                 <wp:simplePos x="0" y="0"/>
                 <wp:positionH relativeFrom="margin">
                   <wp:posOffset>-48260</wp:posOffset>
                 </wp:positionH>
                 <wp:positionV relativeFrom="paragraph">
-                  <wp:posOffset>313690</wp:posOffset>
+                  <wp:posOffset>239064</wp:posOffset>
                 </wp:positionV>
                 <wp:extent cx="6374130" cy="0"/>
                 <wp:effectExtent l="0" t="0" r="0" b="0"/>
@@ -2406,7 +3022,7 @@
           </mc:Choice>
           <mc:Fallback>
             <w:pict>
-              <v:line w14:anchorId="19B47C23" id="Straight Connector 3" o:spid="_x0000_s1026" style="position:absolute;flip:y;z-index:251749376;visibility:visible;mso-wrap-style:square;mso-width-percent:0;mso-height-percent:0;mso-wrap-distance-left:9pt;mso-wrap-distance-top:0;mso-wrap-distance-right:9pt;mso-wrap-distance-bottom:0;mso-position-horizontal:absolute;mso-position-horizontal-relative:margin;mso-position-vertical:absolute;mso-position-vertical-relative:text;mso-width-percent:0;mso-height-percent:0;mso-width-relative:page;mso-height-relative:page" from="-3.8pt,24.7pt" to="498.1pt,24.7pt" o:gfxdata="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" strokecolor="#39f">
+              <v:line w14:anchorId="73A4A707" id="Straight Connector 3" o:spid="_x0000_s1026" style="position:absolute;flip:y;z-index:251749376;visibility:visible;mso-wrap-style:square;mso-width-percent:0;mso-height-percent:0;mso-wrap-distance-left:9pt;mso-wrap-distance-top:0;mso-wrap-distance-right:9pt;mso-wrap-distance-bottom:0;mso-position-horizontal:absolute;mso-position-horizontal-relative:margin;mso-position-vertical:absolute;mso-position-vertical-relative:text;mso-width-percent:0;mso-height-percent:0;mso-width-relative:page;mso-height-relative:page" from="-3.8pt,18.8pt" to="498.1pt,18.8pt" o:gfxdata="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" strokecolor="#39f">
                 <o:lock v:ext="edit" shapetype="f"/>
                 <w10:wrap anchorx="margin"/>
               </v:line>
@@ -2821,19 +3437,11 @@
         </w:rPr>
         <w:t xml:space="preserve">Supervisor: </w:t>
       </w:r>
-      <w:proofErr w:type="spellStart"/>
       <w:r>
         <w:rPr>
           <w:rFonts w:asciiTheme="majorBidi" w:eastAsia="CMTI10" w:hAnsiTheme="majorBidi" w:cstheme="majorBidi"/>
         </w:rPr>
-        <w:t>Rezvan</w:t>
-      </w:r>
-      <w:proofErr w:type="spellEnd"/>
-      <w:r>
-        <w:rPr>
-          <w:rFonts w:asciiTheme="majorBidi" w:eastAsia="CMTI10" w:hAnsiTheme="majorBidi" w:cstheme="majorBidi"/>
-        </w:rPr>
-        <w:t xml:space="preserve"> Nasiri</w:t>
+        <w:t>Rezvan Nasiri</w:t>
       </w:r>
     </w:p>
     <w:p>
@@ -2862,6 +3470,14 @@
           <w:b/>
           <w:bCs/>
         </w:rPr>
+        <w:t xml:space="preserve">Robotic </w:t>
+      </w:r>
+      <w:r>
+        <w:rPr>
+          <w:rFonts w:asciiTheme="majorBidi" w:eastAsia="CMTI10" w:hAnsiTheme="majorBidi" w:cstheme="majorBidi"/>
+          <w:b/>
+          <w:bCs/>
+        </w:rPr>
         <w:t>Prosthetic Hand:</w:t>
       </w:r>
       <w:r>
@@ -2882,6 +3498,62 @@
         </w:rPr>
         <w:t>prosthetic hand powered by a series of elastic actuators controlled by Electromyography (EMG) signals.</w:t>
       </w:r>
+    </w:p>
+    <w:p>
+      <w:pPr>
+        <w:pStyle w:val="ListParagraph"/>
+        <w:numPr>
+          <w:ilvl w:val="0"/>
+          <w:numId w:val="8"/>
+        </w:numPr>
+        <w:tabs>
+          <w:tab w:val="right" w:pos="9923"/>
+        </w:tabs>
+        <w:spacing w:before="9" w:line="276" w:lineRule="auto"/>
+        <w:ind w:left="550" w:hanging="330"/>
+        <w:jc w:val="both"/>
+        <w:rPr>
+          <w:rFonts w:asciiTheme="majorBidi" w:eastAsia="PMingLiU" w:hAnsiTheme="majorBidi" w:cstheme="majorBidi"/>
+          <w:bCs/>
+          <w:noProof/>
+          <w:lang w:eastAsia="zh-HK"/>
+        </w:rPr>
+      </w:pPr>
+      <w:r>
+        <w:rPr>
+          <w:rFonts w:asciiTheme="majorBidi" w:eastAsia="PMingLiU" w:hAnsiTheme="majorBidi" w:cstheme="majorBidi"/>
+          <w:b/>
+          <w:noProof/>
+          <w:lang w:eastAsia="zh-HK"/>
+        </w:rPr>
+        <w:t xml:space="preserve">Dynamic Vibration Belt: </w:t>
+      </w:r>
+      <w:r>
+        <w:rPr>
+          <w:rFonts w:asciiTheme="majorBidi" w:eastAsia="PMingLiU" w:hAnsiTheme="majorBidi" w:cstheme="majorBidi"/>
+          <w:bCs/>
+          <w:noProof/>
+          <w:lang w:eastAsia="zh-HK"/>
+        </w:rPr>
+        <w:t xml:space="preserve">Design and prototyping a motor-driven vibration module that slides along a waist belt to provide targeted haptic feedback.  </w:t>
+      </w:r>
+    </w:p>
+    <w:p>
+      <w:pPr>
+        <w:pStyle w:val="ListParagraph"/>
+        <w:tabs>
+          <w:tab w:val="right" w:pos="9923"/>
+        </w:tabs>
+        <w:spacing w:before="9" w:line="276" w:lineRule="auto"/>
+        <w:ind w:left="550" w:firstLine="0"/>
+        <w:jc w:val="both"/>
+        <w:rPr>
+          <w:rFonts w:asciiTheme="majorBidi" w:eastAsia="PMingLiU" w:hAnsiTheme="majorBidi" w:cstheme="majorBidi"/>
+          <w:bCs/>
+          <w:noProof/>
+          <w:lang w:eastAsia="zh-HK"/>
+        </w:rPr>
+      </w:pPr>
     </w:p>
     <w:p>
       <w:pPr>
@@ -2907,6 +3579,7 @@
           <w:szCs w:val="24"/>
           <w:lang w:eastAsia="zh-HK"/>
         </w:rPr>
+        <w:lastRenderedPageBreak/>
         <w:t>Research Assistant</w:t>
       </w:r>
       <w:r>
@@ -3149,33 +3822,29 @@
       </w:pPr>
       <w:r>
         <w:rPr>
-          <w:rFonts w:asciiTheme="majorBidi" w:eastAsia="CMTI10" w:hAnsiTheme="majorBidi" w:cstheme="majorBidi"/>
-        </w:rPr>
-        <w:t xml:space="preserve"> </w:t>
-      </w:r>
-      <w:proofErr w:type="spellStart"/>
-      <w:r>
-        <w:rPr>
           <w:rFonts w:asciiTheme="majorBidi" w:eastAsia="SimSun" w:hAnsiTheme="majorBidi" w:cstheme="majorBidi"/>
           <w:b/>
           <w:bCs/>
         </w:rPr>
-        <w:t>NeuroLight</w:t>
-      </w:r>
-      <w:proofErr w:type="spellEnd"/>
+        <w:t>BAMS.V2:</w:t>
+      </w:r>
       <w:r>
         <w:rPr>
           <w:rFonts w:asciiTheme="majorBidi" w:eastAsia="SimSun" w:hAnsiTheme="majorBidi" w:cstheme="majorBidi"/>
-          <w:b/>
-          <w:bCs/>
-        </w:rPr>
-        <w:t>:</w:t>
+        </w:rPr>
+        <w:t xml:space="preserve"> Designed and developed a </w:t>
       </w:r>
       <w:r>
         <w:rPr>
           <w:rFonts w:asciiTheme="majorBidi" w:eastAsia="SimSun" w:hAnsiTheme="majorBidi" w:cstheme="majorBidi"/>
         </w:rPr>
-        <w:t xml:space="preserve"> Developing design and implementation of a cyber-physical system comprised of programmable wireless light modules to improve athletes’ speed and agility.</w:t>
+        <w:t>holonomic-drive social robot platform that interacts</w:t>
+      </w:r>
+      <w:r>
+        <w:rPr>
+          <w:rFonts w:asciiTheme="majorBidi" w:eastAsia="SimSun" w:hAnsiTheme="majorBidi" w:cstheme="majorBidi"/>
+        </w:rPr>
+        <w:t xml:space="preserve"> with children for education and entertainment.</w:t>
       </w:r>
     </w:p>
     <w:p>
@@ -3193,64 +3862,24 @@
       </w:pPr>
       <w:r>
         <w:rPr>
+          <w:rFonts w:asciiTheme="majorBidi" w:eastAsia="CMBX9" w:hAnsiTheme="majorBidi" w:cstheme="majorBidi"/>
+          <w:b/>
+          <w:bCs/>
+        </w:rPr>
+        <w:t>Elbow rehabilitation robotic system</w:t>
+      </w:r>
+      <w:r>
+        <w:rPr>
           <w:rFonts w:asciiTheme="majorBidi" w:eastAsia="SimSun" w:hAnsiTheme="majorBidi" w:cstheme="majorBidi"/>
           <w:b/>
           <w:bCs/>
         </w:rPr>
-        <w:t>BAMS.V2:</w:t>
+        <w:t>:</w:t>
       </w:r>
       <w:r>
         <w:rPr>
           <w:rFonts w:asciiTheme="majorBidi" w:eastAsia="SimSun" w:hAnsiTheme="majorBidi" w:cstheme="majorBidi"/>
         </w:rPr>
-        <w:t xml:space="preserve"> Designed and developed a </w:t>
-      </w:r>
-      <w:r>
-        <w:rPr>
-          <w:rFonts w:asciiTheme="majorBidi" w:eastAsia="SimSun" w:hAnsiTheme="majorBidi" w:cstheme="majorBidi"/>
-        </w:rPr>
-        <w:t>holonomic-drive social robot platform that interacts</w:t>
-      </w:r>
-      <w:r>
-        <w:rPr>
-          <w:rFonts w:asciiTheme="majorBidi" w:eastAsia="SimSun" w:hAnsiTheme="majorBidi" w:cstheme="majorBidi"/>
-        </w:rPr>
-        <w:t xml:space="preserve"> with children for education and entertainment.</w:t>
-      </w:r>
-    </w:p>
-    <w:p>
-      <w:pPr>
-        <w:pStyle w:val="ListParagraph"/>
-        <w:numPr>
-          <w:ilvl w:val="0"/>
-          <w:numId w:val="12"/>
-        </w:numPr>
-        <w:ind w:hanging="282"/>
-        <w:jc w:val="both"/>
-        <w:rPr>
-          <w:rFonts w:asciiTheme="majorBidi" w:eastAsia="SimSun" w:hAnsiTheme="majorBidi" w:cstheme="majorBidi"/>
-        </w:rPr>
-      </w:pPr>
-      <w:r>
-        <w:rPr>
-          <w:rFonts w:asciiTheme="majorBidi" w:eastAsia="CMBX9" w:hAnsiTheme="majorBidi" w:cstheme="majorBidi"/>
-          <w:b/>
-          <w:bCs/>
-        </w:rPr>
-        <w:t>Elbow rehabilitation robotic system</w:t>
-      </w:r>
-      <w:r>
-        <w:rPr>
-          <w:rFonts w:asciiTheme="majorBidi" w:eastAsia="SimSun" w:hAnsiTheme="majorBidi" w:cstheme="majorBidi"/>
-          <w:b/>
-          <w:bCs/>
-        </w:rPr>
-        <w:t>:</w:t>
-      </w:r>
-      <w:r>
-        <w:rPr>
-          <w:rFonts w:asciiTheme="majorBidi" w:eastAsia="SimSun" w:hAnsiTheme="majorBidi" w:cstheme="majorBidi"/>
-        </w:rPr>
         <w:t xml:space="preserve"> </w:t>
       </w:r>
       <w:r>
@@ -3259,16 +3888,6 @@
         </w:rPr>
         <w:t>Redesigned and prototyped an active series elastic mechanism for elbow rehabilitation.</w:t>
       </w:r>
-    </w:p>
-    <w:p>
-      <w:pPr>
-        <w:pStyle w:val="ListParagraph"/>
-        <w:ind w:left="502" w:firstLine="0"/>
-        <w:jc w:val="both"/>
-        <w:rPr>
-          <w:rFonts w:asciiTheme="majorBidi" w:eastAsia="SimSun" w:hAnsiTheme="majorBidi" w:cstheme="majorBidi"/>
-        </w:rPr>
-      </w:pPr>
     </w:p>
     <w:p>
       <w:pPr>
@@ -3292,7 +3911,6 @@
           <w:szCs w:val="24"/>
           <w:lang w:eastAsia="zh-HK"/>
         </w:rPr>
-        <w:lastRenderedPageBreak/>
         <w:t>Research Assistant</w:t>
       </w:r>
       <w:r>
@@ -4978,6 +5596,17 @@
               <w:t xml:space="preserve">: MATLAB &amp; Simulink </w:t>
             </w:r>
           </w:p>
+          <w:p>
+            <w:pPr>
+              <w:pStyle w:val="ListParagraph"/>
+              <w:ind w:left="720" w:firstLine="0"/>
+              <w:rPr>
+                <w:rFonts w:asciiTheme="majorBidi" w:eastAsia="CMTI10" w:hAnsiTheme="majorBidi" w:cstheme="majorBidi"/>
+                <w:b/>
+                <w:bCs/>
+              </w:rPr>
+            </w:pPr>
+          </w:p>
         </w:tc>
         <w:tc>
           <w:tcPr>
@@ -5004,6 +5633,909 @@
               </w:rPr>
               <w:t>2015-2016</w:t>
             </w:r>
+          </w:p>
+        </w:tc>
+      </w:tr>
+    </w:tbl>
+    <w:p>
+      <w:pPr>
+        <w:pStyle w:val="Heading1"/>
+        <w:spacing w:line="276" w:lineRule="auto"/>
+        <w:rPr>
+          <w:rFonts w:asciiTheme="majorBidi" w:hAnsiTheme="majorBidi" w:cstheme="majorBidi"/>
+          <w:b w:val="0"/>
+          <w:bCs/>
+          <w:color w:val="3791AD"/>
+          <w:sz w:val="28"/>
+          <w:szCs w:val="28"/>
+        </w:rPr>
+      </w:pPr>
+      <w:r>
+        <w:rPr>
+          <w:rFonts w:asciiTheme="majorBidi" w:hAnsiTheme="majorBidi" w:cstheme="majorBidi"/>
+          <w:b w:val="0"/>
+          <w:bCs/>
+          <w:noProof/>
+          <w:color w:val="3791AD"/>
+          <w:lang w:eastAsia="zh-HK"/>
+        </w:rPr>
+        <w:t>WORK EXPERIENCE………………………………………………………………………...…............</w:t>
+      </w:r>
+    </w:p>
+    <w:tbl>
+      <w:tblPr>
+        <w:tblStyle w:val="TableGrid"/>
+        <w:tblW w:w="0" w:type="auto"/>
+        <w:tblBorders>
+          <w:top w:val="none" w:sz="0" w:space="0" w:color="auto"/>
+          <w:left w:val="none" w:sz="0" w:space="0" w:color="auto"/>
+          <w:bottom w:val="none" w:sz="0" w:space="0" w:color="auto"/>
+          <w:right w:val="none" w:sz="0" w:space="0" w:color="auto"/>
+          <w:insideH w:val="none" w:sz="0" w:space="0" w:color="auto"/>
+          <w:insideV w:val="none" w:sz="0" w:space="0" w:color="auto"/>
+        </w:tblBorders>
+        <w:tblLook w:val="04A0" w:firstRow="1" w:lastRow="0" w:firstColumn="1" w:lastColumn="0" w:noHBand="0" w:noVBand="1"/>
+      </w:tblPr>
+      <w:tblGrid>
+        <w:gridCol w:w="8359"/>
+        <w:gridCol w:w="1554"/>
+      </w:tblGrid>
+      <w:tr>
+        <w:tc>
+          <w:tcPr>
+            <w:tcW w:w="8359" w:type="dxa"/>
+          </w:tcPr>
+          <w:p>
+            <w:pPr>
+              <w:spacing w:line="276" w:lineRule="auto"/>
+              <w:rPr>
+                <w:rFonts w:asciiTheme="majorBidi" w:hAnsiTheme="majorBidi" w:cstheme="majorBidi"/>
+                <w:b/>
+                <w:bCs/>
+              </w:rPr>
+            </w:pPr>
+            <w:r>
+              <w:rPr>
+                <w:rFonts w:asciiTheme="majorBidi" w:hAnsiTheme="majorBidi" w:cstheme="majorBidi"/>
+                <w:b/>
+                <w:bCs/>
+              </w:rPr>
+              <w:t>Production Manager</w:t>
+            </w:r>
+          </w:p>
+          <w:p>
+            <w:pPr>
+              <w:spacing w:line="276" w:lineRule="auto"/>
+              <w:rPr>
+                <w:rFonts w:asciiTheme="majorBidi" w:eastAsia="SimSun" w:hAnsiTheme="majorBidi" w:cstheme="majorBidi"/>
+                <w:bCs/>
+                <w:i/>
+                <w:iCs/>
+              </w:rPr>
+            </w:pPr>
+            <w:proofErr w:type="spellStart"/>
+            <w:r>
+              <w:rPr>
+                <w:rFonts w:asciiTheme="majorBidi" w:eastAsia="CMBX10" w:hAnsiTheme="majorBidi" w:cstheme="majorBidi"/>
+                <w:i/>
+                <w:iCs/>
+              </w:rPr>
+              <w:t>Fanavaran</w:t>
+            </w:r>
+            <w:proofErr w:type="spellEnd"/>
+            <w:r>
+              <w:rPr>
+                <w:rFonts w:asciiTheme="majorBidi" w:eastAsia="CMBX10" w:hAnsiTheme="majorBidi" w:cstheme="majorBidi"/>
+                <w:i/>
+                <w:iCs/>
+              </w:rPr>
+              <w:t xml:space="preserve"> </w:t>
+            </w:r>
+            <w:proofErr w:type="spellStart"/>
+            <w:r>
+              <w:rPr>
+                <w:rFonts w:asciiTheme="majorBidi" w:eastAsia="CMBX10" w:hAnsiTheme="majorBidi" w:cstheme="majorBidi"/>
+                <w:i/>
+                <w:iCs/>
+              </w:rPr>
+              <w:t>Shenakhti</w:t>
+            </w:r>
+            <w:proofErr w:type="spellEnd"/>
+            <w:r>
+              <w:rPr>
+                <w:rFonts w:asciiTheme="majorBidi" w:eastAsia="CMBX10" w:hAnsiTheme="majorBidi" w:cstheme="majorBidi"/>
+                <w:i/>
+                <w:iCs/>
+              </w:rPr>
+              <w:t xml:space="preserve"> Pars Co.</w:t>
+            </w:r>
+            <w:r>
+              <w:rPr>
+                <w:rFonts w:asciiTheme="majorBidi" w:eastAsia="SimSun" w:hAnsiTheme="majorBidi" w:cstheme="majorBidi"/>
+                <w:bCs/>
+                <w:i/>
+                <w:iCs/>
+                <w:rtl/>
+              </w:rPr>
+              <w:tab/>
+            </w:r>
+          </w:p>
+        </w:tc>
+        <w:tc>
+          <w:tcPr>
+            <w:tcW w:w="1554" w:type="dxa"/>
+          </w:tcPr>
+          <w:p>
+            <w:pPr>
+              <w:spacing w:after="240" w:line="276" w:lineRule="auto"/>
+              <w:jc w:val="right"/>
+              <w:rPr>
+                <w:rFonts w:asciiTheme="majorBidi" w:hAnsiTheme="majorBidi" w:cstheme="majorBidi"/>
+                <w:b/>
+                <w:bCs/>
+                <w:sz w:val="20"/>
+                <w:szCs w:val="20"/>
+              </w:rPr>
+            </w:pPr>
+            <w:r>
+              <w:rPr>
+                <w:rFonts w:asciiTheme="majorBidi" w:eastAsia="CMTI10" w:hAnsiTheme="majorBidi" w:cstheme="majorBidi"/>
+                <w:b/>
+                <w:bCs/>
+                <w:sz w:val="20"/>
+                <w:szCs w:val="20"/>
+              </w:rPr>
+              <w:t>202</w:t>
+            </w:r>
+            <w:r>
+              <w:rPr>
+                <w:rFonts w:asciiTheme="majorBidi" w:eastAsia="CMTI10" w:hAnsiTheme="majorBidi" w:cstheme="majorBidi"/>
+                <w:b/>
+                <w:bCs/>
+                <w:sz w:val="20"/>
+                <w:szCs w:val="20"/>
+              </w:rPr>
+              <w:t>5</w:t>
+            </w:r>
+            <w:r>
+              <w:rPr>
+                <w:rFonts w:asciiTheme="majorBidi" w:eastAsia="CMTI10" w:hAnsiTheme="majorBidi" w:cstheme="majorBidi"/>
+                <w:b/>
+                <w:bCs/>
+                <w:sz w:val="20"/>
+                <w:szCs w:val="20"/>
+              </w:rPr>
+              <w:t xml:space="preserve">- </w:t>
+            </w:r>
+            <w:r>
+              <w:rPr>
+                <w:rFonts w:asciiTheme="majorBidi" w:eastAsia="CMTI10" w:hAnsiTheme="majorBidi" w:cstheme="majorBidi"/>
+                <w:b/>
+                <w:bCs/>
+                <w:sz w:val="20"/>
+                <w:szCs w:val="20"/>
+              </w:rPr>
+              <w:t>Present</w:t>
+            </w:r>
+          </w:p>
+        </w:tc>
+      </w:tr>
+      <w:tr>
+        <w:trPr>
+          <w:trHeight w:val="462"/>
+        </w:trPr>
+        <w:tc>
+          <w:tcPr>
+            <w:tcW w:w="9913" w:type="dxa"/>
+            <w:gridSpan w:val="2"/>
+            <w:vAlign w:val="center"/>
+          </w:tcPr>
+          <w:p>
+            <w:pPr>
+              <w:pStyle w:val="ListParagraph"/>
+              <w:numPr>
+                <w:ilvl w:val="0"/>
+                <w:numId w:val="25"/>
+              </w:numPr>
+              <w:rPr>
+                <w:rFonts w:asciiTheme="majorBidi" w:eastAsia="CMTI10" w:hAnsiTheme="majorBidi" w:cstheme="majorBidi"/>
+                <w:b/>
+                <w:bCs/>
+                <w:sz w:val="20"/>
+                <w:szCs w:val="20"/>
+              </w:rPr>
+            </w:pPr>
+            <w:r>
+              <w:rPr>
+                <w:rFonts w:asciiTheme="majorBidi" w:eastAsia="CMTI10" w:hAnsiTheme="majorBidi" w:cstheme="majorBidi"/>
+              </w:rPr>
+              <w:t xml:space="preserve">Design and manufacturing a cyber-physical system comprised of programmable wireless light modules called </w:t>
+            </w:r>
+            <w:proofErr w:type="spellStart"/>
+            <w:r>
+              <w:rPr>
+                <w:rFonts w:asciiTheme="majorBidi" w:eastAsia="CMTI10" w:hAnsiTheme="majorBidi" w:cstheme="majorBidi"/>
+                <w:b/>
+                <w:bCs/>
+                <w:sz w:val="20"/>
+                <w:szCs w:val="20"/>
+              </w:rPr>
+              <w:t>NeuroLight</w:t>
+            </w:r>
+            <w:proofErr w:type="spellEnd"/>
+            <w:r>
+              <w:rPr>
+                <w:rFonts w:asciiTheme="majorBidi" w:eastAsia="CMTI10" w:hAnsiTheme="majorBidi" w:cstheme="majorBidi"/>
+              </w:rPr>
+              <w:t>, to improve users’ agility, speed, hand-eye coordination, and Cognitive Skills.</w:t>
+            </w:r>
+          </w:p>
+        </w:tc>
+      </w:tr>
+      <w:tr>
+        <w:tc>
+          <w:tcPr>
+            <w:tcW w:w="8359" w:type="dxa"/>
+          </w:tcPr>
+          <w:p>
+            <w:pPr>
+              <w:spacing w:line="276" w:lineRule="auto"/>
+              <w:rPr>
+                <w:rFonts w:asciiTheme="majorBidi" w:eastAsia="CMTI10" w:hAnsiTheme="majorBidi" w:cstheme="majorBidi"/>
+                <w:b/>
+                <w:bCs/>
+              </w:rPr>
+            </w:pPr>
+            <w:r>
+              <w:rPr>
+                <w:rFonts w:asciiTheme="majorBidi" w:eastAsia="CMTI10" w:hAnsiTheme="majorBidi" w:cstheme="majorBidi"/>
+                <w:b/>
+                <w:bCs/>
+              </w:rPr>
+              <w:t xml:space="preserve">Mechatronics Engineer </w:t>
+            </w:r>
+          </w:p>
+          <w:p>
+            <w:pPr>
+              <w:spacing w:line="276" w:lineRule="auto"/>
+              <w:rPr>
+                <w:rFonts w:asciiTheme="majorBidi" w:eastAsia="SimSun" w:hAnsiTheme="majorBidi" w:cstheme="majorBidi"/>
+                <w:bCs/>
+                <w:i/>
+                <w:iCs/>
+              </w:rPr>
+            </w:pPr>
+            <w:r>
+              <w:rPr>
+                <w:rFonts w:asciiTheme="majorBidi" w:eastAsia="CMBX10" w:hAnsiTheme="majorBidi" w:cstheme="majorBidi"/>
+                <w:i/>
+                <w:iCs/>
+              </w:rPr>
+              <w:t>Tehran Platform Co.</w:t>
+            </w:r>
+            <w:r>
+              <w:rPr>
+                <w:rFonts w:asciiTheme="majorBidi" w:eastAsia="SimSun" w:hAnsiTheme="majorBidi" w:cstheme="majorBidi"/>
+                <w:bCs/>
+                <w:i/>
+                <w:iCs/>
+                <w:rtl/>
+              </w:rPr>
+              <w:tab/>
+            </w:r>
+          </w:p>
+        </w:tc>
+        <w:tc>
+          <w:tcPr>
+            <w:tcW w:w="1554" w:type="dxa"/>
+          </w:tcPr>
+          <w:p>
+            <w:pPr>
+              <w:spacing w:after="240" w:line="276" w:lineRule="auto"/>
+              <w:jc w:val="right"/>
+              <w:rPr>
+                <w:rFonts w:asciiTheme="majorBidi" w:eastAsia="CMTI10" w:hAnsiTheme="majorBidi" w:cstheme="majorBidi"/>
+                <w:b/>
+                <w:bCs/>
+                <w:sz w:val="20"/>
+                <w:szCs w:val="20"/>
+              </w:rPr>
+            </w:pPr>
+            <w:r>
+              <w:rPr>
+                <w:rFonts w:asciiTheme="majorBidi" w:eastAsia="CMTI10" w:hAnsiTheme="majorBidi" w:cstheme="majorBidi"/>
+                <w:b/>
+                <w:bCs/>
+                <w:sz w:val="20"/>
+                <w:szCs w:val="20"/>
+              </w:rPr>
+              <w:t>2022</w:t>
+            </w:r>
+          </w:p>
+        </w:tc>
+      </w:tr>
+      <w:tr>
+        <w:trPr>
+          <w:trHeight w:val="291"/>
+        </w:trPr>
+        <w:tc>
+          <w:tcPr>
+            <w:tcW w:w="9913" w:type="dxa"/>
+            <w:gridSpan w:val="2"/>
+          </w:tcPr>
+          <w:p>
+            <w:pPr>
+              <w:pStyle w:val="ListParagraph"/>
+              <w:numPr>
+                <w:ilvl w:val="0"/>
+                <w:numId w:val="24"/>
+              </w:numPr>
+              <w:rPr>
+                <w:rFonts w:asciiTheme="majorBidi" w:eastAsia="CMTI10" w:hAnsiTheme="majorBidi" w:cstheme="majorBidi"/>
+                <w:b/>
+                <w:bCs/>
+                <w:sz w:val="20"/>
+                <w:szCs w:val="20"/>
+              </w:rPr>
+            </w:pPr>
+            <w:r>
+              <w:rPr>
+                <w:rFonts w:asciiTheme="majorBidi" w:hAnsiTheme="majorBidi" w:cstheme="majorBidi"/>
+                <w:b/>
+                <w:bCs/>
+                <w:sz w:val="20"/>
+                <w:szCs w:val="20"/>
+              </w:rPr>
+              <w:t>XY plotter</w:t>
+            </w:r>
+            <w:r>
+              <w:rPr>
+                <w:rFonts w:asciiTheme="majorBidi" w:hAnsiTheme="majorBidi" w:cstheme="majorBidi"/>
+                <w:sz w:val="20"/>
+                <w:szCs w:val="20"/>
+              </w:rPr>
+              <w:t>:</w:t>
+            </w:r>
+            <w:r>
+              <w:rPr>
+                <w:rFonts w:asciiTheme="majorBidi" w:hAnsiTheme="majorBidi" w:cstheme="majorBidi"/>
+              </w:rPr>
+              <w:t xml:space="preserve"> Design and develop a 2D plotter for drawing Architectural plans on a painting canvas.</w:t>
+            </w:r>
+          </w:p>
+        </w:tc>
+      </w:tr>
+      <w:tr>
+        <w:tc>
+          <w:tcPr>
+            <w:tcW w:w="8359" w:type="dxa"/>
+          </w:tcPr>
+          <w:p>
+            <w:pPr>
+              <w:spacing w:line="276" w:lineRule="auto"/>
+              <w:rPr>
+                <w:rFonts w:asciiTheme="majorBidi" w:eastAsia="CMTI10" w:hAnsiTheme="majorBidi" w:cstheme="majorBidi"/>
+                <w:b/>
+                <w:bCs/>
+              </w:rPr>
+            </w:pPr>
+            <w:r>
+              <w:rPr>
+                <w:rFonts w:asciiTheme="majorBidi" w:eastAsia="CMTI10" w:hAnsiTheme="majorBidi" w:cstheme="majorBidi"/>
+                <w:b/>
+                <w:bCs/>
+              </w:rPr>
+              <w:t xml:space="preserve">Mechatronics Engineer </w:t>
+            </w:r>
+          </w:p>
+          <w:p>
+            <w:pPr>
+              <w:spacing w:line="276" w:lineRule="auto"/>
+              <w:rPr>
+                <w:rFonts w:asciiTheme="majorBidi" w:eastAsia="SimSun" w:hAnsiTheme="majorBidi" w:cstheme="majorBidi"/>
+                <w:bCs/>
+                <w:i/>
+                <w:iCs/>
+              </w:rPr>
+            </w:pPr>
+            <w:r>
+              <w:rPr>
+                <w:rFonts w:asciiTheme="majorBidi" w:eastAsia="CMBX10" w:hAnsiTheme="majorBidi" w:cstheme="majorBidi"/>
+                <w:i/>
+                <w:iCs/>
+              </w:rPr>
+              <w:t>Tehran Platform Co.</w:t>
+            </w:r>
+            <w:r>
+              <w:rPr>
+                <w:rFonts w:asciiTheme="majorBidi" w:eastAsia="SimSun" w:hAnsiTheme="majorBidi" w:cstheme="majorBidi"/>
+                <w:bCs/>
+                <w:i/>
+                <w:iCs/>
+                <w:rtl/>
+              </w:rPr>
+              <w:tab/>
+            </w:r>
+          </w:p>
+        </w:tc>
+        <w:tc>
+          <w:tcPr>
+            <w:tcW w:w="1554" w:type="dxa"/>
+          </w:tcPr>
+          <w:p>
+            <w:pPr>
+              <w:spacing w:after="240" w:line="276" w:lineRule="auto"/>
+              <w:jc w:val="right"/>
+              <w:rPr>
+                <w:rFonts w:asciiTheme="majorBidi" w:eastAsia="CMTI10" w:hAnsiTheme="majorBidi" w:cstheme="majorBidi"/>
+                <w:b/>
+                <w:bCs/>
+                <w:sz w:val="20"/>
+                <w:szCs w:val="20"/>
+              </w:rPr>
+            </w:pPr>
+            <w:r>
+              <w:rPr>
+                <w:rFonts w:asciiTheme="majorBidi" w:eastAsia="CMTI10" w:hAnsiTheme="majorBidi" w:cstheme="majorBidi"/>
+                <w:b/>
+                <w:bCs/>
+                <w:sz w:val="20"/>
+                <w:szCs w:val="20"/>
+              </w:rPr>
+              <w:t>2018</w:t>
+            </w:r>
+          </w:p>
+        </w:tc>
+      </w:tr>
+      <w:tr>
+        <w:tc>
+          <w:tcPr>
+            <w:tcW w:w="9913" w:type="dxa"/>
+            <w:gridSpan w:val="2"/>
+            <w:vAlign w:val="center"/>
+          </w:tcPr>
+          <w:p>
+            <w:pPr>
+              <w:pStyle w:val="ListParagraph"/>
+              <w:numPr>
+                <w:ilvl w:val="0"/>
+                <w:numId w:val="24"/>
+              </w:numPr>
+              <w:spacing w:line="276" w:lineRule="auto"/>
+              <w:rPr>
+                <w:rFonts w:asciiTheme="majorBidi" w:eastAsia="CMTI10" w:hAnsiTheme="majorBidi" w:cstheme="majorBidi"/>
+                <w:b/>
+                <w:bCs/>
+                <w:sz w:val="20"/>
+                <w:szCs w:val="20"/>
+              </w:rPr>
+            </w:pPr>
+            <w:r>
+              <w:rPr>
+                <w:rFonts w:asciiTheme="majorBidi" w:hAnsiTheme="majorBidi" w:cstheme="majorBidi"/>
+                <w:b/>
+                <w:bCs/>
+                <w:sz w:val="20"/>
+                <w:szCs w:val="20"/>
+              </w:rPr>
+              <w:t>WELLOGRAPH - painter robot</w:t>
+            </w:r>
+            <w:r>
+              <w:rPr>
+                <w:rFonts w:asciiTheme="majorBidi" w:hAnsiTheme="majorBidi" w:cstheme="majorBidi"/>
+                <w:b/>
+                <w:bCs/>
+              </w:rPr>
+              <w:t>:</w:t>
+            </w:r>
+            <w:r>
+              <w:rPr>
+                <w:rFonts w:asciiTheme="majorBidi" w:hAnsiTheme="majorBidi" w:cstheme="majorBidi"/>
+              </w:rPr>
+              <w:t xml:space="preserve"> Redesign and Optimize the painting module of a holonomic drive mobile robot.</w:t>
+            </w:r>
+          </w:p>
+          <w:p>
+            <w:pPr>
+              <w:pStyle w:val="ListParagraph"/>
+              <w:spacing w:line="276" w:lineRule="auto"/>
+              <w:ind w:left="720" w:firstLine="0"/>
+              <w:rPr>
+                <w:rFonts w:asciiTheme="majorBidi" w:eastAsia="CMTI10" w:hAnsiTheme="majorBidi" w:cstheme="majorBidi"/>
+                <w:b/>
+                <w:bCs/>
+                <w:sz w:val="20"/>
+                <w:szCs w:val="20"/>
+              </w:rPr>
+            </w:pPr>
+          </w:p>
+        </w:tc>
+      </w:tr>
+      <w:tr>
+        <w:tc>
+          <w:tcPr>
+            <w:tcW w:w="8359" w:type="dxa"/>
+          </w:tcPr>
+          <w:p>
+            <w:pPr>
+              <w:spacing w:line="276" w:lineRule="auto"/>
+              <w:rPr>
+                <w:rFonts w:asciiTheme="majorBidi" w:eastAsia="CMBX10" w:hAnsiTheme="majorBidi" w:cstheme="majorBidi"/>
+                <w:i/>
+                <w:iCs/>
+              </w:rPr>
+            </w:pPr>
+            <w:r>
+              <w:rPr>
+                <w:rFonts w:asciiTheme="majorBidi" w:hAnsiTheme="majorBidi" w:cstheme="majorBidi"/>
+                <w:b/>
+                <w:bCs/>
+              </w:rPr>
+              <w:lastRenderedPageBreak/>
+              <w:t>Research and Development team member</w:t>
+            </w:r>
+            <w:r>
+              <w:rPr>
+                <w:rFonts w:asciiTheme="majorBidi" w:eastAsia="CMBX10" w:hAnsiTheme="majorBidi" w:cstheme="majorBidi"/>
+                <w:i/>
+                <w:iCs/>
+              </w:rPr>
+              <w:t xml:space="preserve"> </w:t>
+            </w:r>
+          </w:p>
+          <w:p>
+            <w:pPr>
+              <w:spacing w:line="276" w:lineRule="auto"/>
+              <w:rPr>
+                <w:rFonts w:asciiTheme="majorBidi" w:eastAsia="CMBX10" w:hAnsiTheme="majorBidi" w:cstheme="majorBidi"/>
+                <w:i/>
+                <w:iCs/>
+              </w:rPr>
+            </w:pPr>
+            <w:proofErr w:type="spellStart"/>
+            <w:r>
+              <w:rPr>
+                <w:rFonts w:asciiTheme="majorBidi" w:eastAsia="CMBX10" w:hAnsiTheme="majorBidi" w:cstheme="majorBidi"/>
+                <w:i/>
+                <w:iCs/>
+              </w:rPr>
+              <w:t>Hamyar</w:t>
+            </w:r>
+            <w:proofErr w:type="spellEnd"/>
+            <w:r>
+              <w:rPr>
+                <w:rFonts w:asciiTheme="majorBidi" w:eastAsia="CMBX10" w:hAnsiTheme="majorBidi" w:cstheme="majorBidi"/>
+                <w:i/>
+                <w:iCs/>
+              </w:rPr>
+              <w:t xml:space="preserve"> Mechanic Kousha Co.</w:t>
+            </w:r>
+          </w:p>
+          <w:p>
+            <w:pPr>
+              <w:pStyle w:val="ListParagraph"/>
+              <w:numPr>
+                <w:ilvl w:val="0"/>
+                <w:numId w:val="20"/>
+              </w:numPr>
+              <w:spacing w:line="360" w:lineRule="auto"/>
+              <w:rPr>
+                <w:rFonts w:asciiTheme="majorBidi" w:eastAsia="CMTI10" w:hAnsiTheme="majorBidi" w:cstheme="majorBidi"/>
+                <w:b/>
+                <w:bCs/>
+              </w:rPr>
+            </w:pPr>
+            <w:r>
+              <w:rPr>
+                <w:rFonts w:asciiTheme="majorBidi" w:eastAsia="CMTI10" w:hAnsiTheme="majorBidi" w:cstheme="majorBidi"/>
+              </w:rPr>
+              <w:t>Designed and produced rehabilitation and easy-access facilities.</w:t>
+            </w:r>
+          </w:p>
+        </w:tc>
+        <w:tc>
+          <w:tcPr>
+            <w:tcW w:w="1554" w:type="dxa"/>
+          </w:tcPr>
+          <w:p>
+            <w:pPr>
+              <w:spacing w:after="240" w:line="276" w:lineRule="auto"/>
+              <w:jc w:val="right"/>
+              <w:rPr>
+                <w:rFonts w:asciiTheme="majorBidi" w:eastAsia="CMTI10" w:hAnsiTheme="majorBidi" w:cstheme="majorBidi"/>
+                <w:b/>
+                <w:bCs/>
+                <w:sz w:val="20"/>
+                <w:szCs w:val="20"/>
+              </w:rPr>
+            </w:pPr>
+            <w:r>
+              <w:rPr>
+                <w:rFonts w:asciiTheme="majorBidi" w:eastAsia="CMTI10" w:hAnsiTheme="majorBidi" w:cstheme="majorBidi"/>
+                <w:b/>
+                <w:bCs/>
+                <w:sz w:val="20"/>
+                <w:szCs w:val="20"/>
+              </w:rPr>
+              <w:t>2017-2018</w:t>
+            </w:r>
+          </w:p>
+        </w:tc>
+      </w:tr>
+      <w:tr>
+        <w:tc>
+          <w:tcPr>
+            <w:tcW w:w="8359" w:type="dxa"/>
+          </w:tcPr>
+          <w:p>
+            <w:pPr>
+              <w:spacing w:line="276" w:lineRule="auto"/>
+              <w:rPr>
+                <w:rFonts w:asciiTheme="majorBidi" w:hAnsiTheme="majorBidi" w:cstheme="majorBidi"/>
+                <w:b/>
+                <w:bCs/>
+                <w:i/>
+              </w:rPr>
+            </w:pPr>
+            <w:r>
+              <w:rPr>
+                <w:rFonts w:asciiTheme="majorBidi" w:eastAsia="CMTI10" w:hAnsiTheme="majorBidi" w:cstheme="majorBidi"/>
+                <w:b/>
+                <w:bCs/>
+              </w:rPr>
+              <w:t>Freelancer</w:t>
+            </w:r>
+            <w:r>
+              <w:rPr>
+                <w:rFonts w:asciiTheme="majorBidi" w:hAnsiTheme="majorBidi" w:cstheme="majorBidi"/>
+                <w:b/>
+                <w:bCs/>
+                <w:i/>
+              </w:rPr>
+              <w:t xml:space="preserve"> </w:t>
+            </w:r>
+          </w:p>
+          <w:p>
+            <w:pPr>
+              <w:spacing w:line="276" w:lineRule="auto"/>
+              <w:rPr>
+                <w:rFonts w:asciiTheme="majorBidi" w:eastAsia="SimSun" w:hAnsiTheme="majorBidi" w:cstheme="majorBidi"/>
+                <w:bCs/>
+                <w:i/>
+                <w:iCs/>
+                <w:rtl/>
+              </w:rPr>
+            </w:pPr>
+            <w:r>
+              <w:rPr>
+                <w:rFonts w:asciiTheme="majorBidi" w:eastAsia="CMBX10" w:hAnsiTheme="majorBidi" w:cstheme="majorBidi"/>
+                <w:i/>
+                <w:iCs/>
+              </w:rPr>
+              <w:t>Self-Employment</w:t>
+            </w:r>
+            <w:r>
+              <w:rPr>
+                <w:rFonts w:asciiTheme="majorBidi" w:eastAsia="SimSun" w:hAnsiTheme="majorBidi" w:cstheme="majorBidi"/>
+                <w:bCs/>
+                <w:i/>
+                <w:iCs/>
+                <w:rtl/>
+              </w:rPr>
+              <w:tab/>
+            </w:r>
+          </w:p>
+          <w:p>
+            <w:pPr>
+              <w:pStyle w:val="ListParagraph"/>
+              <w:numPr>
+                <w:ilvl w:val="0"/>
+                <w:numId w:val="8"/>
+              </w:numPr>
+              <w:spacing w:line="360" w:lineRule="auto"/>
+              <w:ind w:left="720"/>
+              <w:rPr>
+                <w:rFonts w:asciiTheme="majorBidi" w:eastAsia="CMTI10" w:hAnsiTheme="majorBidi" w:cstheme="majorBidi"/>
+                <w:b/>
+                <w:bCs/>
+              </w:rPr>
+            </w:pPr>
+            <w:r>
+              <w:rPr>
+                <w:rFonts w:asciiTheme="majorBidi" w:hAnsiTheme="majorBidi" w:cstheme="majorBidi"/>
+              </w:rPr>
+              <w:t xml:space="preserve">Design and Implementation of Mechatronic systems and Mechanical goods. </w:t>
+            </w:r>
+          </w:p>
+        </w:tc>
+        <w:tc>
+          <w:tcPr>
+            <w:tcW w:w="1554" w:type="dxa"/>
+          </w:tcPr>
+          <w:p>
+            <w:pPr>
+              <w:spacing w:after="240" w:line="276" w:lineRule="auto"/>
+              <w:jc w:val="right"/>
+              <w:rPr>
+                <w:rFonts w:asciiTheme="majorBidi" w:eastAsia="CMTI10" w:hAnsiTheme="majorBidi" w:cstheme="majorBidi"/>
+                <w:b/>
+                <w:bCs/>
+                <w:sz w:val="20"/>
+                <w:szCs w:val="20"/>
+              </w:rPr>
+            </w:pPr>
+            <w:r>
+              <w:rPr>
+                <w:rFonts w:asciiTheme="majorBidi" w:eastAsia="CMTI10" w:hAnsiTheme="majorBidi" w:cstheme="majorBidi"/>
+                <w:b/>
+                <w:bCs/>
+                <w:sz w:val="20"/>
+                <w:szCs w:val="20"/>
+              </w:rPr>
+              <w:t>2016-Present</w:t>
+            </w:r>
+          </w:p>
+        </w:tc>
+      </w:tr>
+      <w:tr>
+        <w:tc>
+          <w:tcPr>
+            <w:tcW w:w="8359" w:type="dxa"/>
+          </w:tcPr>
+          <w:p>
+            <w:pPr>
+              <w:spacing w:line="276" w:lineRule="auto"/>
+              <w:rPr>
+                <w:rFonts w:asciiTheme="majorBidi" w:eastAsia="CMTI10" w:hAnsiTheme="majorBidi" w:cstheme="majorBidi"/>
+              </w:rPr>
+            </w:pPr>
+            <w:r>
+              <w:rPr>
+                <w:rFonts w:asciiTheme="majorBidi" w:hAnsiTheme="majorBidi" w:cstheme="majorBidi"/>
+                <w:b/>
+                <w:bCs/>
+              </w:rPr>
+              <w:t xml:space="preserve">Internship                                                  </w:t>
+            </w:r>
+          </w:p>
+        </w:tc>
+        <w:tc>
+          <w:tcPr>
+            <w:tcW w:w="1554" w:type="dxa"/>
+          </w:tcPr>
+          <w:p>
+            <w:pPr>
+              <w:spacing w:line="276" w:lineRule="auto"/>
+              <w:ind w:left="360"/>
+              <w:jc w:val="right"/>
+              <w:rPr>
+                <w:rFonts w:asciiTheme="majorBidi" w:hAnsiTheme="majorBidi" w:cstheme="majorBidi"/>
+                <w:sz w:val="20"/>
+                <w:szCs w:val="20"/>
+              </w:rPr>
+            </w:pPr>
+            <w:r>
+              <w:rPr>
+                <w:rFonts w:asciiTheme="majorBidi" w:eastAsia="CMTI10" w:hAnsiTheme="majorBidi" w:cstheme="majorBidi"/>
+                <w:b/>
+                <w:bCs/>
+                <w:sz w:val="20"/>
+                <w:szCs w:val="20"/>
+              </w:rPr>
+              <w:t>2015</w:t>
+            </w:r>
+          </w:p>
+        </w:tc>
+      </w:tr>
+      <w:tr>
+        <w:tc>
+          <w:tcPr>
+            <w:tcW w:w="8359" w:type="dxa"/>
+          </w:tcPr>
+          <w:p>
+            <w:pPr>
+              <w:spacing w:line="276" w:lineRule="auto"/>
+              <w:rPr>
+                <w:rFonts w:asciiTheme="majorBidi" w:eastAsia="SimSun" w:hAnsiTheme="majorBidi" w:cstheme="majorBidi"/>
+                <w:rtl/>
+                <w:lang w:bidi="fa-IR"/>
+              </w:rPr>
+            </w:pPr>
+            <w:r>
+              <w:rPr>
+                <w:rFonts w:asciiTheme="majorBidi" w:eastAsia="CMBX10" w:hAnsiTheme="majorBidi" w:cstheme="majorBidi"/>
+                <w:i/>
+                <w:iCs/>
+              </w:rPr>
+              <w:t>Mehrsa Sanat Hooshmand</w:t>
+            </w:r>
+            <w:r>
+              <w:rPr>
+                <w:rFonts w:asciiTheme="majorBidi" w:eastAsia="SimSun" w:hAnsiTheme="majorBidi" w:cstheme="majorBidi"/>
+                <w:bCs/>
+                <w:i/>
+                <w:iCs/>
+                <w:rtl/>
+              </w:rPr>
+              <w:tab/>
+            </w:r>
+            <w:r>
+              <w:rPr>
+                <w:rFonts w:asciiTheme="majorBidi" w:eastAsia="SimSun" w:hAnsiTheme="majorBidi" w:cstheme="majorBidi"/>
+                <w:bCs/>
+                <w:i/>
+                <w:iCs/>
+              </w:rPr>
+              <w:t xml:space="preserve"> </w:t>
+            </w:r>
+          </w:p>
+        </w:tc>
+        <w:tc>
+          <w:tcPr>
+            <w:tcW w:w="1554" w:type="dxa"/>
+          </w:tcPr>
+          <w:p>
+            <w:pPr>
+              <w:spacing w:line="276" w:lineRule="auto"/>
+              <w:ind w:left="360"/>
+              <w:jc w:val="right"/>
+              <w:rPr>
+                <w:rFonts w:asciiTheme="majorBidi" w:hAnsiTheme="majorBidi" w:cstheme="majorBidi"/>
+              </w:rPr>
+            </w:pPr>
+          </w:p>
+        </w:tc>
+      </w:tr>
+      <w:tr>
+        <w:trPr>
+          <w:trHeight w:val="80"/>
+        </w:trPr>
+        <w:tc>
+          <w:tcPr>
+            <w:tcW w:w="8359" w:type="dxa"/>
+          </w:tcPr>
+          <w:p>
+            <w:pPr>
+              <w:pStyle w:val="ListParagraph"/>
+              <w:numPr>
+                <w:ilvl w:val="0"/>
+                <w:numId w:val="6"/>
+              </w:numPr>
+              <w:spacing w:line="276" w:lineRule="auto"/>
+              <w:rPr>
+                <w:rFonts w:asciiTheme="majorBidi" w:eastAsia="CMBX10" w:hAnsiTheme="majorBidi" w:cstheme="majorBidi"/>
+                <w:i/>
+                <w:iCs/>
+              </w:rPr>
+            </w:pPr>
+            <w:r>
+              <w:rPr>
+                <w:rFonts w:asciiTheme="majorBidi" w:eastAsia="CMTI10" w:hAnsiTheme="majorBidi" w:cstheme="majorBidi"/>
+              </w:rPr>
+              <w:t>Mechanical design and R&amp;D.</w:t>
+            </w:r>
+            <w:r>
+              <w:rPr>
+                <w:rFonts w:asciiTheme="majorBidi" w:hAnsiTheme="majorBidi" w:cstheme="majorBidi"/>
+              </w:rPr>
+              <w:tab/>
+              <w:t xml:space="preserve">   </w:t>
+            </w:r>
+          </w:p>
+        </w:tc>
+        <w:tc>
+          <w:tcPr>
+            <w:tcW w:w="1554" w:type="dxa"/>
+          </w:tcPr>
+          <w:p>
+            <w:pPr>
+              <w:spacing w:line="276" w:lineRule="auto"/>
+              <w:ind w:left="360"/>
+              <w:jc w:val="right"/>
+              <w:rPr>
+                <w:rFonts w:asciiTheme="majorBidi" w:hAnsiTheme="majorBidi" w:cstheme="majorBidi"/>
+              </w:rPr>
+            </w:pPr>
           </w:p>
         </w:tc>
       </w:tr>
@@ -5385,24 +6917,6 @@
               </w:rPr>
               <w:t>Research Week Exhibition.</w:t>
             </w:r>
-          </w:p>
-          <w:p>
-            <w:pPr>
-              <w:pStyle w:val="BodyText"/>
-              <w:tabs>
-                <w:tab w:val="right" w:pos="9923"/>
-              </w:tabs>
-              <w:spacing w:line="276" w:lineRule="auto"/>
-              <w:ind w:left="0" w:firstLine="0"/>
-              <w:jc w:val="both"/>
-              <w:rPr>
-                <w:rFonts w:asciiTheme="majorBidi" w:eastAsia="CMBX10" w:hAnsiTheme="majorBidi" w:cstheme="majorBidi"/>
-                <w:i/>
-                <w:iCs/>
-                <w:sz w:val="22"/>
-                <w:szCs w:val="22"/>
-              </w:rPr>
-            </w:pPr>
           </w:p>
         </w:tc>
         <w:tc>
@@ -5995,24 +7509,6 @@
     </w:tbl>
     <w:p>
       <w:pPr>
-        <w:pStyle w:val="BodyText"/>
-        <w:tabs>
-          <w:tab w:val="right" w:pos="9923"/>
-        </w:tabs>
-        <w:spacing w:line="276" w:lineRule="auto"/>
-        <w:ind w:left="0" w:firstLine="0"/>
-        <w:jc w:val="both"/>
-        <w:rPr>
-          <w:rFonts w:asciiTheme="majorBidi" w:hAnsiTheme="majorBidi" w:cstheme="majorBidi"/>
-          <w:b/>
-          <w:color w:val="3399FF"/>
-          <w:sz w:val="8"/>
-          <w:szCs w:val="8"/>
-        </w:rPr>
-      </w:pPr>
-    </w:p>
-    <w:p>
-      <w:pPr>
         <w:pStyle w:val="Heading1"/>
         <w:spacing w:before="80" w:line="360" w:lineRule="auto"/>
         <w:rPr>
@@ -6030,13 +7526,13 @@
         <mc:AlternateContent>
           <mc:Choice Requires="wps">
             <w:drawing>
-              <wp:anchor distT="0" distB="0" distL="114300" distR="114300" simplePos="0" relativeHeight="251737088" behindDoc="0" locked="0" layoutInCell="1" allowOverlap="1" wp14:anchorId="43895152" wp14:editId="28B66CC4">
+              <wp:anchor distT="0" distB="0" distL="114300" distR="114300" simplePos="0" relativeHeight="251737088" behindDoc="0" locked="0" layoutInCell="1" allowOverlap="1" wp14:anchorId="43895152" wp14:editId="4FB93B69">
                 <wp:simplePos x="0" y="0"/>
                 <wp:positionH relativeFrom="margin">
                   <wp:posOffset>0</wp:posOffset>
                 </wp:positionH>
                 <wp:positionV relativeFrom="paragraph">
-                  <wp:posOffset>268605</wp:posOffset>
+                  <wp:posOffset>1297305</wp:posOffset>
                 </wp:positionV>
                 <wp:extent cx="6374130" cy="0"/>
                 <wp:effectExtent l="0" t="0" r="0" b="0"/>
@@ -6083,7 +7579,7 @@
           </mc:Choice>
           <mc:Fallback>
             <w:pict>
-              <v:line w14:anchorId="31EE3192" id="Straight Connector 3" o:spid="_x0000_s1026" style="position:absolute;flip:y;z-index:251737088;visibility:visible;mso-wrap-style:square;mso-width-percent:0;mso-height-percent:0;mso-wrap-distance-left:9pt;mso-wrap-distance-top:0;mso-wrap-distance-right:9pt;mso-wrap-distance-bottom:0;mso-position-horizontal:absolute;mso-position-horizontal-relative:margin;mso-position-vertical:absolute;mso-position-vertical-relative:text;mso-width-percent:0;mso-height-percent:0;mso-width-relative:page;mso-height-relative:page" from="0,21.15pt" to="501.9pt,21.15pt" o:gfxdata="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" strokecolor="#39f">
+              <v:line w14:anchorId="68AD81A4" id="Straight Connector 3" o:spid="_x0000_s1026" style="position:absolute;flip:y;z-index:251737088;visibility:visible;mso-wrap-style:square;mso-width-percent:0;mso-height-percent:0;mso-wrap-distance-left:9pt;mso-wrap-distance-top:0;mso-wrap-distance-right:9pt;mso-wrap-distance-bottom:0;mso-position-horizontal:absolute;mso-position-horizontal-relative:margin;mso-position-vertical:absolute;mso-position-vertical-relative:text;mso-width-percent:0;mso-height-percent:0;mso-width-relative:page;mso-height-relative:page" from="0,102.15pt" to="501.9pt,102.15pt" o:gfxdata="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" strokecolor="#39f">
                 <o:lock v:ext="edit" shapetype="f"/>
                 <w10:wrap anchorx="margin"/>
               </v:line>
@@ -6889,17 +8385,16 @@
           <w:rFonts w:asciiTheme="majorBidi" w:hAnsiTheme="majorBidi" w:cstheme="majorBidi"/>
           <w:noProof/>
         </w:rPr>
-        <w:lastRenderedPageBreak/>
         <mc:AlternateContent>
           <mc:Choice Requires="wps">
             <w:drawing>
-              <wp:anchor distT="0" distB="0" distL="114300" distR="114300" simplePos="0" relativeHeight="251705344" behindDoc="0" locked="0" layoutInCell="1" allowOverlap="1" wp14:anchorId="1AA3400D" wp14:editId="3A537CCF">
+              <wp:anchor distT="0" distB="0" distL="114300" distR="114300" simplePos="0" relativeHeight="251705344" behindDoc="0" locked="0" layoutInCell="1" allowOverlap="1" wp14:anchorId="1AA3400D" wp14:editId="00607C32">
                 <wp:simplePos x="0" y="0"/>
                 <wp:positionH relativeFrom="margin">
                   <wp:posOffset>-11430</wp:posOffset>
                 </wp:positionH>
                 <wp:positionV relativeFrom="paragraph">
-                  <wp:posOffset>208280</wp:posOffset>
+                  <wp:posOffset>1322705</wp:posOffset>
                 </wp:positionV>
                 <wp:extent cx="6374130" cy="0"/>
                 <wp:effectExtent l="0" t="0" r="0" b="0"/>
@@ -6957,7 +8452,7 @@
           </mc:Choice>
           <mc:Fallback>
             <w:pict>
-              <v:line w14:anchorId="335DEFB2" id="Straight Connector 3" o:spid="_x0000_s1026" style="position:absolute;flip:y;z-index:251705344;visibility:visible;mso-wrap-style:square;mso-width-percent:0;mso-height-percent:0;mso-wrap-distance-left:9pt;mso-wrap-distance-top:0;mso-wrap-distance-right:9pt;mso-wrap-distance-bottom:0;mso-position-horizontal:absolute;mso-position-horizontal-relative:margin;mso-position-vertical:absolute;mso-position-vertical-relative:text;mso-width-percent:0;mso-height-percent:0;mso-width-relative:page;mso-height-relative:page" from="-.9pt,16.4pt" to="501pt,16.4pt" o:gfxdata="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" strokecolor="#39f">
+              <v:line w14:anchorId="089D4AD9" id="Straight Connector 3" o:spid="_x0000_s1026" style="position:absolute;flip:y;z-index:251705344;visibility:visible;mso-wrap-style:square;mso-width-percent:0;mso-height-percent:0;mso-wrap-distance-left:9pt;mso-wrap-distance-top:0;mso-wrap-distance-right:9pt;mso-wrap-distance-bottom:0;mso-position-horizontal:absolute;mso-position-horizontal-relative:margin;mso-position-vertical:absolute;mso-position-vertical-relative:text;mso-width-percent:0;mso-height-percent:0;mso-width-relative:page;mso-height-relative:page" from="-.9pt,104.15pt" to="501pt,104.15pt" o:gfxdata="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" strokecolor="#39f">
                 <o:lock v:ext="edit" shapetype="f"/>
                 <w10:wrap anchorx="margin"/>
               </v:line>
@@ -7147,7 +8642,31 @@
               <w:rPr>
                 <w:rFonts w:asciiTheme="majorBidi" w:eastAsia="CMTI10" w:hAnsiTheme="majorBidi" w:cstheme="majorBidi"/>
               </w:rPr>
-              <w:t>, ROS, Git</w:t>
+              <w:t xml:space="preserve">, </w:t>
+            </w:r>
+            <w:r>
+              <w:rPr>
+                <w:rFonts w:asciiTheme="majorBidi" w:eastAsia="CMTI10" w:hAnsiTheme="majorBidi" w:cstheme="majorBidi"/>
+              </w:rPr>
+              <w:t>Verilog</w:t>
+            </w:r>
+            <w:r>
+              <w:rPr>
+                <w:rFonts w:asciiTheme="majorBidi" w:eastAsia="CMTI10" w:hAnsiTheme="majorBidi" w:cstheme="majorBidi"/>
+              </w:rPr>
+              <w:t xml:space="preserve"> </w:t>
+            </w:r>
+            <w:r>
+              <w:rPr>
+                <w:rFonts w:asciiTheme="majorBidi" w:eastAsia="CMTI10" w:hAnsiTheme="majorBidi" w:cstheme="majorBidi"/>
+              </w:rPr>
+              <w:t xml:space="preserve">(FPGA), </w:t>
+            </w:r>
+            <w:r>
+              <w:rPr>
+                <w:rFonts w:asciiTheme="majorBidi" w:eastAsia="CMTI10" w:hAnsiTheme="majorBidi" w:cstheme="majorBidi"/>
+              </w:rPr>
+              <w:t>Git</w:t>
             </w:r>
           </w:p>
         </w:tc>
@@ -7243,7 +8762,19 @@
               <w:rPr>
                 <w:rFonts w:asciiTheme="majorBidi" w:eastAsia="CMTI10" w:hAnsiTheme="majorBidi" w:cstheme="majorBidi"/>
               </w:rPr>
-              <w:t>Critical thinking, R&amp;D team leadership, Systematic thinking</w:t>
+              <w:t>Critical thinking, R&amp;D team leadership,</w:t>
+            </w:r>
+            <w:r>
+              <w:rPr>
+                <w:rFonts w:asciiTheme="majorBidi" w:eastAsia="CMTI10" w:hAnsiTheme="majorBidi" w:cstheme="majorBidi"/>
+              </w:rPr>
+              <w:t xml:space="preserve"> Teamwork,</w:t>
+            </w:r>
+            <w:r>
+              <w:rPr>
+                <w:rFonts w:asciiTheme="majorBidi" w:eastAsia="CMTI10" w:hAnsiTheme="majorBidi" w:cstheme="majorBidi"/>
+              </w:rPr>
+              <w:t xml:space="preserve"> Systematic thinking</w:t>
             </w:r>
           </w:p>
         </w:tc>
@@ -7367,16 +8898,7 @@
                 <w:bCs/>
                 <w:iCs/>
               </w:rPr>
-              <w:t>All r</w:t>
-            </w:r>
-            <w:r>
-              <w:rPr>
-                <w:rFonts w:asciiTheme="majorBidi" w:eastAsia="PMingLiU" w:hAnsiTheme="majorBidi" w:cstheme="majorBidi"/>
-                <w:b/>
-                <w:bCs/>
-                <w:iCs/>
-              </w:rPr>
-              <w:t>eferences are available upon request.</w:t>
+              <w:t>All references are available upon request.</w:t>
             </w:r>
           </w:p>
         </w:tc>
@@ -7473,12 +8995,12 @@
       </w:r>
     </w:p>
     <w:sectPr>
-      <w:headerReference w:type="even" r:id="rId21"/>
-      <w:headerReference w:type="default" r:id="rId22"/>
-      <w:footerReference w:type="even" r:id="rId23"/>
-      <w:footerReference w:type="default" r:id="rId24"/>
-      <w:headerReference w:type="first" r:id="rId25"/>
-      <w:footerReference w:type="first" r:id="rId26"/>
+      <w:headerReference w:type="even" r:id="rId24"/>
+      <w:headerReference w:type="default" r:id="rId25"/>
+      <w:footerReference w:type="even" r:id="rId26"/>
+      <w:footerReference w:type="default" r:id="rId27"/>
+      <w:headerReference w:type="first" r:id="rId28"/>
+      <w:footerReference w:type="first" r:id="rId29"/>
       <w:pgSz w:w="11906" w:h="16838" w:code="9"/>
       <w:pgMar w:top="851" w:right="836" w:bottom="851" w:left="1134" w:header="0" w:footer="0" w:gutter="0"/>
       <w:cols w:space="720"/>
@@ -7489,7 +9011,7 @@
 </file>
 
 <file path=word/endnotes.xml><?xml version="1.0" encoding="utf-8"?>
-<w:endnotes xmlns:wpc="http://schemas.microsoft.com/office/word/2010/wordprocessingCanvas" xmlns:cx="http://schemas.microsoft.com/office/drawing/2014/chartex" xmlns:cx1="http://schemas.microsoft.com/office/drawing/2015/9/8/chartex" xmlns:cx2="http://schemas.microsoft.com/office/drawing/2015/10/21/chartex" xmlns:cx3="http://schemas.microsoft.com/office/drawing/2016/5/9/chartex" xmlns:cx4="http://schemas.microsoft.com/office/drawing/2016/5/10/chartex" xmlns:cx5="http://schemas.microsoft.com/office/drawing/2016/5/11/chartex" xmlns:cx6="http://schemas.microsoft.com/office/drawing/2016/5/12/chartex" xmlns:cx7="http://schemas.microsoft.com/office/drawing/2016/5/13/chartex" xmlns:cx8="http://schemas.microsoft.com/office/drawing/2016/5/14/chartex" xmlns:mc="http://schemas.openxmlformats.org/markup-compatibility/2006" xmlns:aink="http://schemas.microsoft.com/office/drawing/2016/ink" xmlns:am3d="http://schemas.microsoft.com/office/drawing/2017/model3d" xmlns:o="urn:schemas-microsoft-com:office:office" xmlns:oel="http://schemas.microsoft.com/office/2019/extlst" xmlns:r="http://schemas.openxmlformats.org/officeDocument/2006/relationships" xmlns:m="http://schemas.openxmlformats.org/officeDocument/2006/math" xmlns:v="urn:schemas-microsoft-com:vml" xmlns:wp14="http://schemas.microsoft.com/office/word/2010/wordprocessingDrawing" xmlns:wp="http://schemas.openxmlformats.org/drawingml/2006/wordprocessingDrawing" xmlns:w10="urn:schemas-microsoft-com:office:word" xmlns:w="http://schemas.openxmlformats.org/wordprocessingml/2006/main" xmlns:w14="http://schemas.microsoft.com/office/word/2010/wordml" xmlns:w15="http://schemas.microsoft.com/office/word/2012/wordml" xmlns:w16cex="http://schemas.microsoft.com/office/word/2018/wordml/cex" xmlns:w16cid="http://schemas.microsoft.com/office/word/2016/wordml/cid" xmlns:w16="http://schemas.microsoft.com/office/word/2018/wordml" xmlns:w16du="http://schemas.microsoft.com/office/word/2023/wordml/word16du" xmlns:w16sdtdh="http://schemas.microsoft.com/office/word/2020/wordml/sdtdatahash" xmlns:w16se="http://schemas.microsoft.com/office/word/2015/wordml/symex" xmlns:wpg="http://schemas.microsoft.com/office/word/2010/wordprocessingGroup" xmlns:wpi="http://schemas.microsoft.com/office/word/2010/wordprocessingInk" xmlns:wne="http://schemas.microsoft.com/office/word/2006/wordml" xmlns:wps="http://schemas.microsoft.com/office/word/2010/wordprocessingShape" mc:Ignorable="w14 w15 w16se w16cid w16 w16cex w16sdtdh w16du wp14">
+<w:endnotes xmlns:wpc="http://schemas.microsoft.com/office/word/2010/wordprocessingCanvas" xmlns:cx="http://schemas.microsoft.com/office/drawing/2014/chartex" xmlns:cx1="http://schemas.microsoft.com/office/drawing/2015/9/8/chartex" xmlns:cx2="http://schemas.microsoft.com/office/drawing/2015/10/21/chartex" xmlns:cx3="http://schemas.microsoft.com/office/drawing/2016/5/9/chartex" xmlns:cx4="http://schemas.microsoft.com/office/drawing/2016/5/10/chartex" xmlns:cx5="http://schemas.microsoft.com/office/drawing/2016/5/11/chartex" xmlns:cx6="http://schemas.microsoft.com/office/drawing/2016/5/12/chartex" xmlns:cx7="http://schemas.microsoft.com/office/drawing/2016/5/13/chartex" xmlns:cx8="http://schemas.microsoft.com/office/drawing/2016/5/14/chartex" xmlns:mc="http://schemas.openxmlformats.org/markup-compatibility/2006" xmlns:aink="http://schemas.microsoft.com/office/drawing/2016/ink" xmlns:am3d="http://schemas.microsoft.com/office/drawing/2017/model3d" xmlns:o="urn:schemas-microsoft-com:office:office" xmlns:oel="http://schemas.microsoft.com/office/2019/extlst" xmlns:r="http://schemas.openxmlformats.org/officeDocument/2006/relationships" xmlns:m="http://schemas.openxmlformats.org/officeDocument/2006/math" xmlns:v="urn:schemas-microsoft-com:vml" xmlns:wp14="http://schemas.microsoft.com/office/word/2010/wordprocessingDrawing" xmlns:wp="http://schemas.openxmlformats.org/drawingml/2006/wordprocessingDrawing" xmlns:w10="urn:schemas-microsoft-com:office:word" xmlns:w="http://schemas.openxmlformats.org/wordprocessingml/2006/main" xmlns:w14="http://schemas.microsoft.com/office/word/2010/wordml" xmlns:w15="http://schemas.microsoft.com/office/word/2012/wordml" xmlns:w16cex="http://schemas.microsoft.com/office/word/2018/wordml/cex" xmlns:w16cid="http://schemas.microsoft.com/office/word/2016/wordml/cid" xmlns:w16="http://schemas.microsoft.com/office/word/2018/wordml" xmlns:w16du="http://schemas.microsoft.com/office/word/2023/wordml/word16du" xmlns:w16sdtdh="http://schemas.microsoft.com/office/word/2020/wordml/sdtdatahash" xmlns:w16sdtfl="http://schemas.microsoft.com/office/word/2024/wordml/sdtformatlock" xmlns:w16se="http://schemas.microsoft.com/office/word/2015/wordml/symex" xmlns:wpg="http://schemas.microsoft.com/office/word/2010/wordprocessingGroup" xmlns:wpi="http://schemas.microsoft.com/office/word/2010/wordprocessingInk" xmlns:wne="http://schemas.microsoft.com/office/word/2006/wordml" xmlns:wps="http://schemas.microsoft.com/office/word/2010/wordprocessingShape" mc:Ignorable="w14 w15 w16se w16cid w16 w16cex w16sdtdh w16sdtfl w16du wp14">
   <w:endnote w:type="separator" w:id="-1">
     <w:p>
       <w:r>
@@ -7508,7 +9030,7 @@
 </file>
 
 <file path=word/footer1.xml><?xml version="1.0" encoding="utf-8"?>
-<w:ftr xmlns:wpc="http://schemas.microsoft.com/office/word/2010/wordprocessingCanvas" xmlns:cx="http://schemas.microsoft.com/office/drawing/2014/chartex" xmlns:cx1="http://schemas.microsoft.com/office/drawing/2015/9/8/chartex" xmlns:cx2="http://schemas.microsoft.com/office/drawing/2015/10/21/chartex" xmlns:cx3="http://schemas.microsoft.com/office/drawing/2016/5/9/chartex" xmlns:cx4="http://schemas.microsoft.com/office/drawing/2016/5/10/chartex" xmlns:cx5="http://schemas.microsoft.com/office/drawing/2016/5/11/chartex" xmlns:cx6="http://schemas.microsoft.com/office/drawing/2016/5/12/chartex" xmlns:cx7="http://schemas.microsoft.com/office/drawing/2016/5/13/chartex" xmlns:cx8="http://schemas.microsoft.com/office/drawing/2016/5/14/chartex" xmlns:mc="http://schemas.openxmlformats.org/markup-compatibility/2006" xmlns:aink="http://schemas.microsoft.com/office/drawing/2016/ink" xmlns:am3d="http://schemas.microsoft.com/office/drawing/2017/model3d" xmlns:o="urn:schemas-microsoft-com:office:office" xmlns:oel="http://schemas.microsoft.com/office/2019/extlst" xmlns:r="http://schemas.openxmlformats.org/officeDocument/2006/relationships" xmlns:m="http://schemas.openxmlformats.org/officeDocument/2006/math" xmlns:v="urn:schemas-microsoft-com:vml" xmlns:wp14="http://schemas.microsoft.com/office/word/2010/wordprocessingDrawing" xmlns:wp="http://schemas.openxmlformats.org/drawingml/2006/wordprocessingDrawing" xmlns:w10="urn:schemas-microsoft-com:office:word" xmlns:w="http://schemas.openxmlformats.org/wordprocessingml/2006/main" xmlns:w14="http://schemas.microsoft.com/office/word/2010/wordml" xmlns:w15="http://schemas.microsoft.com/office/word/2012/wordml" xmlns:w16cex="http://schemas.microsoft.com/office/word/2018/wordml/cex" xmlns:w16cid="http://schemas.microsoft.com/office/word/2016/wordml/cid" xmlns:w16="http://schemas.microsoft.com/office/word/2018/wordml" xmlns:w16du="http://schemas.microsoft.com/office/word/2023/wordml/word16du" xmlns:w16sdtdh="http://schemas.microsoft.com/office/word/2020/wordml/sdtdatahash" xmlns:w16se="http://schemas.microsoft.com/office/word/2015/wordml/symex" xmlns:wpg="http://schemas.microsoft.com/office/word/2010/wordprocessingGroup" xmlns:wpi="http://schemas.microsoft.com/office/word/2010/wordprocessingInk" xmlns:wne="http://schemas.microsoft.com/office/word/2006/wordml" xmlns:wps="http://schemas.microsoft.com/office/word/2010/wordprocessingShape" mc:Ignorable="w14 w15 w16se w16cid w16 w16cex w16sdtdh w16du wp14">
+<w:ftr xmlns:wpc="http://schemas.microsoft.com/office/word/2010/wordprocessingCanvas" xmlns:cx="http://schemas.microsoft.com/office/drawing/2014/chartex" xmlns:cx1="http://schemas.microsoft.com/office/drawing/2015/9/8/chartex" xmlns:cx2="http://schemas.microsoft.com/office/drawing/2015/10/21/chartex" xmlns:cx3="http://schemas.microsoft.com/office/drawing/2016/5/9/chartex" xmlns:cx4="http://schemas.microsoft.com/office/drawing/2016/5/10/chartex" xmlns:cx5="http://schemas.microsoft.com/office/drawing/2016/5/11/chartex" xmlns:cx6="http://schemas.microsoft.com/office/drawing/2016/5/12/chartex" xmlns:cx7="http://schemas.microsoft.com/office/drawing/2016/5/13/chartex" xmlns:cx8="http://schemas.microsoft.com/office/drawing/2016/5/14/chartex" xmlns:mc="http://schemas.openxmlformats.org/markup-compatibility/2006" xmlns:aink="http://schemas.microsoft.com/office/drawing/2016/ink" xmlns:am3d="http://schemas.microsoft.com/office/drawing/2017/model3d" xmlns:o="urn:schemas-microsoft-com:office:office" xmlns:oel="http://schemas.microsoft.com/office/2019/extlst" xmlns:r="http://schemas.openxmlformats.org/officeDocument/2006/relationships" xmlns:m="http://schemas.openxmlformats.org/officeDocument/2006/math" xmlns:v="urn:schemas-microsoft-com:vml" xmlns:wp14="http://schemas.microsoft.com/office/word/2010/wordprocessingDrawing" xmlns:wp="http://schemas.openxmlformats.org/drawingml/2006/wordprocessingDrawing" xmlns:w10="urn:schemas-microsoft-com:office:word" xmlns:w="http://schemas.openxmlformats.org/wordprocessingml/2006/main" xmlns:w14="http://schemas.microsoft.com/office/word/2010/wordml" xmlns:w15="http://schemas.microsoft.com/office/word/2012/wordml" xmlns:w16cex="http://schemas.microsoft.com/office/word/2018/wordml/cex" xmlns:w16cid="http://schemas.microsoft.com/office/word/2016/wordml/cid" xmlns:w16="http://schemas.microsoft.com/office/word/2018/wordml" xmlns:w16du="http://schemas.microsoft.com/office/word/2023/wordml/word16du" xmlns:w16sdtdh="http://schemas.microsoft.com/office/word/2020/wordml/sdtdatahash" xmlns:w16sdtfl="http://schemas.microsoft.com/office/word/2024/wordml/sdtformatlock" xmlns:w16se="http://schemas.microsoft.com/office/word/2015/wordml/symex" xmlns:wpg="http://schemas.microsoft.com/office/word/2010/wordprocessingGroup" xmlns:wpi="http://schemas.microsoft.com/office/word/2010/wordprocessingInk" xmlns:wne="http://schemas.microsoft.com/office/word/2006/wordml" xmlns:wps="http://schemas.microsoft.com/office/word/2010/wordprocessingShape" mc:Ignorable="w14 w15 w16se w16cid w16 w16cex w16sdtdh w16sdtfl w16du wp14">
   <w:p>
     <w:pPr>
       <w:pStyle w:val="Footer"/>
@@ -7518,7 +9040,7 @@
 </file>
 
 <file path=word/footer2.xml><?xml version="1.0" encoding="utf-8"?>
-<w:ftr xmlns:wpc="http://schemas.microsoft.com/office/word/2010/wordprocessingCanvas" xmlns:cx="http://schemas.microsoft.com/office/drawing/2014/chartex" xmlns:cx1="http://schemas.microsoft.com/office/drawing/2015/9/8/chartex" xmlns:cx2="http://schemas.microsoft.com/office/drawing/2015/10/21/chartex" xmlns:cx3="http://schemas.microsoft.com/office/drawing/2016/5/9/chartex" xmlns:cx4="http://schemas.microsoft.com/office/drawing/2016/5/10/chartex" xmlns:cx5="http://schemas.microsoft.com/office/drawing/2016/5/11/chartex" xmlns:cx6="http://schemas.microsoft.com/office/drawing/2016/5/12/chartex" xmlns:cx7="http://schemas.microsoft.com/office/drawing/2016/5/13/chartex" xmlns:cx8="http://schemas.microsoft.com/office/drawing/2016/5/14/chartex" xmlns:mc="http://schemas.openxmlformats.org/markup-compatibility/2006" xmlns:aink="http://schemas.microsoft.com/office/drawing/2016/ink" xmlns:am3d="http://schemas.microsoft.com/office/drawing/2017/model3d" xmlns:o="urn:schemas-microsoft-com:office:office" xmlns:oel="http://schemas.microsoft.com/office/2019/extlst" xmlns:r="http://schemas.openxmlformats.org/officeDocument/2006/relationships" xmlns:m="http://schemas.openxmlformats.org/officeDocument/2006/math" xmlns:v="urn:schemas-microsoft-com:vml" xmlns:wp14="http://schemas.microsoft.com/office/word/2010/wordprocessingDrawing" xmlns:wp="http://schemas.openxmlformats.org/drawingml/2006/wordprocessingDrawing" xmlns:w10="urn:schemas-microsoft-com:office:word" xmlns:w="http://schemas.openxmlformats.org/wordprocessingml/2006/main" xmlns:w14="http://schemas.microsoft.com/office/word/2010/wordml" xmlns:w15="http://schemas.microsoft.com/office/word/2012/wordml" xmlns:w16cex="http://schemas.microsoft.com/office/word/2018/wordml/cex" xmlns:w16cid="http://schemas.microsoft.com/office/word/2016/wordml/cid" xmlns:w16="http://schemas.microsoft.com/office/word/2018/wordml" xmlns:w16du="http://schemas.microsoft.com/office/word/2023/wordml/word16du" xmlns:w16sdtdh="http://schemas.microsoft.com/office/word/2020/wordml/sdtdatahash" xmlns:w16se="http://schemas.microsoft.com/office/word/2015/wordml/symex" xmlns:wpg="http://schemas.microsoft.com/office/word/2010/wordprocessingGroup" xmlns:wpi="http://schemas.microsoft.com/office/word/2010/wordprocessingInk" xmlns:wne="http://schemas.microsoft.com/office/word/2006/wordml" xmlns:wps="http://schemas.microsoft.com/office/word/2010/wordprocessingShape" mc:Ignorable="w14 w15 w16se w16cid w16 w16cex w16sdtdh w16du wp14">
+<w:ftr xmlns:wpc="http://schemas.microsoft.com/office/word/2010/wordprocessingCanvas" xmlns:cx="http://schemas.microsoft.com/office/drawing/2014/chartex" xmlns:cx1="http://schemas.microsoft.com/office/drawing/2015/9/8/chartex" xmlns:cx2="http://schemas.microsoft.com/office/drawing/2015/10/21/chartex" xmlns:cx3="http://schemas.microsoft.com/office/drawing/2016/5/9/chartex" xmlns:cx4="http://schemas.microsoft.com/office/drawing/2016/5/10/chartex" xmlns:cx5="http://schemas.microsoft.com/office/drawing/2016/5/11/chartex" xmlns:cx6="http://schemas.microsoft.com/office/drawing/2016/5/12/chartex" xmlns:cx7="http://schemas.microsoft.com/office/drawing/2016/5/13/chartex" xmlns:cx8="http://schemas.microsoft.com/office/drawing/2016/5/14/chartex" xmlns:mc="http://schemas.openxmlformats.org/markup-compatibility/2006" xmlns:aink="http://schemas.microsoft.com/office/drawing/2016/ink" xmlns:am3d="http://schemas.microsoft.com/office/drawing/2017/model3d" xmlns:o="urn:schemas-microsoft-com:office:office" xmlns:oel="http://schemas.microsoft.com/office/2019/extlst" xmlns:r="http://schemas.openxmlformats.org/officeDocument/2006/relationships" xmlns:m="http://schemas.openxmlformats.org/officeDocument/2006/math" xmlns:v="urn:schemas-microsoft-com:vml" xmlns:wp14="http://schemas.microsoft.com/office/word/2010/wordprocessingDrawing" xmlns:wp="http://schemas.openxmlformats.org/drawingml/2006/wordprocessingDrawing" xmlns:w10="urn:schemas-microsoft-com:office:word" xmlns:w="http://schemas.openxmlformats.org/wordprocessingml/2006/main" xmlns:w14="http://schemas.microsoft.com/office/word/2010/wordml" xmlns:w15="http://schemas.microsoft.com/office/word/2012/wordml" xmlns:w16cex="http://schemas.microsoft.com/office/word/2018/wordml/cex" xmlns:w16cid="http://schemas.microsoft.com/office/word/2016/wordml/cid" xmlns:w16="http://schemas.microsoft.com/office/word/2018/wordml" xmlns:w16du="http://schemas.microsoft.com/office/word/2023/wordml/word16du" xmlns:w16sdtdh="http://schemas.microsoft.com/office/word/2020/wordml/sdtdatahash" xmlns:w16sdtfl="http://schemas.microsoft.com/office/word/2024/wordml/sdtformatlock" xmlns:w16se="http://schemas.microsoft.com/office/word/2015/wordml/symex" xmlns:wpg="http://schemas.microsoft.com/office/word/2010/wordprocessingGroup" xmlns:wpi="http://schemas.microsoft.com/office/word/2010/wordprocessingInk" xmlns:wne="http://schemas.microsoft.com/office/word/2006/wordml" xmlns:wps="http://schemas.microsoft.com/office/word/2010/wordprocessingShape" mc:Ignorable="w14 w15 w16se w16cid w16 w16cex w16sdtdh w16sdtfl w16du wp14">
   <w:p>
     <w:pPr>
       <w:pStyle w:val="Footer"/>
@@ -7528,7 +9050,7 @@
 </file>
 
 <file path=word/footer3.xml><?xml version="1.0" encoding="utf-8"?>
-<w:ftr xmlns:wpc="http://schemas.microsoft.com/office/word/2010/wordprocessingCanvas" xmlns:cx="http://schemas.microsoft.com/office/drawing/2014/chartex" xmlns:cx1="http://schemas.microsoft.com/office/drawing/2015/9/8/chartex" xmlns:cx2="http://schemas.microsoft.com/office/drawing/2015/10/21/chartex" xmlns:cx3="http://schemas.microsoft.com/office/drawing/2016/5/9/chartex" xmlns:cx4="http://schemas.microsoft.com/office/drawing/2016/5/10/chartex" xmlns:cx5="http://schemas.microsoft.com/office/drawing/2016/5/11/chartex" xmlns:cx6="http://schemas.microsoft.com/office/drawing/2016/5/12/chartex" xmlns:cx7="http://schemas.microsoft.com/office/drawing/2016/5/13/chartex" xmlns:cx8="http://schemas.microsoft.com/office/drawing/2016/5/14/chartex" xmlns:mc="http://schemas.openxmlformats.org/markup-compatibility/2006" xmlns:aink="http://schemas.microsoft.com/office/drawing/2016/ink" xmlns:am3d="http://schemas.microsoft.com/office/drawing/2017/model3d" xmlns:o="urn:schemas-microsoft-com:office:office" xmlns:oel="http://schemas.microsoft.com/office/2019/extlst" xmlns:r="http://schemas.openxmlformats.org/officeDocument/2006/relationships" xmlns:m="http://schemas.openxmlformats.org/officeDocument/2006/math" xmlns:v="urn:schemas-microsoft-com:vml" xmlns:wp14="http://schemas.microsoft.com/office/word/2010/wordprocessingDrawing" xmlns:wp="http://schemas.openxmlformats.org/drawingml/2006/wordprocessingDrawing" xmlns:w10="urn:schemas-microsoft-com:office:word" xmlns:w="http://schemas.openxmlformats.org/wordprocessingml/2006/main" xmlns:w14="http://schemas.microsoft.com/office/word/2010/wordml" xmlns:w15="http://schemas.microsoft.com/office/word/2012/wordml" xmlns:w16cex="http://schemas.microsoft.com/office/word/2018/wordml/cex" xmlns:w16cid="http://schemas.microsoft.com/office/word/2016/wordml/cid" xmlns:w16="http://schemas.microsoft.com/office/word/2018/wordml" xmlns:w16du="http://schemas.microsoft.com/office/word/2023/wordml/word16du" xmlns:w16sdtdh="http://schemas.microsoft.com/office/word/2020/wordml/sdtdatahash" xmlns:w16se="http://schemas.microsoft.com/office/word/2015/wordml/symex" xmlns:wpg="http://schemas.microsoft.com/office/word/2010/wordprocessingGroup" xmlns:wpi="http://schemas.microsoft.com/office/word/2010/wordprocessingInk" xmlns:wne="http://schemas.microsoft.com/office/word/2006/wordml" xmlns:wps="http://schemas.microsoft.com/office/word/2010/wordprocessingShape" mc:Ignorable="w14 w15 w16se w16cid w16 w16cex w16sdtdh w16du wp14">
+<w:ftr xmlns:wpc="http://schemas.microsoft.com/office/word/2010/wordprocessingCanvas" xmlns:cx="http://schemas.microsoft.com/office/drawing/2014/chartex" xmlns:cx1="http://schemas.microsoft.com/office/drawing/2015/9/8/chartex" xmlns:cx2="http://schemas.microsoft.com/office/drawing/2015/10/21/chartex" xmlns:cx3="http://schemas.microsoft.com/office/drawing/2016/5/9/chartex" xmlns:cx4="http://schemas.microsoft.com/office/drawing/2016/5/10/chartex" xmlns:cx5="http://schemas.microsoft.com/office/drawing/2016/5/11/chartex" xmlns:cx6="http://schemas.microsoft.com/office/drawing/2016/5/12/chartex" xmlns:cx7="http://schemas.microsoft.com/office/drawing/2016/5/13/chartex" xmlns:cx8="http://schemas.microsoft.com/office/drawing/2016/5/14/chartex" xmlns:mc="http://schemas.openxmlformats.org/markup-compatibility/2006" xmlns:aink="http://schemas.microsoft.com/office/drawing/2016/ink" xmlns:am3d="http://schemas.microsoft.com/office/drawing/2017/model3d" xmlns:o="urn:schemas-microsoft-com:office:office" xmlns:oel="http://schemas.microsoft.com/office/2019/extlst" xmlns:r="http://schemas.openxmlformats.org/officeDocument/2006/relationships" xmlns:m="http://schemas.openxmlformats.org/officeDocument/2006/math" xmlns:v="urn:schemas-microsoft-com:vml" xmlns:wp14="http://schemas.microsoft.com/office/word/2010/wordprocessingDrawing" xmlns:wp="http://schemas.openxmlformats.org/drawingml/2006/wordprocessingDrawing" xmlns:w10="urn:schemas-microsoft-com:office:word" xmlns:w="http://schemas.openxmlformats.org/wordprocessingml/2006/main" xmlns:w14="http://schemas.microsoft.com/office/word/2010/wordml" xmlns:w15="http://schemas.microsoft.com/office/word/2012/wordml" xmlns:w16cex="http://schemas.microsoft.com/office/word/2018/wordml/cex" xmlns:w16cid="http://schemas.microsoft.com/office/word/2016/wordml/cid" xmlns:w16="http://schemas.microsoft.com/office/word/2018/wordml" xmlns:w16du="http://schemas.microsoft.com/office/word/2023/wordml/word16du" xmlns:w16sdtdh="http://schemas.microsoft.com/office/word/2020/wordml/sdtdatahash" xmlns:w16sdtfl="http://schemas.microsoft.com/office/word/2024/wordml/sdtformatlock" xmlns:w16se="http://schemas.microsoft.com/office/word/2015/wordml/symex" xmlns:wpg="http://schemas.microsoft.com/office/word/2010/wordprocessingGroup" xmlns:wpi="http://schemas.microsoft.com/office/word/2010/wordprocessingInk" xmlns:wne="http://schemas.microsoft.com/office/word/2006/wordml" xmlns:wps="http://schemas.microsoft.com/office/word/2010/wordprocessingShape" mc:Ignorable="w14 w15 w16se w16cid w16 w16cex w16sdtdh w16sdtfl w16du wp14">
   <w:p>
     <w:pPr>
       <w:pStyle w:val="Footer"/>
@@ -7538,7 +9060,7 @@
 </file>
 
 <file path=word/footnotes.xml><?xml version="1.0" encoding="utf-8"?>
-<w:footnotes xmlns:wpc="http://schemas.microsoft.com/office/word/2010/wordprocessingCanvas" xmlns:cx="http://schemas.microsoft.com/office/drawing/2014/chartex" xmlns:cx1="http://schemas.microsoft.com/office/drawing/2015/9/8/chartex" xmlns:cx2="http://schemas.microsoft.com/office/drawing/2015/10/21/chartex" xmlns:cx3="http://schemas.microsoft.com/office/drawing/2016/5/9/chartex" xmlns:cx4="http://schemas.microsoft.com/office/drawing/2016/5/10/chartex" xmlns:cx5="http://schemas.microsoft.com/office/drawing/2016/5/11/chartex" xmlns:cx6="http://schemas.microsoft.com/office/drawing/2016/5/12/chartex" xmlns:cx7="http://schemas.microsoft.com/office/drawing/2016/5/13/chartex" xmlns:cx8="http://schemas.microsoft.com/office/drawing/2016/5/14/chartex" xmlns:mc="http://schemas.openxmlformats.org/markup-compatibility/2006" xmlns:aink="http://schemas.microsoft.com/office/drawing/2016/ink" xmlns:am3d="http://schemas.microsoft.com/office/drawing/2017/model3d" xmlns:o="urn:schemas-microsoft-com:office:office" xmlns:oel="http://schemas.microsoft.com/office/2019/extlst" xmlns:r="http://schemas.openxmlformats.org/officeDocument/2006/relationships" xmlns:m="http://schemas.openxmlformats.org/officeDocument/2006/math" xmlns:v="urn:schemas-microsoft-com:vml" xmlns:wp14="http://schemas.microsoft.com/office/word/2010/wordprocessingDrawing" xmlns:wp="http://schemas.openxmlformats.org/drawingml/2006/wordprocessingDrawing" xmlns:w10="urn:schemas-microsoft-com:office:word" xmlns:w="http://schemas.openxmlformats.org/wordprocessingml/2006/main" xmlns:w14="http://schemas.microsoft.com/office/word/2010/wordml" xmlns:w15="http://schemas.microsoft.com/office/word/2012/wordml" xmlns:w16cex="http://schemas.microsoft.com/office/word/2018/wordml/cex" xmlns:w16cid="http://schemas.microsoft.com/office/word/2016/wordml/cid" xmlns:w16="http://schemas.microsoft.com/office/word/2018/wordml" xmlns:w16du="http://schemas.microsoft.com/office/word/2023/wordml/word16du" xmlns:w16sdtdh="http://schemas.microsoft.com/office/word/2020/wordml/sdtdatahash" xmlns:w16se="http://schemas.microsoft.com/office/word/2015/wordml/symex" xmlns:wpg="http://schemas.microsoft.com/office/word/2010/wordprocessingGroup" xmlns:wpi="http://schemas.microsoft.com/office/word/2010/wordprocessingInk" xmlns:wne="http://schemas.microsoft.com/office/word/2006/wordml" xmlns:wps="http://schemas.microsoft.com/office/word/2010/wordprocessingShape" mc:Ignorable="w14 w15 w16se w16cid w16 w16cex w16sdtdh w16du wp14">
+<w:footnotes xmlns:wpc="http://schemas.microsoft.com/office/word/2010/wordprocessingCanvas" xmlns:cx="http://schemas.microsoft.com/office/drawing/2014/chartex" xmlns:cx1="http://schemas.microsoft.com/office/drawing/2015/9/8/chartex" xmlns:cx2="http://schemas.microsoft.com/office/drawing/2015/10/21/chartex" xmlns:cx3="http://schemas.microsoft.com/office/drawing/2016/5/9/chartex" xmlns:cx4="http://schemas.microsoft.com/office/drawing/2016/5/10/chartex" xmlns:cx5="http://schemas.microsoft.com/office/drawing/2016/5/11/chartex" xmlns:cx6="http://schemas.microsoft.com/office/drawing/2016/5/12/chartex" xmlns:cx7="http://schemas.microsoft.com/office/drawing/2016/5/13/chartex" xmlns:cx8="http://schemas.microsoft.com/office/drawing/2016/5/14/chartex" xmlns:mc="http://schemas.openxmlformats.org/markup-compatibility/2006" xmlns:aink="http://schemas.microsoft.com/office/drawing/2016/ink" xmlns:am3d="http://schemas.microsoft.com/office/drawing/2017/model3d" xmlns:o="urn:schemas-microsoft-com:office:office" xmlns:oel="http://schemas.microsoft.com/office/2019/extlst" xmlns:r="http://schemas.openxmlformats.org/officeDocument/2006/relationships" xmlns:m="http://schemas.openxmlformats.org/officeDocument/2006/math" xmlns:v="urn:schemas-microsoft-com:vml" xmlns:wp14="http://schemas.microsoft.com/office/word/2010/wordprocessingDrawing" xmlns:wp="http://schemas.openxmlformats.org/drawingml/2006/wordprocessingDrawing" xmlns:w10="urn:schemas-microsoft-com:office:word" xmlns:w="http://schemas.openxmlformats.org/wordprocessingml/2006/main" xmlns:w14="http://schemas.microsoft.com/office/word/2010/wordml" xmlns:w15="http://schemas.microsoft.com/office/word/2012/wordml" xmlns:w16cex="http://schemas.microsoft.com/office/word/2018/wordml/cex" xmlns:w16cid="http://schemas.microsoft.com/office/word/2016/wordml/cid" xmlns:w16="http://schemas.microsoft.com/office/word/2018/wordml" xmlns:w16du="http://schemas.microsoft.com/office/word/2023/wordml/word16du" xmlns:w16sdtdh="http://schemas.microsoft.com/office/word/2020/wordml/sdtdatahash" xmlns:w16sdtfl="http://schemas.microsoft.com/office/word/2024/wordml/sdtformatlock" xmlns:w16se="http://schemas.microsoft.com/office/word/2015/wordml/symex" xmlns:wpg="http://schemas.microsoft.com/office/word/2010/wordprocessingGroup" xmlns:wpi="http://schemas.microsoft.com/office/word/2010/wordprocessingInk" xmlns:wne="http://schemas.microsoft.com/office/word/2006/wordml" xmlns:wps="http://schemas.microsoft.com/office/word/2010/wordprocessingShape" mc:Ignorable="w14 w15 w16se w16cid w16 w16cex w16sdtdh w16sdtfl w16du wp14">
   <w:footnote w:type="separator" w:id="-1">
     <w:p>
       <w:r>
@@ -7557,7 +9079,7 @@
 </file>
 
 <file path=word/header1.xml><?xml version="1.0" encoding="utf-8"?>
-<w:hdr xmlns:wpc="http://schemas.microsoft.com/office/word/2010/wordprocessingCanvas" xmlns:cx="http://schemas.microsoft.com/office/drawing/2014/chartex" xmlns:cx1="http://schemas.microsoft.com/office/drawing/2015/9/8/chartex" xmlns:cx2="http://schemas.microsoft.com/office/drawing/2015/10/21/chartex" xmlns:cx3="http://schemas.microsoft.com/office/drawing/2016/5/9/chartex" xmlns:cx4="http://schemas.microsoft.com/office/drawing/2016/5/10/chartex" xmlns:cx5="http://schemas.microsoft.com/office/drawing/2016/5/11/chartex" xmlns:cx6="http://schemas.microsoft.com/office/drawing/2016/5/12/chartex" xmlns:cx7="http://schemas.microsoft.com/office/drawing/2016/5/13/chartex" xmlns:cx8="http://schemas.microsoft.com/office/drawing/2016/5/14/chartex" xmlns:mc="http://schemas.openxmlformats.org/markup-compatibility/2006" xmlns:aink="http://schemas.microsoft.com/office/drawing/2016/ink" xmlns:am3d="http://schemas.microsoft.com/office/drawing/2017/model3d" xmlns:o="urn:schemas-microsoft-com:office:office" xmlns:oel="http://schemas.microsoft.com/office/2019/extlst" xmlns:r="http://schemas.openxmlformats.org/officeDocument/2006/relationships" xmlns:m="http://schemas.openxmlformats.org/officeDocument/2006/math" xmlns:v="urn:schemas-microsoft-com:vml" xmlns:wp14="http://schemas.microsoft.com/office/word/2010/wordprocessingDrawing" xmlns:wp="http://schemas.openxmlformats.org/drawingml/2006/wordprocessingDrawing" xmlns:w10="urn:schemas-microsoft-com:office:word" xmlns:w="http://schemas.openxmlformats.org/wordprocessingml/2006/main" xmlns:w14="http://schemas.microsoft.com/office/word/2010/wordml" xmlns:w15="http://schemas.microsoft.com/office/word/2012/wordml" xmlns:w16cex="http://schemas.microsoft.com/office/word/2018/wordml/cex" xmlns:w16cid="http://schemas.microsoft.com/office/word/2016/wordml/cid" xmlns:w16="http://schemas.microsoft.com/office/word/2018/wordml" xmlns:w16du="http://schemas.microsoft.com/office/word/2023/wordml/word16du" xmlns:w16sdtdh="http://schemas.microsoft.com/office/word/2020/wordml/sdtdatahash" xmlns:w16se="http://schemas.microsoft.com/office/word/2015/wordml/symex" xmlns:wpg="http://schemas.microsoft.com/office/word/2010/wordprocessingGroup" xmlns:wpi="http://schemas.microsoft.com/office/word/2010/wordprocessingInk" xmlns:wne="http://schemas.microsoft.com/office/word/2006/wordml" xmlns:wps="http://schemas.microsoft.com/office/word/2010/wordprocessingShape" mc:Ignorable="w14 w15 w16se w16cid w16 w16cex w16sdtdh w16du wp14">
+<w:hdr xmlns:wpc="http://schemas.microsoft.com/office/word/2010/wordprocessingCanvas" xmlns:cx="http://schemas.microsoft.com/office/drawing/2014/chartex" xmlns:cx1="http://schemas.microsoft.com/office/drawing/2015/9/8/chartex" xmlns:cx2="http://schemas.microsoft.com/office/drawing/2015/10/21/chartex" xmlns:cx3="http://schemas.microsoft.com/office/drawing/2016/5/9/chartex" xmlns:cx4="http://schemas.microsoft.com/office/drawing/2016/5/10/chartex" xmlns:cx5="http://schemas.microsoft.com/office/drawing/2016/5/11/chartex" xmlns:cx6="http://schemas.microsoft.com/office/drawing/2016/5/12/chartex" xmlns:cx7="http://schemas.microsoft.com/office/drawing/2016/5/13/chartex" xmlns:cx8="http://schemas.microsoft.com/office/drawing/2016/5/14/chartex" xmlns:mc="http://schemas.openxmlformats.org/markup-compatibility/2006" xmlns:aink="http://schemas.microsoft.com/office/drawing/2016/ink" xmlns:am3d="http://schemas.microsoft.com/office/drawing/2017/model3d" xmlns:o="urn:schemas-microsoft-com:office:office" xmlns:oel="http://schemas.microsoft.com/office/2019/extlst" xmlns:r="http://schemas.openxmlformats.org/officeDocument/2006/relationships" xmlns:m="http://schemas.openxmlformats.org/officeDocument/2006/math" xmlns:v="urn:schemas-microsoft-com:vml" xmlns:wp14="http://schemas.microsoft.com/office/word/2010/wordprocessingDrawing" xmlns:wp="http://schemas.openxmlformats.org/drawingml/2006/wordprocessingDrawing" xmlns:w10="urn:schemas-microsoft-com:office:word" xmlns:w="http://schemas.openxmlformats.org/wordprocessingml/2006/main" xmlns:w14="http://schemas.microsoft.com/office/word/2010/wordml" xmlns:w15="http://schemas.microsoft.com/office/word/2012/wordml" xmlns:w16cex="http://schemas.microsoft.com/office/word/2018/wordml/cex" xmlns:w16cid="http://schemas.microsoft.com/office/word/2016/wordml/cid" xmlns:w16="http://schemas.microsoft.com/office/word/2018/wordml" xmlns:w16du="http://schemas.microsoft.com/office/word/2023/wordml/word16du" xmlns:w16sdtdh="http://schemas.microsoft.com/office/word/2020/wordml/sdtdatahash" xmlns:w16sdtfl="http://schemas.microsoft.com/office/word/2024/wordml/sdtformatlock" xmlns:w16se="http://schemas.microsoft.com/office/word/2015/wordml/symex" xmlns:wpg="http://schemas.microsoft.com/office/word/2010/wordprocessingGroup" xmlns:wpi="http://schemas.microsoft.com/office/word/2010/wordprocessingInk" xmlns:wne="http://schemas.microsoft.com/office/word/2006/wordml" xmlns:wps="http://schemas.microsoft.com/office/word/2010/wordprocessingShape" mc:Ignorable="w14 w15 w16se w16cid w16 w16cex w16sdtdh w16sdtfl w16du wp14">
   <w:p>
     <w:pPr>
       <w:pStyle w:val="Header"/>
@@ -7567,7 +9089,7 @@
 </file>
 
 <file path=word/header2.xml><?xml version="1.0" encoding="utf-8"?>
-<w:hdr xmlns:wpc="http://schemas.microsoft.com/office/word/2010/wordprocessingCanvas" xmlns:cx="http://schemas.microsoft.com/office/drawing/2014/chartex" xmlns:cx1="http://schemas.microsoft.com/office/drawing/2015/9/8/chartex" xmlns:cx2="http://schemas.microsoft.com/office/drawing/2015/10/21/chartex" xmlns:cx3="http://schemas.microsoft.com/office/drawing/2016/5/9/chartex" xmlns:cx4="http://schemas.microsoft.com/office/drawing/2016/5/10/chartex" xmlns:cx5="http://schemas.microsoft.com/office/drawing/2016/5/11/chartex" xmlns:cx6="http://schemas.microsoft.com/office/drawing/2016/5/12/chartex" xmlns:cx7="http://schemas.microsoft.com/office/drawing/2016/5/13/chartex" xmlns:cx8="http://schemas.microsoft.com/office/drawing/2016/5/14/chartex" xmlns:mc="http://schemas.openxmlformats.org/markup-compatibility/2006" xmlns:aink="http://schemas.microsoft.com/office/drawing/2016/ink" xmlns:am3d="http://schemas.microsoft.com/office/drawing/2017/model3d" xmlns:o="urn:schemas-microsoft-com:office:office" xmlns:oel="http://schemas.microsoft.com/office/2019/extlst" xmlns:r="http://schemas.openxmlformats.org/officeDocument/2006/relationships" xmlns:m="http://schemas.openxmlformats.org/officeDocument/2006/math" xmlns:v="urn:schemas-microsoft-com:vml" xmlns:wp14="http://schemas.microsoft.com/office/word/2010/wordprocessingDrawing" xmlns:wp="http://schemas.openxmlformats.org/drawingml/2006/wordprocessingDrawing" xmlns:w10="urn:schemas-microsoft-com:office:word" xmlns:w="http://schemas.openxmlformats.org/wordprocessingml/2006/main" xmlns:w14="http://schemas.microsoft.com/office/word/2010/wordml" xmlns:w15="http://schemas.microsoft.com/office/word/2012/wordml" xmlns:w16cex="http://schemas.microsoft.com/office/word/2018/wordml/cex" xmlns:w16cid="http://schemas.microsoft.com/office/word/2016/wordml/cid" xmlns:w16="http://schemas.microsoft.com/office/word/2018/wordml" xmlns:w16du="http://schemas.microsoft.com/office/word/2023/wordml/word16du" xmlns:w16sdtdh="http://schemas.microsoft.com/office/word/2020/wordml/sdtdatahash" xmlns:w16se="http://schemas.microsoft.com/office/word/2015/wordml/symex" xmlns:wpg="http://schemas.microsoft.com/office/word/2010/wordprocessingGroup" xmlns:wpi="http://schemas.microsoft.com/office/word/2010/wordprocessingInk" xmlns:wne="http://schemas.microsoft.com/office/word/2006/wordml" xmlns:wps="http://schemas.microsoft.com/office/word/2010/wordprocessingShape" mc:Ignorable="w14 w15 w16se w16cid w16 w16cex w16sdtdh w16du wp14">
+<w:hdr xmlns:wpc="http://schemas.microsoft.com/office/word/2010/wordprocessingCanvas" xmlns:cx="http://schemas.microsoft.com/office/drawing/2014/chartex" xmlns:cx1="http://schemas.microsoft.com/office/drawing/2015/9/8/chartex" xmlns:cx2="http://schemas.microsoft.com/office/drawing/2015/10/21/chartex" xmlns:cx3="http://schemas.microsoft.com/office/drawing/2016/5/9/chartex" xmlns:cx4="http://schemas.microsoft.com/office/drawing/2016/5/10/chartex" xmlns:cx5="http://schemas.microsoft.com/office/drawing/2016/5/11/chartex" xmlns:cx6="http://schemas.microsoft.com/office/drawing/2016/5/12/chartex" xmlns:cx7="http://schemas.microsoft.com/office/drawing/2016/5/13/chartex" xmlns:cx8="http://schemas.microsoft.com/office/drawing/2016/5/14/chartex" xmlns:mc="http://schemas.openxmlformats.org/markup-compatibility/2006" xmlns:aink="http://schemas.microsoft.com/office/drawing/2016/ink" xmlns:am3d="http://schemas.microsoft.com/office/drawing/2017/model3d" xmlns:o="urn:schemas-microsoft-com:office:office" xmlns:oel="http://schemas.microsoft.com/office/2019/extlst" xmlns:r="http://schemas.openxmlformats.org/officeDocument/2006/relationships" xmlns:m="http://schemas.openxmlformats.org/officeDocument/2006/math" xmlns:v="urn:schemas-microsoft-com:vml" xmlns:wp14="http://schemas.microsoft.com/office/word/2010/wordprocessingDrawing" xmlns:wp="http://schemas.openxmlformats.org/drawingml/2006/wordprocessingDrawing" xmlns:w10="urn:schemas-microsoft-com:office:word" xmlns:w="http://schemas.openxmlformats.org/wordprocessingml/2006/main" xmlns:w14="http://schemas.microsoft.com/office/word/2010/wordml" xmlns:w15="http://schemas.microsoft.com/office/word/2012/wordml" xmlns:w16cex="http://schemas.microsoft.com/office/word/2018/wordml/cex" xmlns:w16cid="http://schemas.microsoft.com/office/word/2016/wordml/cid" xmlns:w16="http://schemas.microsoft.com/office/word/2018/wordml" xmlns:w16du="http://schemas.microsoft.com/office/word/2023/wordml/word16du" xmlns:w16sdtdh="http://schemas.microsoft.com/office/word/2020/wordml/sdtdatahash" xmlns:w16sdtfl="http://schemas.microsoft.com/office/word/2024/wordml/sdtformatlock" xmlns:w16se="http://schemas.microsoft.com/office/word/2015/wordml/symex" xmlns:wpg="http://schemas.microsoft.com/office/word/2010/wordprocessingGroup" xmlns:wpi="http://schemas.microsoft.com/office/word/2010/wordprocessingInk" xmlns:wne="http://schemas.microsoft.com/office/word/2006/wordml" xmlns:wps="http://schemas.microsoft.com/office/word/2010/wordprocessingShape" mc:Ignorable="w14 w15 w16se w16cid w16 w16cex w16sdtdh w16sdtfl w16du wp14">
   <w:p>
     <w:pPr>
       <w:pStyle w:val="Header"/>
@@ -7577,7 +9099,7 @@
 </file>
 
 <file path=word/header3.xml><?xml version="1.0" encoding="utf-8"?>
-<w:hdr xmlns:wpc="http://schemas.microsoft.com/office/word/2010/wordprocessingCanvas" xmlns:cx="http://schemas.microsoft.com/office/drawing/2014/chartex" xmlns:cx1="http://schemas.microsoft.com/office/drawing/2015/9/8/chartex" xmlns:cx2="http://schemas.microsoft.com/office/drawing/2015/10/21/chartex" xmlns:cx3="http://schemas.microsoft.com/office/drawing/2016/5/9/chartex" xmlns:cx4="http://schemas.microsoft.com/office/drawing/2016/5/10/chartex" xmlns:cx5="http://schemas.microsoft.com/office/drawing/2016/5/11/chartex" xmlns:cx6="http://schemas.microsoft.com/office/drawing/2016/5/12/chartex" xmlns:cx7="http://schemas.microsoft.com/office/drawing/2016/5/13/chartex" xmlns:cx8="http://schemas.microsoft.com/office/drawing/2016/5/14/chartex" xmlns:mc="http://schemas.openxmlformats.org/markup-compatibility/2006" xmlns:aink="http://schemas.microsoft.com/office/drawing/2016/ink" xmlns:am3d="http://schemas.microsoft.com/office/drawing/2017/model3d" xmlns:o="urn:schemas-microsoft-com:office:office" xmlns:oel="http://schemas.microsoft.com/office/2019/extlst" xmlns:r="http://schemas.openxmlformats.org/officeDocument/2006/relationships" xmlns:m="http://schemas.openxmlformats.org/officeDocument/2006/math" xmlns:v="urn:schemas-microsoft-com:vml" xmlns:wp14="http://schemas.microsoft.com/office/word/2010/wordprocessingDrawing" xmlns:wp="http://schemas.openxmlformats.org/drawingml/2006/wordprocessingDrawing" xmlns:w10="urn:schemas-microsoft-com:office:word" xmlns:w="http://schemas.openxmlformats.org/wordprocessingml/2006/main" xmlns:w14="http://schemas.microsoft.com/office/word/2010/wordml" xmlns:w15="http://schemas.microsoft.com/office/word/2012/wordml" xmlns:w16cex="http://schemas.microsoft.com/office/word/2018/wordml/cex" xmlns:w16cid="http://schemas.microsoft.com/office/word/2016/wordml/cid" xmlns:w16="http://schemas.microsoft.com/office/word/2018/wordml" xmlns:w16du="http://schemas.microsoft.com/office/word/2023/wordml/word16du" xmlns:w16sdtdh="http://schemas.microsoft.com/office/word/2020/wordml/sdtdatahash" xmlns:w16se="http://schemas.microsoft.com/office/word/2015/wordml/symex" xmlns:wpg="http://schemas.microsoft.com/office/word/2010/wordprocessingGroup" xmlns:wpi="http://schemas.microsoft.com/office/word/2010/wordprocessingInk" xmlns:wne="http://schemas.microsoft.com/office/word/2006/wordml" xmlns:wps="http://schemas.microsoft.com/office/word/2010/wordprocessingShape" mc:Ignorable="w14 w15 w16se w16cid w16 w16cex w16sdtdh w16du wp14">
+<w:hdr xmlns:wpc="http://schemas.microsoft.com/office/word/2010/wordprocessingCanvas" xmlns:cx="http://schemas.microsoft.com/office/drawing/2014/chartex" xmlns:cx1="http://schemas.microsoft.com/office/drawing/2015/9/8/chartex" xmlns:cx2="http://schemas.microsoft.com/office/drawing/2015/10/21/chartex" xmlns:cx3="http://schemas.microsoft.com/office/drawing/2016/5/9/chartex" xmlns:cx4="http://schemas.microsoft.com/office/drawing/2016/5/10/chartex" xmlns:cx5="http://schemas.microsoft.com/office/drawing/2016/5/11/chartex" xmlns:cx6="http://schemas.microsoft.com/office/drawing/2016/5/12/chartex" xmlns:cx7="http://schemas.microsoft.com/office/drawing/2016/5/13/chartex" xmlns:cx8="http://schemas.microsoft.com/office/drawing/2016/5/14/chartex" xmlns:mc="http://schemas.openxmlformats.org/markup-compatibility/2006" xmlns:aink="http://schemas.microsoft.com/office/drawing/2016/ink" xmlns:am3d="http://schemas.microsoft.com/office/drawing/2017/model3d" xmlns:o="urn:schemas-microsoft-com:office:office" xmlns:oel="http://schemas.microsoft.com/office/2019/extlst" xmlns:r="http://schemas.openxmlformats.org/officeDocument/2006/relationships" xmlns:m="http://schemas.openxmlformats.org/officeDocument/2006/math" xmlns:v="urn:schemas-microsoft-com:vml" xmlns:wp14="http://schemas.microsoft.com/office/word/2010/wordprocessingDrawing" xmlns:wp="http://schemas.openxmlformats.org/drawingml/2006/wordprocessingDrawing" xmlns:w10="urn:schemas-microsoft-com:office:word" xmlns:w="http://schemas.openxmlformats.org/wordprocessingml/2006/main" xmlns:w14="http://schemas.microsoft.com/office/word/2010/wordml" xmlns:w15="http://schemas.microsoft.com/office/word/2012/wordml" xmlns:w16cex="http://schemas.microsoft.com/office/word/2018/wordml/cex" xmlns:w16cid="http://schemas.microsoft.com/office/word/2016/wordml/cid" xmlns:w16="http://schemas.microsoft.com/office/word/2018/wordml" xmlns:w16du="http://schemas.microsoft.com/office/word/2023/wordml/word16du" xmlns:w16sdtdh="http://schemas.microsoft.com/office/word/2020/wordml/sdtdatahash" xmlns:w16sdtfl="http://schemas.microsoft.com/office/word/2024/wordml/sdtformatlock" xmlns:w16se="http://schemas.microsoft.com/office/word/2015/wordml/symex" xmlns:wpg="http://schemas.microsoft.com/office/word/2010/wordprocessingGroup" xmlns:wpi="http://schemas.microsoft.com/office/word/2010/wordprocessingInk" xmlns:wne="http://schemas.microsoft.com/office/word/2006/wordml" xmlns:wps="http://schemas.microsoft.com/office/word/2010/wordprocessingShape" mc:Ignorable="w14 w15 w16se w16cid w16 w16cex w16sdtdh w16sdtfl w16du wp14">
   <w:p>
     <w:pPr>
       <w:pStyle w:val="Header"/>
@@ -7587,7 +9109,7 @@
 </file>
 
 <file path=word/numbering.xml><?xml version="1.0" encoding="utf-8"?>
-<w:numbering xmlns:wpc="http://schemas.microsoft.com/office/word/2010/wordprocessingCanvas" xmlns:cx="http://schemas.microsoft.com/office/drawing/2014/chartex" xmlns:cx1="http://schemas.microsoft.com/office/drawing/2015/9/8/chartex" xmlns:cx2="http://schemas.microsoft.com/office/drawing/2015/10/21/chartex" xmlns:cx3="http://schemas.microsoft.com/office/drawing/2016/5/9/chartex" xmlns:cx4="http://schemas.microsoft.com/office/drawing/2016/5/10/chartex" xmlns:cx5="http://schemas.microsoft.com/office/drawing/2016/5/11/chartex" xmlns:cx6="http://schemas.microsoft.com/office/drawing/2016/5/12/chartex" xmlns:cx7="http://schemas.microsoft.com/office/drawing/2016/5/13/chartex" xmlns:cx8="http://schemas.microsoft.com/office/drawing/2016/5/14/chartex" xmlns:mc="http://schemas.openxmlformats.org/markup-compatibility/2006" xmlns:aink="http://schemas.microsoft.com/office/drawing/2016/ink" xmlns:am3d="http://schemas.microsoft.com/office/drawing/2017/model3d" xmlns:o="urn:schemas-microsoft-com:office:office" xmlns:oel="http://schemas.microsoft.com/office/2019/extlst" xmlns:r="http://schemas.openxmlformats.org/officeDocument/2006/relationships" xmlns:m="http://schemas.openxmlformats.org/officeDocument/2006/math" xmlns:v="urn:schemas-microsoft-com:vml" xmlns:wp14="http://schemas.microsoft.com/office/word/2010/wordprocessingDrawing" xmlns:wp="http://schemas.openxmlformats.org/drawingml/2006/wordprocessingDrawing" xmlns:w10="urn:schemas-microsoft-com:office:word" xmlns:w="http://schemas.openxmlformats.org/wordprocessingml/2006/main" xmlns:w14="http://schemas.microsoft.com/office/word/2010/wordml" xmlns:w15="http://schemas.microsoft.com/office/word/2012/wordml" xmlns:w16cex="http://schemas.microsoft.com/office/word/2018/wordml/cex" xmlns:w16cid="http://schemas.microsoft.com/office/word/2016/wordml/cid" xmlns:w16="http://schemas.microsoft.com/office/word/2018/wordml" xmlns:w16du="http://schemas.microsoft.com/office/word/2023/wordml/word16du" xmlns:w16sdtdh="http://schemas.microsoft.com/office/word/2020/wordml/sdtdatahash" xmlns:w16se="http://schemas.microsoft.com/office/word/2015/wordml/symex" xmlns:wpg="http://schemas.microsoft.com/office/word/2010/wordprocessingGroup" xmlns:wpi="http://schemas.microsoft.com/office/word/2010/wordprocessingInk" xmlns:wne="http://schemas.microsoft.com/office/word/2006/wordml" xmlns:wps="http://schemas.microsoft.com/office/word/2010/wordprocessingShape" mc:Ignorable="w14 w15 w16se w16cid w16 w16cex w16sdtdh w16du wp14">
+<w:numbering xmlns:wpc="http://schemas.microsoft.com/office/word/2010/wordprocessingCanvas" xmlns:cx="http://schemas.microsoft.com/office/drawing/2014/chartex" xmlns:cx1="http://schemas.microsoft.com/office/drawing/2015/9/8/chartex" xmlns:cx2="http://schemas.microsoft.com/office/drawing/2015/10/21/chartex" xmlns:cx3="http://schemas.microsoft.com/office/drawing/2016/5/9/chartex" xmlns:cx4="http://schemas.microsoft.com/office/drawing/2016/5/10/chartex" xmlns:cx5="http://schemas.microsoft.com/office/drawing/2016/5/11/chartex" xmlns:cx6="http://schemas.microsoft.com/office/drawing/2016/5/12/chartex" xmlns:cx7="http://schemas.microsoft.com/office/drawing/2016/5/13/chartex" xmlns:cx8="http://schemas.microsoft.com/office/drawing/2016/5/14/chartex" xmlns:mc="http://schemas.openxmlformats.org/markup-compatibility/2006" xmlns:aink="http://schemas.microsoft.com/office/drawing/2016/ink" xmlns:am3d="http://schemas.microsoft.com/office/drawing/2017/model3d" xmlns:o="urn:schemas-microsoft-com:office:office" xmlns:oel="http://schemas.microsoft.com/office/2019/extlst" xmlns:r="http://schemas.openxmlformats.org/officeDocument/2006/relationships" xmlns:m="http://schemas.openxmlformats.org/officeDocument/2006/math" xmlns:v="urn:schemas-microsoft-com:vml" xmlns:wp14="http://schemas.microsoft.com/office/word/2010/wordprocessingDrawing" xmlns:wp="http://schemas.openxmlformats.org/drawingml/2006/wordprocessingDrawing" xmlns:w10="urn:schemas-microsoft-com:office:word" xmlns:w="http://schemas.openxmlformats.org/wordprocessingml/2006/main" xmlns:w14="http://schemas.microsoft.com/office/word/2010/wordml" xmlns:w15="http://schemas.microsoft.com/office/word/2012/wordml" xmlns:w16cex="http://schemas.microsoft.com/office/word/2018/wordml/cex" xmlns:w16cid="http://schemas.microsoft.com/office/word/2016/wordml/cid" xmlns:w16="http://schemas.microsoft.com/office/word/2018/wordml" xmlns:w16du="http://schemas.microsoft.com/office/word/2023/wordml/word16du" xmlns:w16sdtdh="http://schemas.microsoft.com/office/word/2020/wordml/sdtdatahash" xmlns:w16sdtfl="http://schemas.microsoft.com/office/word/2024/wordml/sdtformatlock" xmlns:w16se="http://schemas.microsoft.com/office/word/2015/wordml/symex" xmlns:wpg="http://schemas.microsoft.com/office/word/2010/wordprocessingGroup" xmlns:wpi="http://schemas.microsoft.com/office/word/2010/wordprocessingInk" xmlns:wne="http://schemas.microsoft.com/office/word/2006/wordml" xmlns:wps="http://schemas.microsoft.com/office/word/2010/wordprocessingShape" mc:Ignorable="w14 w15 w16se w16cid w16 w16cex w16sdtdh w16sdtfl w16du wp14">
   <w:abstractNum w:abstractNumId="0" w15:restartNumberingAfterBreak="0">
     <w:nsid w:val="02413297"/>
     <w:multiLevelType w:val="hybridMultilevel"/>
@@ -8164,6 +9686,120 @@
     </w:lvl>
   </w:abstractNum>
   <w:abstractNum w:abstractNumId="5" w15:restartNumberingAfterBreak="0">
+    <w:nsid w:val="21585551"/>
+    <w:multiLevelType w:val="hybridMultilevel"/>
+    <w:tmpl w:val="D910B6B2"/>
+    <w:lvl w:ilvl="0" w:tplc="04090001">
+      <w:start w:val="1"/>
+      <w:numFmt w:val="bullet"/>
+      <w:lvlText w:val=""/>
+      <w:lvlJc w:val="left"/>
+      <w:pPr>
+        <w:ind w:left="502" w:hanging="360"/>
+      </w:pPr>
+      <w:rPr>
+        <w:rFonts w:ascii="Symbol" w:hAnsi="Symbol" w:hint="default"/>
+        <w:color w:val="000000" w:themeColor="text1"/>
+      </w:rPr>
+    </w:lvl>
+    <w:lvl w:ilvl="1" w:tplc="04090003" w:tentative="1">
+      <w:start w:val="1"/>
+      <w:numFmt w:val="bullet"/>
+      <w:lvlText w:val="o"/>
+      <w:lvlJc w:val="left"/>
+      <w:pPr>
+        <w:ind w:left="1440" w:hanging="360"/>
+      </w:pPr>
+      <w:rPr>
+        <w:rFonts w:ascii="Courier New" w:hAnsi="Courier New" w:cs="Courier New" w:hint="default"/>
+      </w:rPr>
+    </w:lvl>
+    <w:lvl w:ilvl="2" w:tplc="04090005" w:tentative="1">
+      <w:start w:val="1"/>
+      <w:numFmt w:val="bullet"/>
+      <w:lvlText w:val=""/>
+      <w:lvlJc w:val="left"/>
+      <w:pPr>
+        <w:ind w:left="2160" w:hanging="360"/>
+      </w:pPr>
+      <w:rPr>
+        <w:rFonts w:ascii="Wingdings" w:hAnsi="Wingdings" w:hint="default"/>
+      </w:rPr>
+    </w:lvl>
+    <w:lvl w:ilvl="3" w:tplc="04090001" w:tentative="1">
+      <w:start w:val="1"/>
+      <w:numFmt w:val="bullet"/>
+      <w:lvlText w:val=""/>
+      <w:lvlJc w:val="left"/>
+      <w:pPr>
+        <w:ind w:left="2880" w:hanging="360"/>
+      </w:pPr>
+      <w:rPr>
+        <w:rFonts w:ascii="Symbol" w:hAnsi="Symbol" w:hint="default"/>
+      </w:rPr>
+    </w:lvl>
+    <w:lvl w:ilvl="4" w:tplc="04090003" w:tentative="1">
+      <w:start w:val="1"/>
+      <w:numFmt w:val="bullet"/>
+      <w:lvlText w:val="o"/>
+      <w:lvlJc w:val="left"/>
+      <w:pPr>
+        <w:ind w:left="3600" w:hanging="360"/>
+      </w:pPr>
+      <w:rPr>
+        <w:rFonts w:ascii="Courier New" w:hAnsi="Courier New" w:cs="Courier New" w:hint="default"/>
+      </w:rPr>
+    </w:lvl>
+    <w:lvl w:ilvl="5" w:tplc="04090005" w:tentative="1">
+      <w:start w:val="1"/>
+      <w:numFmt w:val="bullet"/>
+      <w:lvlText w:val=""/>
+      <w:lvlJc w:val="left"/>
+      <w:pPr>
+        <w:ind w:left="4320" w:hanging="360"/>
+      </w:pPr>
+      <w:rPr>
+        <w:rFonts w:ascii="Wingdings" w:hAnsi="Wingdings" w:hint="default"/>
+      </w:rPr>
+    </w:lvl>
+    <w:lvl w:ilvl="6" w:tplc="04090001" w:tentative="1">
+      <w:start w:val="1"/>
+      <w:numFmt w:val="bullet"/>
+      <w:lvlText w:val=""/>
+      <w:lvlJc w:val="left"/>
+      <w:pPr>
+        <w:ind w:left="5040" w:hanging="360"/>
+      </w:pPr>
+      <w:rPr>
+        <w:rFonts w:ascii="Symbol" w:hAnsi="Symbol" w:hint="default"/>
+      </w:rPr>
+    </w:lvl>
+    <w:lvl w:ilvl="7" w:tplc="04090003" w:tentative="1">
+      <w:start w:val="1"/>
+      <w:numFmt w:val="bullet"/>
+      <w:lvlText w:val="o"/>
+      <w:lvlJc w:val="left"/>
+      <w:pPr>
+        <w:ind w:left="5760" w:hanging="360"/>
+      </w:pPr>
+      <w:rPr>
+        <w:rFonts w:ascii="Courier New" w:hAnsi="Courier New" w:cs="Courier New" w:hint="default"/>
+      </w:rPr>
+    </w:lvl>
+    <w:lvl w:ilvl="8" w:tplc="04090005" w:tentative="1">
+      <w:start w:val="1"/>
+      <w:numFmt w:val="bullet"/>
+      <w:lvlText w:val=""/>
+      <w:lvlJc w:val="left"/>
+      <w:pPr>
+        <w:ind w:left="6480" w:hanging="360"/>
+      </w:pPr>
+      <w:rPr>
+        <w:rFonts w:ascii="Wingdings" w:hAnsi="Wingdings" w:hint="default"/>
+      </w:rPr>
+    </w:lvl>
+  </w:abstractNum>
+  <w:abstractNum w:abstractNumId="6" w15:restartNumberingAfterBreak="0">
     <w:nsid w:val="27E405AC"/>
     <w:multiLevelType w:val="hybridMultilevel"/>
     <w:tmpl w:val="9B1291C6"/>
@@ -8276,7 +9912,7 @@
       </w:rPr>
     </w:lvl>
   </w:abstractNum>
-  <w:abstractNum w:abstractNumId="6" w15:restartNumberingAfterBreak="0">
+  <w:abstractNum w:abstractNumId="7" w15:restartNumberingAfterBreak="0">
     <w:nsid w:val="2F0763A5"/>
     <w:multiLevelType w:val="hybridMultilevel"/>
     <w:tmpl w:val="A2504914"/>
@@ -8389,7 +10025,7 @@
       </w:rPr>
     </w:lvl>
   </w:abstractNum>
-  <w:abstractNum w:abstractNumId="7" w15:restartNumberingAfterBreak="0">
+  <w:abstractNum w:abstractNumId="8" w15:restartNumberingAfterBreak="0">
     <w:nsid w:val="2FE35521"/>
     <w:multiLevelType w:val="multilevel"/>
     <w:tmpl w:val="345AC37C"/>
@@ -8538,7 +10174,7 @@
       </w:rPr>
     </w:lvl>
   </w:abstractNum>
-  <w:abstractNum w:abstractNumId="8" w15:restartNumberingAfterBreak="0">
+  <w:abstractNum w:abstractNumId="9" w15:restartNumberingAfterBreak="0">
     <w:nsid w:val="34F02102"/>
     <w:multiLevelType w:val="hybridMultilevel"/>
     <w:tmpl w:val="DB76E348"/>
@@ -8654,7 +10290,7 @@
       </w:rPr>
     </w:lvl>
   </w:abstractNum>
-  <w:abstractNum w:abstractNumId="9" w15:restartNumberingAfterBreak="0">
+  <w:abstractNum w:abstractNumId="10" w15:restartNumberingAfterBreak="0">
     <w:nsid w:val="3E5462CB"/>
     <w:multiLevelType w:val="hybridMultilevel"/>
     <w:tmpl w:val="84E4C6D4"/>
@@ -8767,7 +10403,7 @@
       </w:rPr>
     </w:lvl>
   </w:abstractNum>
-  <w:abstractNum w:abstractNumId="10" w15:restartNumberingAfterBreak="0">
+  <w:abstractNum w:abstractNumId="11" w15:restartNumberingAfterBreak="0">
     <w:nsid w:val="433A4055"/>
     <w:multiLevelType w:val="multilevel"/>
     <w:tmpl w:val="60F4C4B2"/>
@@ -8916,7 +10552,7 @@
       </w:rPr>
     </w:lvl>
   </w:abstractNum>
-  <w:abstractNum w:abstractNumId="11" w15:restartNumberingAfterBreak="0">
+  <w:abstractNum w:abstractNumId="12" w15:restartNumberingAfterBreak="0">
     <w:nsid w:val="4D4D3614"/>
     <w:multiLevelType w:val="multilevel"/>
     <w:tmpl w:val="CCD6C754"/>
@@ -9065,7 +10701,7 @@
       </w:rPr>
     </w:lvl>
   </w:abstractNum>
-  <w:abstractNum w:abstractNumId="12" w15:restartNumberingAfterBreak="0">
+  <w:abstractNum w:abstractNumId="13" w15:restartNumberingAfterBreak="0">
     <w:nsid w:val="57936DBC"/>
     <w:multiLevelType w:val="hybridMultilevel"/>
     <w:tmpl w:val="96CA4C58"/>
@@ -9178,7 +10814,7 @@
       </w:rPr>
     </w:lvl>
   </w:abstractNum>
-  <w:abstractNum w:abstractNumId="13" w15:restartNumberingAfterBreak="0">
+  <w:abstractNum w:abstractNumId="14" w15:restartNumberingAfterBreak="0">
     <w:nsid w:val="58422F68"/>
     <w:multiLevelType w:val="hybridMultilevel"/>
     <w:tmpl w:val="DC844CEA"/>
@@ -9291,7 +10927,7 @@
       </w:rPr>
     </w:lvl>
   </w:abstractNum>
-  <w:abstractNum w:abstractNumId="14" w15:restartNumberingAfterBreak="0">
+  <w:abstractNum w:abstractNumId="15" w15:restartNumberingAfterBreak="0">
     <w:nsid w:val="597F356E"/>
     <w:multiLevelType w:val="hybridMultilevel"/>
     <w:tmpl w:val="85A4794C"/>
@@ -9406,7 +11042,7 @@
       </w:rPr>
     </w:lvl>
   </w:abstractNum>
-  <w:abstractNum w:abstractNumId="15" w15:restartNumberingAfterBreak="0">
+  <w:abstractNum w:abstractNumId="16" w15:restartNumberingAfterBreak="0">
     <w:nsid w:val="6A0349EA"/>
     <w:multiLevelType w:val="hybridMultilevel"/>
     <w:tmpl w:val="5A38A0A4"/>
@@ -9519,7 +11155,233 @@
       </w:rPr>
     </w:lvl>
   </w:abstractNum>
-  <w:abstractNum w:abstractNumId="16" w15:restartNumberingAfterBreak="0">
+  <w:abstractNum w:abstractNumId="17" w15:restartNumberingAfterBreak="0">
+    <w:nsid w:val="6A1D25D3"/>
+    <w:multiLevelType w:val="hybridMultilevel"/>
+    <w:tmpl w:val="A2505EFC"/>
+    <w:lvl w:ilvl="0" w:tplc="04090001">
+      <w:start w:val="1"/>
+      <w:numFmt w:val="bullet"/>
+      <w:lvlText w:val=""/>
+      <w:lvlJc w:val="left"/>
+      <w:pPr>
+        <w:ind w:left="720" w:hanging="360"/>
+      </w:pPr>
+      <w:rPr>
+        <w:rFonts w:ascii="Symbol" w:hAnsi="Symbol" w:hint="default"/>
+      </w:rPr>
+    </w:lvl>
+    <w:lvl w:ilvl="1" w:tplc="04090003" w:tentative="1">
+      <w:start w:val="1"/>
+      <w:numFmt w:val="bullet"/>
+      <w:lvlText w:val="o"/>
+      <w:lvlJc w:val="left"/>
+      <w:pPr>
+        <w:ind w:left="1440" w:hanging="360"/>
+      </w:pPr>
+      <w:rPr>
+        <w:rFonts w:ascii="Courier New" w:hAnsi="Courier New" w:cs="Courier New" w:hint="default"/>
+      </w:rPr>
+    </w:lvl>
+    <w:lvl w:ilvl="2" w:tplc="04090005" w:tentative="1">
+      <w:start w:val="1"/>
+      <w:numFmt w:val="bullet"/>
+      <w:lvlText w:val=""/>
+      <w:lvlJc w:val="left"/>
+      <w:pPr>
+        <w:ind w:left="2160" w:hanging="360"/>
+      </w:pPr>
+      <w:rPr>
+        <w:rFonts w:ascii="Wingdings" w:hAnsi="Wingdings" w:hint="default"/>
+      </w:rPr>
+    </w:lvl>
+    <w:lvl w:ilvl="3" w:tplc="04090001" w:tentative="1">
+      <w:start w:val="1"/>
+      <w:numFmt w:val="bullet"/>
+      <w:lvlText w:val=""/>
+      <w:lvlJc w:val="left"/>
+      <w:pPr>
+        <w:ind w:left="2880" w:hanging="360"/>
+      </w:pPr>
+      <w:rPr>
+        <w:rFonts w:ascii="Symbol" w:hAnsi="Symbol" w:hint="default"/>
+      </w:rPr>
+    </w:lvl>
+    <w:lvl w:ilvl="4" w:tplc="04090003" w:tentative="1">
+      <w:start w:val="1"/>
+      <w:numFmt w:val="bullet"/>
+      <w:lvlText w:val="o"/>
+      <w:lvlJc w:val="left"/>
+      <w:pPr>
+        <w:ind w:left="3600" w:hanging="360"/>
+      </w:pPr>
+      <w:rPr>
+        <w:rFonts w:ascii="Courier New" w:hAnsi="Courier New" w:cs="Courier New" w:hint="default"/>
+      </w:rPr>
+    </w:lvl>
+    <w:lvl w:ilvl="5" w:tplc="04090005" w:tentative="1">
+      <w:start w:val="1"/>
+      <w:numFmt w:val="bullet"/>
+      <w:lvlText w:val=""/>
+      <w:lvlJc w:val="left"/>
+      <w:pPr>
+        <w:ind w:left="4320" w:hanging="360"/>
+      </w:pPr>
+      <w:rPr>
+        <w:rFonts w:ascii="Wingdings" w:hAnsi="Wingdings" w:hint="default"/>
+      </w:rPr>
+    </w:lvl>
+    <w:lvl w:ilvl="6" w:tplc="04090001" w:tentative="1">
+      <w:start w:val="1"/>
+      <w:numFmt w:val="bullet"/>
+      <w:lvlText w:val=""/>
+      <w:lvlJc w:val="left"/>
+      <w:pPr>
+        <w:ind w:left="5040" w:hanging="360"/>
+      </w:pPr>
+      <w:rPr>
+        <w:rFonts w:ascii="Symbol" w:hAnsi="Symbol" w:hint="default"/>
+      </w:rPr>
+    </w:lvl>
+    <w:lvl w:ilvl="7" w:tplc="04090003" w:tentative="1">
+      <w:start w:val="1"/>
+      <w:numFmt w:val="bullet"/>
+      <w:lvlText w:val="o"/>
+      <w:lvlJc w:val="left"/>
+      <w:pPr>
+        <w:ind w:left="5760" w:hanging="360"/>
+      </w:pPr>
+      <w:rPr>
+        <w:rFonts w:ascii="Courier New" w:hAnsi="Courier New" w:cs="Courier New" w:hint="default"/>
+      </w:rPr>
+    </w:lvl>
+    <w:lvl w:ilvl="8" w:tplc="04090005" w:tentative="1">
+      <w:start w:val="1"/>
+      <w:numFmt w:val="bullet"/>
+      <w:lvlText w:val=""/>
+      <w:lvlJc w:val="left"/>
+      <w:pPr>
+        <w:ind w:left="6480" w:hanging="360"/>
+      </w:pPr>
+      <w:rPr>
+        <w:rFonts w:ascii="Wingdings" w:hAnsi="Wingdings" w:hint="default"/>
+      </w:rPr>
+    </w:lvl>
+  </w:abstractNum>
+  <w:abstractNum w:abstractNumId="18" w15:restartNumberingAfterBreak="0">
+    <w:nsid w:val="6CF677B7"/>
+    <w:multiLevelType w:val="hybridMultilevel"/>
+    <w:tmpl w:val="15D02188"/>
+    <w:lvl w:ilvl="0" w:tplc="04090001">
+      <w:start w:val="1"/>
+      <w:numFmt w:val="bullet"/>
+      <w:lvlText w:val=""/>
+      <w:lvlJc w:val="left"/>
+      <w:pPr>
+        <w:ind w:left="720" w:hanging="360"/>
+      </w:pPr>
+      <w:rPr>
+        <w:rFonts w:ascii="Symbol" w:hAnsi="Symbol" w:hint="default"/>
+      </w:rPr>
+    </w:lvl>
+    <w:lvl w:ilvl="1" w:tplc="04090003" w:tentative="1">
+      <w:start w:val="1"/>
+      <w:numFmt w:val="bullet"/>
+      <w:lvlText w:val="o"/>
+      <w:lvlJc w:val="left"/>
+      <w:pPr>
+        <w:ind w:left="1440" w:hanging="360"/>
+      </w:pPr>
+      <w:rPr>
+        <w:rFonts w:ascii="Courier New" w:hAnsi="Courier New" w:cs="Courier New" w:hint="default"/>
+      </w:rPr>
+    </w:lvl>
+    <w:lvl w:ilvl="2" w:tplc="04090005" w:tentative="1">
+      <w:start w:val="1"/>
+      <w:numFmt w:val="bullet"/>
+      <w:lvlText w:val=""/>
+      <w:lvlJc w:val="left"/>
+      <w:pPr>
+        <w:ind w:left="2160" w:hanging="360"/>
+      </w:pPr>
+      <w:rPr>
+        <w:rFonts w:ascii="Wingdings" w:hAnsi="Wingdings" w:hint="default"/>
+      </w:rPr>
+    </w:lvl>
+    <w:lvl w:ilvl="3" w:tplc="04090001" w:tentative="1">
+      <w:start w:val="1"/>
+      <w:numFmt w:val="bullet"/>
+      <w:lvlText w:val=""/>
+      <w:lvlJc w:val="left"/>
+      <w:pPr>
+        <w:ind w:left="2880" w:hanging="360"/>
+      </w:pPr>
+      <w:rPr>
+        <w:rFonts w:ascii="Symbol" w:hAnsi="Symbol" w:hint="default"/>
+      </w:rPr>
+    </w:lvl>
+    <w:lvl w:ilvl="4" w:tplc="04090003" w:tentative="1">
+      <w:start w:val="1"/>
+      <w:numFmt w:val="bullet"/>
+      <w:lvlText w:val="o"/>
+      <w:lvlJc w:val="left"/>
+      <w:pPr>
+        <w:ind w:left="3600" w:hanging="360"/>
+      </w:pPr>
+      <w:rPr>
+        <w:rFonts w:ascii="Courier New" w:hAnsi="Courier New" w:cs="Courier New" w:hint="default"/>
+      </w:rPr>
+    </w:lvl>
+    <w:lvl w:ilvl="5" w:tplc="04090005" w:tentative="1">
+      <w:start w:val="1"/>
+      <w:numFmt w:val="bullet"/>
+      <w:lvlText w:val=""/>
+      <w:lvlJc w:val="left"/>
+      <w:pPr>
+        <w:ind w:left="4320" w:hanging="360"/>
+      </w:pPr>
+      <w:rPr>
+        <w:rFonts w:ascii="Wingdings" w:hAnsi="Wingdings" w:hint="default"/>
+      </w:rPr>
+    </w:lvl>
+    <w:lvl w:ilvl="6" w:tplc="04090001" w:tentative="1">
+      <w:start w:val="1"/>
+      <w:numFmt w:val="bullet"/>
+      <w:lvlText w:val=""/>
+      <w:lvlJc w:val="left"/>
+      <w:pPr>
+        <w:ind w:left="5040" w:hanging="360"/>
+      </w:pPr>
+      <w:rPr>
+        <w:rFonts w:ascii="Symbol" w:hAnsi="Symbol" w:hint="default"/>
+      </w:rPr>
+    </w:lvl>
+    <w:lvl w:ilvl="7" w:tplc="04090003" w:tentative="1">
+      <w:start w:val="1"/>
+      <w:numFmt w:val="bullet"/>
+      <w:lvlText w:val="o"/>
+      <w:lvlJc w:val="left"/>
+      <w:pPr>
+        <w:ind w:left="5760" w:hanging="360"/>
+      </w:pPr>
+      <w:rPr>
+        <w:rFonts w:ascii="Courier New" w:hAnsi="Courier New" w:cs="Courier New" w:hint="default"/>
+      </w:rPr>
+    </w:lvl>
+    <w:lvl w:ilvl="8" w:tplc="04090005" w:tentative="1">
+      <w:start w:val="1"/>
+      <w:numFmt w:val="bullet"/>
+      <w:lvlText w:val=""/>
+      <w:lvlJc w:val="left"/>
+      <w:pPr>
+        <w:ind w:left="6480" w:hanging="360"/>
+      </w:pPr>
+      <w:rPr>
+        <w:rFonts w:ascii="Wingdings" w:hAnsi="Wingdings" w:hint="default"/>
+      </w:rPr>
+    </w:lvl>
+  </w:abstractNum>
+  <w:abstractNum w:abstractNumId="19" w15:restartNumberingAfterBreak="0">
     <w:nsid w:val="6DE52EFF"/>
     <w:multiLevelType w:val="hybridMultilevel"/>
     <w:tmpl w:val="5E8A63DC"/>
@@ -9632,11 +11494,11 @@
       </w:rPr>
     </w:lvl>
   </w:abstractNum>
-  <w:abstractNum w:abstractNumId="17" w15:restartNumberingAfterBreak="0">
+  <w:abstractNum w:abstractNumId="20" w15:restartNumberingAfterBreak="0">
     <w:nsid w:val="6EF622C2"/>
     <w:multiLevelType w:val="hybridMultilevel"/>
-    <w:tmpl w:val="C6C4C2F2"/>
-    <w:lvl w:ilvl="0" w:tplc="04090001">
+    <w:tmpl w:val="DDA48DD6"/>
+    <w:lvl w:ilvl="0" w:tplc="E64C88BA">
       <w:start w:val="1"/>
       <w:numFmt w:val="bullet"/>
       <w:lvlText w:val=""/>
@@ -9646,9 +11508,10 @@
       </w:pPr>
       <w:rPr>
         <w:rFonts w:ascii="Symbol" w:hAnsi="Symbol" w:hint="default"/>
-      </w:rPr>
-    </w:lvl>
-    <w:lvl w:ilvl="1" w:tplc="04090003" w:tentative="1">
+        <w:color w:val="000000" w:themeColor="text1"/>
+      </w:rPr>
+    </w:lvl>
+    <w:lvl w:ilvl="1" w:tplc="04090003">
       <w:start w:val="1"/>
       <w:numFmt w:val="bullet"/>
       <w:lvlText w:val="o"/>
@@ -9745,7 +11608,7 @@
       </w:rPr>
     </w:lvl>
   </w:abstractNum>
-  <w:abstractNum w:abstractNumId="18" w15:restartNumberingAfterBreak="0">
+  <w:abstractNum w:abstractNumId="21" w15:restartNumberingAfterBreak="0">
     <w:nsid w:val="71371813"/>
     <w:multiLevelType w:val="hybridMultilevel"/>
     <w:tmpl w:val="28047A34"/>
@@ -9859,7 +11722,7 @@
       </w:rPr>
     </w:lvl>
   </w:abstractNum>
-  <w:abstractNum w:abstractNumId="19" w15:restartNumberingAfterBreak="0">
+  <w:abstractNum w:abstractNumId="22" w15:restartNumberingAfterBreak="0">
     <w:nsid w:val="75E63E30"/>
     <w:multiLevelType w:val="hybridMultilevel"/>
     <w:tmpl w:val="F0C2D230"/>
@@ -9972,7 +11835,7 @@
       </w:rPr>
     </w:lvl>
   </w:abstractNum>
-  <w:abstractNum w:abstractNumId="20" w15:restartNumberingAfterBreak="0">
+  <w:abstractNum w:abstractNumId="23" w15:restartNumberingAfterBreak="0">
     <w:nsid w:val="76EF0EB1"/>
     <w:multiLevelType w:val="hybridMultilevel"/>
     <w:tmpl w:val="DD8E3EE6"/>
@@ -10085,7 +11948,7 @@
       </w:rPr>
     </w:lvl>
   </w:abstractNum>
-  <w:abstractNum w:abstractNumId="21" w15:restartNumberingAfterBreak="0">
+  <w:abstractNum w:abstractNumId="24" w15:restartNumberingAfterBreak="0">
     <w:nsid w:val="7FA243D9"/>
     <w:multiLevelType w:val="hybridMultilevel"/>
     <w:tmpl w:val="272887F6"/>
@@ -10199,13 +12062,13 @@
     </w:lvl>
   </w:abstractNum>
   <w:num w:numId="1" w16cid:durableId="813371661">
-    <w:abstractNumId w:val="14"/>
+    <w:abstractNumId w:val="15"/>
   </w:num>
   <w:num w:numId="2" w16cid:durableId="1004747316">
     <w:abstractNumId w:val="1"/>
   </w:num>
   <w:num w:numId="3" w16cid:durableId="373582637">
-    <w:abstractNumId w:val="8"/>
+    <w:abstractNumId w:val="9"/>
   </w:num>
   <w:num w:numId="4" w16cid:durableId="2139061235">
     <w:abstractNumId w:val="4"/>
@@ -10214,62 +12077,71 @@
     <w:abstractNumId w:val="2"/>
   </w:num>
   <w:num w:numId="6" w16cid:durableId="1273709696">
+    <w:abstractNumId w:val="22"/>
+  </w:num>
+  <w:num w:numId="7" w16cid:durableId="1863009943">
     <w:abstractNumId w:val="19"/>
   </w:num>
-  <w:num w:numId="7" w16cid:durableId="1863009943">
-    <w:abstractNumId w:val="16"/>
-  </w:num>
   <w:num w:numId="8" w16cid:durableId="1958609221">
-    <w:abstractNumId w:val="17"/>
+    <w:abstractNumId w:val="20"/>
   </w:num>
   <w:num w:numId="9" w16cid:durableId="1751805860">
-    <w:abstractNumId w:val="18"/>
+    <w:abstractNumId w:val="21"/>
   </w:num>
   <w:num w:numId="10" w16cid:durableId="245306890">
     <w:abstractNumId w:val="0"/>
   </w:num>
   <w:num w:numId="11" w16cid:durableId="26180419">
-    <w:abstractNumId w:val="5"/>
+    <w:abstractNumId w:val="6"/>
   </w:num>
   <w:num w:numId="12" w16cid:durableId="897860222">
-    <w:abstractNumId w:val="15"/>
+    <w:abstractNumId w:val="16"/>
   </w:num>
   <w:num w:numId="13" w16cid:durableId="1064140542">
+    <w:abstractNumId w:val="13"/>
+  </w:num>
+  <w:num w:numId="14" w16cid:durableId="1625692698">
+    <w:abstractNumId w:val="14"/>
+  </w:num>
+  <w:num w:numId="15" w16cid:durableId="186914985">
     <w:abstractNumId w:val="12"/>
   </w:num>
-  <w:num w:numId="14" w16cid:durableId="1625692698">
-    <w:abstractNumId w:val="13"/>
+  <w:num w:numId="16" w16cid:durableId="1077363795">
+    <w:abstractNumId w:val="8"/>
   </w:num>
-  <w:num w:numId="15" w16cid:durableId="186914985">
+  <w:num w:numId="17" w16cid:durableId="1987666265">
     <w:abstractNumId w:val="11"/>
   </w:num>
-  <w:num w:numId="16" w16cid:durableId="1077363795">
+  <w:num w:numId="18" w16cid:durableId="777454382">
+    <w:abstractNumId w:val="10"/>
+  </w:num>
+  <w:num w:numId="19" w16cid:durableId="614798257">
     <w:abstractNumId w:val="7"/>
   </w:num>
-  <w:num w:numId="17" w16cid:durableId="1987666265">
-    <w:abstractNumId w:val="10"/>
-  </w:num>
-  <w:num w:numId="18" w16cid:durableId="777454382">
-    <w:abstractNumId w:val="9"/>
-  </w:num>
-  <w:num w:numId="19" w16cid:durableId="614798257">
-    <w:abstractNumId w:val="6"/>
-  </w:num>
   <w:num w:numId="20" w16cid:durableId="706491433">
-    <w:abstractNumId w:val="20"/>
+    <w:abstractNumId w:val="23"/>
   </w:num>
   <w:num w:numId="21" w16cid:durableId="1655451510">
-    <w:abstractNumId w:val="21"/>
+    <w:abstractNumId w:val="24"/>
   </w:num>
   <w:num w:numId="22" w16cid:durableId="1552617669">
     <w:abstractNumId w:val="3"/>
+  </w:num>
+  <w:num w:numId="23" w16cid:durableId="1114253368">
+    <w:abstractNumId w:val="5"/>
+  </w:num>
+  <w:num w:numId="24" w16cid:durableId="1513488389">
+    <w:abstractNumId w:val="18"/>
+  </w:num>
+  <w:num w:numId="25" w16cid:durableId="166017320">
+    <w:abstractNumId w:val="17"/>
   </w:num>
   <w:numIdMacAtCleanup w:val="9"/>
 </w:numbering>
 </file>
 
 <file path=word/styles.xml><?xml version="1.0" encoding="utf-8"?>
-<w:styles xmlns:mc="http://schemas.openxmlformats.org/markup-compatibility/2006" xmlns:r="http://schemas.openxmlformats.org/officeDocument/2006/relationships" xmlns:w="http://schemas.openxmlformats.org/wordprocessingml/2006/main" xmlns:w14="http://schemas.microsoft.com/office/word/2010/wordml" xmlns:w15="http://schemas.microsoft.com/office/word/2012/wordml" xmlns:w16cex="http://schemas.microsoft.com/office/word/2018/wordml/cex" xmlns:w16cid="http://schemas.microsoft.com/office/word/2016/wordml/cid" xmlns:w16="http://schemas.microsoft.com/office/word/2018/wordml" xmlns:w16du="http://schemas.microsoft.com/office/word/2023/wordml/word16du" xmlns:w16sdtdh="http://schemas.microsoft.com/office/word/2020/wordml/sdtdatahash" xmlns:w16se="http://schemas.microsoft.com/office/word/2015/wordml/symex" mc:Ignorable="w14 w15 w16se w16cid w16 w16cex w16sdtdh w16du">
+<w:styles xmlns:mc="http://schemas.openxmlformats.org/markup-compatibility/2006" xmlns:r="http://schemas.openxmlformats.org/officeDocument/2006/relationships" xmlns:w="http://schemas.openxmlformats.org/wordprocessingml/2006/main" xmlns:w14="http://schemas.microsoft.com/office/word/2010/wordml" xmlns:w15="http://schemas.microsoft.com/office/word/2012/wordml" xmlns:w16cex="http://schemas.microsoft.com/office/word/2018/wordml/cex" xmlns:w16cid="http://schemas.microsoft.com/office/word/2016/wordml/cid" xmlns:w16="http://schemas.microsoft.com/office/word/2018/wordml" xmlns:w16du="http://schemas.microsoft.com/office/word/2023/wordml/word16du" xmlns:w16sdtdh="http://schemas.microsoft.com/office/word/2020/wordml/sdtdatahash" xmlns:w16sdtfl="http://schemas.microsoft.com/office/word/2024/wordml/sdtformatlock" xmlns:w16se="http://schemas.microsoft.com/office/word/2015/wordml/symex" mc:Ignorable="w14 w15 w16se w16cid w16 w16cex w16sdtdh w16sdtfl w16du">
   <w:docDefaults>
     <w:rPrDefault>
       <w:rPr>
@@ -10780,6 +12652,7 @@
   <w:style w:type="character" w:default="1" w:styleId="DefaultParagraphFont">
     <w:name w:val="Default Paragraph Font"/>
     <w:uiPriority w:val="1"/>
+    <w:semiHidden/>
     <w:unhideWhenUsed/>
   </w:style>
   <w:style w:type="table" w:default="1" w:styleId="TableNormal">
